--- a/Kỹ thuật Phục hồi chức năng/01. Môn học Cơ sở (II.1)/MH09. Hóa sinh/Đề cương /học/8. Enzym, Năng lượng sinh học.docx
+++ b/Kỹ thuật Phục hồi chức năng/01. Môn học Cơ sở (II.1)/MH09. Hóa sinh/Đề cương /học/8. Enzym, Năng lượng sinh học.docx
@@ -42,6 +42,15 @@
           <w:lang w:val="fr-FR"/>
         </w:rPr>
       </w:r>
+      <w:r>
+        <w:rPr>
+          <w:rFonts w:cs="Times New Roman"/>
+          <w:b/>
+          <w:bCs/>
+          <w:szCs w:val="28"/>
+          <w:lang w:val="fr-FR"/>
+        </w:rPr>
+      </w:r>
     </w:p>
     <w:p>
       <w:pPr>
@@ -82,6 +91,14 @@
           <w:lang w:val="fr-FR"/>
         </w:rPr>
         <w:t xml:space="preserve">Hexokinase được hoạt hóa bởi Coenzym nào sau đây</w:t>
+      </w:r>
+      <w:r>
+        <w:rPr>
+          <w:rFonts w:cs="Times New Roman"/>
+          <w:bCs/>
+          <w:szCs w:val="28"/>
+          <w:lang w:val="fr-FR"/>
+        </w:rPr>
       </w:r>
       <w:r>
         <w:rPr>
@@ -141,6 +158,15 @@
           <w:lang w:val="fr-FR"/>
         </w:rPr>
         <w:tab/>
+      </w:r>
+      <w:r>
+        <w:rPr>
+          <w:rFonts w:cs="Times New Roman"/>
+          <w:bCs/>
+          <w:szCs w:val="28"/>
+          <w:highlight w:val="yellow"/>
+          <w:lang w:val="fr-FR"/>
+        </w:rPr>
         <w:t xml:space="preserve">B. Mg</w:t>
       </w:r>
       <w:r>
@@ -148,6 +174,7 @@
           <w:rFonts w:cs="Times New Roman"/>
           <w:bCs/>
           <w:szCs w:val="28"/>
+          <w:highlight w:val="yellow"/>
           <w:vertAlign w:val="superscript"/>
           <w:lang w:val="fr-FR"/>
         </w:rPr>
@@ -211,6 +238,14 @@
           <w:lang w:val="fr-FR"/>
         </w:rPr>
       </w:r>
+      <w:r>
+        <w:rPr>
+          <w:rFonts w:cs="Times New Roman"/>
+          <w:bCs/>
+          <w:szCs w:val="28"/>
+          <w:lang w:val="fr-FR"/>
+        </w:rPr>
+      </w:r>
     </w:p>
     <w:p>
       <w:pPr>
@@ -251,6 +286,14 @@
           <w:lang w:val="fr-FR"/>
         </w:rPr>
         <w:t xml:space="preserve">Glucose-6phosphatase được hoạt hóa bởi Coenzym nào sau đây</w:t>
+      </w:r>
+      <w:r>
+        <w:rPr>
+          <w:rFonts w:cs="Times New Roman"/>
+          <w:bCs/>
+          <w:szCs w:val="28"/>
+          <w:lang w:val="fr-FR"/>
+        </w:rPr>
       </w:r>
       <w:r>
         <w:rPr>
@@ -310,6 +353,15 @@
           <w:lang w:val="fr-FR"/>
         </w:rPr>
         <w:tab/>
+      </w:r>
+      <w:r>
+        <w:rPr>
+          <w:rFonts w:cs="Times New Roman"/>
+          <w:bCs/>
+          <w:szCs w:val="28"/>
+          <w:highlight w:val="yellow"/>
+          <w:lang w:val="fr-FR"/>
+        </w:rPr>
         <w:t xml:space="preserve">B. Mg</w:t>
       </w:r>
       <w:r>
@@ -317,6 +369,7 @@
           <w:rFonts w:cs="Times New Roman"/>
           <w:bCs/>
           <w:szCs w:val="28"/>
+          <w:highlight w:val="yellow"/>
           <w:vertAlign w:val="superscript"/>
           <w:lang w:val="fr-FR"/>
         </w:rPr>
@@ -380,6 +433,14 @@
           <w:lang w:val="fr-FR"/>
         </w:rPr>
       </w:r>
+      <w:r>
+        <w:rPr>
+          <w:rFonts w:cs="Times New Roman"/>
+          <w:bCs/>
+          <w:szCs w:val="28"/>
+          <w:lang w:val="fr-FR"/>
+        </w:rPr>
+      </w:r>
     </w:p>
     <w:p>
       <w:pPr>
@@ -429,10 +490,18 @@
           <w:lang w:val="fr-FR"/>
         </w:rPr>
       </w:r>
+      <w:r>
+        <w:rPr>
+          <w:rFonts w:cs="Times New Roman"/>
+          <w:bCs/>
+          <w:szCs w:val="28"/>
+          <w:lang w:val="fr-FR"/>
+        </w:rPr>
+      </w:r>
     </w:p>
     <w:p>
       <w:pPr>
-        <w:pStyle w:val="786"/>
+        <w:pStyle w:val="1008"/>
         <w:keepNext w:val="false"/>
         <w:numPr>
           <w:ilvl w:val="0"/>
@@ -461,6 +530,7 @@
           <w:rFonts w:cs="Times New Roman"/>
           <w:bCs/>
           <w:szCs w:val="28"/>
+          <w:highlight w:val="yellow"/>
           <w:lang w:val="en-US"/>
         </w:rPr>
         <w:t xml:space="preserve">Chuyển loại H</w:t>
@@ -483,6 +553,14 @@
           <w:lang w:val="en-US"/>
         </w:rPr>
         <w:t xml:space="preserve">Chuyển loại amin</w:t>
+      </w:r>
+      <w:r>
+        <w:rPr>
+          <w:rFonts w:cs="Times New Roman"/>
+          <w:bCs/>
+          <w:szCs w:val="28"/>
+          <w:lang w:val="fr-FR"/>
+        </w:rPr>
       </w:r>
       <w:r>
         <w:rPr>
@@ -560,6 +638,14 @@
           <w:lang w:val="fr-FR"/>
         </w:rPr>
       </w:r>
+      <w:r>
+        <w:rPr>
+          <w:rFonts w:cs="Times New Roman"/>
+          <w:bCs/>
+          <w:szCs w:val="28"/>
+          <w:lang w:val="fr-FR"/>
+        </w:rPr>
+      </w:r>
     </w:p>
     <w:p>
       <w:pPr>
@@ -609,10 +695,18 @@
           <w:lang w:val="fr-FR"/>
         </w:rPr>
       </w:r>
+      <w:r>
+        <w:rPr>
+          <w:rFonts w:cs="Times New Roman"/>
+          <w:bCs/>
+          <w:szCs w:val="28"/>
+          <w:lang w:val="fr-FR"/>
+        </w:rPr>
+      </w:r>
     </w:p>
     <w:p>
       <w:pPr>
-        <w:pStyle w:val="786"/>
+        <w:pStyle w:val="1008"/>
         <w:keepNext w:val="false"/>
         <w:numPr>
           <w:ilvl w:val="0"/>
@@ -633,7 +727,7 @@
           <w:rFonts w:cs="Times New Roman"/>
           <w:bCs/>
           <w:szCs w:val="28"/>
-          <w:lang w:val="en-US"/>
+          <w:highlight w:val="yellow"/>
         </w:rPr>
       </w:pPr>
       <w:r>
@@ -641,6 +735,7 @@
           <w:rFonts w:cs="Times New Roman"/>
           <w:bCs/>
           <w:szCs w:val="28"/>
+          <w:highlight w:val="yellow"/>
         </w:rPr>
         <w:t xml:space="preserve">Mỗi enzym có một </w:t>
       </w:r>
@@ -649,6 +744,7 @@
           <w:rFonts w:cs="Times New Roman"/>
           <w:bCs/>
           <w:szCs w:val="28"/>
+          <w:highlight w:val="yellow"/>
           <w:lang w:val="en-US"/>
         </w:rPr>
         <w:t xml:space="preserve">trung tâm hoạt động</w:t>
@@ -658,13 +754,23 @@
           <w:rFonts w:cs="Times New Roman"/>
           <w:bCs/>
           <w:szCs w:val="28"/>
+          <w:highlight w:val="yellow"/>
+          <w:lang w:val="en-US"/>
+        </w:rPr>
+      </w:r>
+      <w:r>
+        <w:rPr>
+          <w:rFonts w:cs="Times New Roman"/>
+          <w:bCs/>
+          <w:szCs w:val="28"/>
+          <w:highlight w:val="yellow"/>
           <w:lang w:val="en-US"/>
         </w:rPr>
       </w:r>
     </w:p>
     <w:p>
       <w:pPr>
-        <w:pStyle w:val="786"/>
+        <w:pStyle w:val="1008"/>
         <w:keepNext w:val="false"/>
         <w:numPr>
           <w:ilvl w:val="0"/>
@@ -721,10 +827,18 @@
           <w:lang w:val="en-US"/>
         </w:rPr>
       </w:r>
+      <w:r>
+        <w:rPr>
+          <w:rFonts w:cs="Times New Roman"/>
+          <w:bCs/>
+          <w:szCs w:val="28"/>
+          <w:lang w:val="en-US"/>
+        </w:rPr>
+      </w:r>
     </w:p>
     <w:p>
       <w:pPr>
-        <w:pStyle w:val="786"/>
+        <w:pStyle w:val="1008"/>
         <w:keepNext w:val="false"/>
         <w:numPr>
           <w:ilvl w:val="0"/>
@@ -765,10 +879,18 @@
           <w:lang w:val="en-US"/>
         </w:rPr>
       </w:r>
+      <w:r>
+        <w:rPr>
+          <w:rFonts w:cs="Times New Roman"/>
+          <w:bCs/>
+          <w:szCs w:val="28"/>
+          <w:lang w:val="en-US"/>
+        </w:rPr>
+      </w:r>
     </w:p>
     <w:p>
       <w:pPr>
-        <w:pStyle w:val="786"/>
+        <w:pStyle w:val="1008"/>
         <w:keepNext w:val="false"/>
         <w:numPr>
           <w:ilvl w:val="0"/>
@@ -834,10 +956,18 @@
           <w:lang w:val="en-US"/>
         </w:rPr>
       </w:r>
+      <w:r>
+        <w:rPr>
+          <w:rFonts w:cs="Times New Roman"/>
+          <w:bCs/>
+          <w:szCs w:val="28"/>
+          <w:lang w:val="en-US"/>
+        </w:rPr>
+      </w:r>
     </w:p>
     <w:p>
       <w:pPr>
-        <w:pStyle w:val="786"/>
+        <w:pStyle w:val="1008"/>
         <w:keepNext w:val="false"/>
         <w:numPr>
           <w:ilvl w:val="0"/>
@@ -903,6 +1033,14 @@
           <w:lang w:val="en-US"/>
         </w:rPr>
       </w:r>
+      <w:r>
+        <w:rPr>
+          <w:rFonts w:cs="Times New Roman"/>
+          <w:bCs/>
+          <w:szCs w:val="28"/>
+          <w:lang w:val="en-US"/>
+        </w:rPr>
+      </w:r>
     </w:p>
     <w:p>
       <w:pPr>
@@ -952,10 +1090,18 @@
           <w:lang w:val="fr-FR"/>
         </w:rPr>
       </w:r>
+      <w:r>
+        <w:rPr>
+          <w:rFonts w:cs="Times New Roman"/>
+          <w:bCs/>
+          <w:szCs w:val="28"/>
+          <w:lang w:val="fr-FR"/>
+        </w:rPr>
+      </w:r>
     </w:p>
     <w:p>
       <w:pPr>
-        <w:pStyle w:val="786"/>
+        <w:pStyle w:val="1008"/>
         <w:keepNext w:val="false"/>
         <w:numPr>
           <w:ilvl w:val="0"/>
@@ -1004,10 +1150,18 @@
           <w:lang w:val="en-US"/>
         </w:rPr>
       </w:r>
+      <w:r>
+        <w:rPr>
+          <w:rFonts w:cs="Times New Roman"/>
+          <w:bCs/>
+          <w:szCs w:val="28"/>
+          <w:lang w:val="en-US"/>
+        </w:rPr>
+      </w:r>
     </w:p>
     <w:p>
       <w:pPr>
-        <w:pStyle w:val="786"/>
+        <w:pStyle w:val="1008"/>
         <w:keepNext w:val="false"/>
         <w:numPr>
           <w:ilvl w:val="0"/>
@@ -1064,10 +1218,18 @@
           <w:lang w:val="en-US"/>
         </w:rPr>
       </w:r>
+      <w:r>
+        <w:rPr>
+          <w:rFonts w:cs="Times New Roman"/>
+          <w:bCs/>
+          <w:szCs w:val="28"/>
+          <w:lang w:val="en-US"/>
+        </w:rPr>
+      </w:r>
     </w:p>
     <w:p>
       <w:pPr>
-        <w:pStyle w:val="786"/>
+        <w:pStyle w:val="1008"/>
         <w:keepNext w:val="false"/>
         <w:numPr>
           <w:ilvl w:val="0"/>
@@ -1108,10 +1270,18 @@
           <w:lang w:val="en-US"/>
         </w:rPr>
       </w:r>
+      <w:r>
+        <w:rPr>
+          <w:rFonts w:cs="Times New Roman"/>
+          <w:bCs/>
+          <w:szCs w:val="28"/>
+          <w:lang w:val="en-US"/>
+        </w:rPr>
+      </w:r>
     </w:p>
     <w:p>
       <w:pPr>
-        <w:pStyle w:val="786"/>
+        <w:pStyle w:val="1008"/>
         <w:keepNext w:val="false"/>
         <w:numPr>
           <w:ilvl w:val="0"/>
@@ -1177,10 +1347,18 @@
           <w:lang w:val="en-US"/>
         </w:rPr>
       </w:r>
+      <w:r>
+        <w:rPr>
+          <w:rFonts w:cs="Times New Roman"/>
+          <w:bCs/>
+          <w:szCs w:val="28"/>
+          <w:lang w:val="en-US"/>
+        </w:rPr>
+      </w:r>
     </w:p>
     <w:p>
       <w:pPr>
-        <w:pStyle w:val="786"/>
+        <w:pStyle w:val="1008"/>
         <w:keepNext w:val="false"/>
         <w:numPr>
           <w:ilvl w:val="0"/>
@@ -1201,6 +1379,7 @@
           <w:rFonts w:cs="Times New Roman"/>
           <w:bCs/>
           <w:szCs w:val="28"/>
+          <w:highlight w:val="yellow"/>
         </w:rPr>
       </w:pPr>
       <w:r>
@@ -1208,6 +1387,7 @@
           <w:rFonts w:cs="Times New Roman"/>
           <w:bCs/>
           <w:szCs w:val="28"/>
+          <w:highlight w:val="yellow"/>
           <w:lang w:val="en-US"/>
         </w:rPr>
         <w:t xml:space="preserve">M</w:t>
@@ -1217,6 +1397,7 @@
           <w:rFonts w:cs="Times New Roman"/>
           <w:bCs/>
           <w:szCs w:val="28"/>
+          <w:highlight w:val="yellow"/>
         </w:rPr>
         <w:t xml:space="preserve">altase chỉ phân giải liên kết </w:t>
       </w:r>
@@ -1225,6 +1406,7 @@
           <w:rFonts w:cs="Times New Roman"/>
           <w:bCs/>
           <w:szCs w:val="28"/>
+          <w:highlight w:val="yellow"/>
           <w:lang w:val="en-US"/>
         </w:rPr>
         <w:t xml:space="preserve">Peptid </w:t>
@@ -1234,6 +1416,7 @@
           <w:rFonts w:cs="Times New Roman"/>
           <w:bCs/>
           <w:szCs w:val="28"/>
+          <w:highlight w:val="yellow"/>
         </w:rPr>
         <w:t xml:space="preserve">được tạo thành từ glucoside của glucose với -OH của monose</w:t>
       </w:r>
@@ -1242,6 +1425,7 @@
           <w:rFonts w:cs="Times New Roman"/>
           <w:bCs/>
           <w:szCs w:val="28"/>
+          <w:highlight w:val="yellow"/>
         </w:rPr>
       </w:r>
       <w:r>
@@ -1249,20 +1433,7 @@
           <w:rFonts w:cs="Times New Roman"/>
           <w:bCs/>
           <w:szCs w:val="28"/>
-        </w:rPr>
-      </w:r>
-      <w:r>
-        <w:rPr>
-          <w:rFonts w:cs="Times New Roman"/>
-          <w:bCs/>
-          <w:szCs w:val="28"/>
-        </w:rPr>
-      </w:r>
-      <w:r>
-        <w:rPr>
-          <w:rFonts w:cs="Times New Roman"/>
-          <w:bCs/>
-          <w:szCs w:val="28"/>
+          <w:highlight w:val="yellow"/>
         </w:rPr>
       </w:r>
     </w:p>
@@ -1298,6 +1469,15 @@
           <w:lang w:val="en-US"/>
         </w:rPr>
         <w:t xml:space="preserve">NĂNG LƯỢNG SINH HỌC</w:t>
+      </w:r>
+      <w:r>
+        <w:rPr>
+          <w:rFonts w:cs="Times New Roman"/>
+          <w:b/>
+          <w:bCs/>
+          <w:szCs w:val="28"/>
+          <w:lang w:val="en-US"/>
+        </w:rPr>
       </w:r>
       <w:r>
         <w:rPr>
@@ -1372,10 +1552,17 @@
           <w:szCs w:val="28"/>
         </w:rPr>
       </w:r>
+      <w:r>
+        <w:rPr>
+          <w:rFonts w:cs="Times New Roman"/>
+          <w:bCs/>
+          <w:szCs w:val="28"/>
+        </w:rPr>
+      </w:r>
     </w:p>
     <w:p>
       <w:pPr>
-        <w:pStyle w:val="786"/>
+        <w:pStyle w:val="1008"/>
         <w:numPr>
           <w:ilvl w:val="0"/>
           <w:numId w:val="23"/>
@@ -1403,6 +1590,7 @@
           <w:rFonts w:cs="Times New Roman"/>
           <w:bCs/>
           <w:szCs w:val="28"/>
+          <w:highlight w:val="yellow"/>
         </w:rPr>
         <w:t xml:space="preserve">Chu trình Krebs</w:t>
       </w:r>
@@ -1414,6 +1602,13 @@
         </w:rPr>
         <w:tab/>
         <w:t xml:space="preserve">B. Chu trình Cori</w:t>
+      </w:r>
+      <w:r>
+        <w:rPr>
+          <w:rFonts w:cs="Times New Roman"/>
+          <w:bCs/>
+          <w:szCs w:val="28"/>
+        </w:rPr>
       </w:r>
       <w:r>
         <w:rPr>
@@ -1478,6 +1673,14 @@
           <w:lang w:val="en-US"/>
         </w:rPr>
       </w:r>
+      <w:r>
+        <w:rPr>
+          <w:rFonts w:cs="Times New Roman"/>
+          <w:bCs/>
+          <w:szCs w:val="28"/>
+          <w:lang w:val="en-US"/>
+        </w:rPr>
+      </w:r>
     </w:p>
     <w:p>
       <w:pPr>
@@ -1525,6 +1728,14 @@
           <w:lang w:val="en-US"/>
         </w:rPr>
         <w:t xml:space="preserve">Alanin - Glucose</w:t>
+      </w:r>
+      <w:r>
+        <w:rPr>
+          <w:rFonts w:cs="Times New Roman"/>
+          <w:bCs/>
+          <w:szCs w:val="28"/>
+          <w:lang w:val="en-US"/>
+        </w:rPr>
       </w:r>
       <w:r>
         <w:rPr>
@@ -1627,6 +1838,12 @@
           <w:lang w:val="en-US"/>
         </w:rPr>
       </w:r>
+      <w:r>
+        <w:rPr>
+          <w:rFonts w:cs="Times New Roman"/>
+          <w:lang w:val="en-US"/>
+        </w:rPr>
+      </w:r>
     </w:p>
     <w:p>
       <w:pPr>
@@ -1687,6 +1904,12 @@
           <w:lang w:val="en-US"/>
         </w:rPr>
       </w:r>
+      <w:r>
+        <w:rPr>
+          <w:rFonts w:cs="Times New Roman"/>
+          <w:lang w:val="en-US"/>
+        </w:rPr>
+      </w:r>
     </w:p>
     <w:p>
       <w:pPr>
@@ -1734,6 +1957,12 @@
           <w:lang w:val="en-US"/>
         </w:rPr>
       </w:r>
+      <w:r>
+        <w:rPr>
+          <w:rFonts w:cs="Times New Roman"/>
+          <w:lang w:val="en-US"/>
+        </w:rPr>
+      </w:r>
     </w:p>
     <w:p>
       <w:pPr>
@@ -1749,12 +1978,13 @@
         <w:ind w:firstLine="0"/>
         <w:rPr>
           <w:rFonts w:cs="Times New Roman"/>
-          <w:lang w:val="en-US"/>
+          <w:highlight w:val="yellow"/>
         </w:rPr>
       </w:pPr>
       <w:r>
         <w:rPr>
           <w:rFonts w:cs="Times New Roman"/>
+          <w:highlight w:val="yellow"/>
           <w:lang w:val="en-US"/>
         </w:rPr>
         <w:tab/>
@@ -1763,6 +1993,14 @@
       <w:r>
         <w:rPr>
           <w:rFonts w:cs="Times New Roman"/>
+          <w:highlight w:val="yellow"/>
+          <w:lang w:val="en-US"/>
+        </w:rPr>
+      </w:r>
+      <w:r>
+        <w:rPr>
+          <w:rFonts w:cs="Times New Roman"/>
+          <w:highlight w:val="yellow"/>
           <w:lang w:val="en-US"/>
         </w:rPr>
       </w:r>
@@ -1805,10 +2043,16 @@
           <w:lang w:val="en-US"/>
         </w:rPr>
       </w:r>
+      <w:r>
+        <w:rPr>
+          <w:rFonts w:cs="Times New Roman"/>
+          <w:lang w:val="en-US"/>
+        </w:rPr>
+      </w:r>
     </w:p>
     <w:p>
       <w:pPr>
-        <w:pStyle w:val="786"/>
+        <w:pStyle w:val="1008"/>
         <w:numPr>
           <w:ilvl w:val="0"/>
           <w:numId w:val="40"/>
@@ -1857,6 +2101,12 @@
           <w:lang w:val="en-US"/>
         </w:rPr>
       </w:r>
+      <w:r>
+        <w:rPr>
+          <w:rFonts w:cs="Times New Roman"/>
+          <w:lang w:val="en-US"/>
+        </w:rPr>
+      </w:r>
     </w:p>
     <w:p>
       <w:pPr>
@@ -1895,7 +2145,21 @@
           <w:lang w:val="en-US"/>
         </w:rPr>
         <w:tab/>
+      </w:r>
+      <w:r>
+        <w:rPr>
+          <w:rFonts w:cs="Times New Roman"/>
+          <w:highlight w:val="yellow"/>
+          <w:lang w:val="en-US"/>
+        </w:rPr>
         <w:t xml:space="preserve">E. A và B đúng</w:t>
+      </w:r>
+      <w:r>
+        <w:rPr>
+          <w:rFonts w:cs="Times New Roman"/>
+          <w:highlight w:val="yellow"/>
+          <w:lang w:val="en-US"/>
+        </w:rPr>
       </w:r>
       <w:r>
         <w:rPr>
@@ -1949,10 +2213,16 @@
           <w:lang w:val="en-US"/>
         </w:rPr>
       </w:r>
+      <w:r>
+        <w:rPr>
+          <w:rFonts w:cs="Times New Roman"/>
+          <w:lang w:val="en-US"/>
+        </w:rPr>
+      </w:r>
     </w:p>
     <w:p>
       <w:pPr>
-        <w:pStyle w:val="786"/>
+        <w:pStyle w:val="1008"/>
         <w:numPr>
           <w:ilvl w:val="0"/>
           <w:numId w:val="41"/>
@@ -1991,10 +2261,16 @@
           <w:lang w:val="en-US"/>
         </w:rPr>
       </w:r>
+      <w:r>
+        <w:rPr>
+          <w:rFonts w:cs="Times New Roman"/>
+          <w:lang w:val="en-US"/>
+        </w:rPr>
+      </w:r>
     </w:p>
     <w:p>
       <w:pPr>
-        <w:pStyle w:val="786"/>
+        <w:pStyle w:val="1008"/>
         <w:numPr>
           <w:ilvl w:val="0"/>
           <w:numId w:val="41"/>
@@ -2033,10 +2309,16 @@
           <w:lang w:val="en-US"/>
         </w:rPr>
       </w:r>
+      <w:r>
+        <w:rPr>
+          <w:rFonts w:cs="Times New Roman"/>
+          <w:lang w:val="en-US"/>
+        </w:rPr>
+      </w:r>
     </w:p>
     <w:p>
       <w:pPr>
-        <w:pStyle w:val="786"/>
+        <w:pStyle w:val="1008"/>
         <w:numPr>
           <w:ilvl w:val="0"/>
           <w:numId w:val="41"/>
@@ -2139,10 +2421,16 @@
           <w:lang w:val="en-US"/>
         </w:rPr>
       </w:r>
+      <w:r>
+        <w:rPr>
+          <w:rFonts w:cs="Times New Roman"/>
+          <w:lang w:val="en-US"/>
+        </w:rPr>
+      </w:r>
     </w:p>
     <w:p>
       <w:pPr>
-        <w:pStyle w:val="786"/>
+        <w:pStyle w:val="1008"/>
         <w:numPr>
           <w:ilvl w:val="0"/>
           <w:numId w:val="41"/>
@@ -2214,10 +2502,16 @@
           <w:lang w:val="en-US"/>
         </w:rPr>
       </w:r>
+      <w:r>
+        <w:rPr>
+          <w:rFonts w:cs="Times New Roman"/>
+          <w:lang w:val="en-US"/>
+        </w:rPr>
+      </w:r>
     </w:p>
     <w:p>
       <w:pPr>
-        <w:pStyle w:val="786"/>
+        <w:pStyle w:val="1008"/>
         <w:numPr>
           <w:ilvl w:val="0"/>
           <w:numId w:val="41"/>
@@ -2234,12 +2528,13 @@
         <w:ind/>
         <w:rPr>
           <w:rFonts w:cs="Times New Roman"/>
-          <w:lang w:val="en-US"/>
+          <w:highlight w:val="yellow"/>
         </w:rPr>
       </w:pPr>
       <w:r>
         <w:rPr>
           <w:rFonts w:cs="Times New Roman"/>
+          <w:highlight w:val="yellow"/>
           <w:lang w:val="en-US"/>
         </w:rPr>
         <w:t xml:space="preserve">N</w:t>
@@ -2247,12 +2542,14 @@
       <w:r>
         <w:rPr>
           <w:rFonts w:cs="Times New Roman"/>
+          <w:highlight w:val="yellow"/>
         </w:rPr>
         <w:t xml:space="preserve">guồn năng lượng duy nhất cơ thể sử dụng là của các quá trình oxy hóa</w:t>
       </w:r>
       <w:r>
         <w:rPr>
           <w:rFonts w:cs="Times New Roman"/>
+          <w:highlight w:val="yellow"/>
           <w:lang w:val="en-US"/>
         </w:rPr>
         <w:t xml:space="preserve">.</w:t>
@@ -2260,6 +2557,14 @@
       <w:r>
         <w:rPr>
           <w:rFonts w:cs="Times New Roman"/>
+          <w:highlight w:val="yellow"/>
+          <w:lang w:val="en-US"/>
+        </w:rPr>
+      </w:r>
+      <w:r>
+        <w:rPr>
+          <w:rFonts w:cs="Times New Roman"/>
+          <w:highlight w:val="yellow"/>
           <w:lang w:val="en-US"/>
         </w:rPr>
       </w:r>
@@ -2295,6 +2600,12 @@
           <w:lang w:val="en-US"/>
         </w:rPr>
         <w:t xml:space="preserve"> Chuyển hóa từ ATP sang ADP</w:t>
+      </w:r>
+      <w:r>
+        <w:rPr>
+          <w:rFonts w:cs="Times New Roman"/>
+          <w:lang w:val="en-US"/>
+        </w:rPr>
       </w:r>
       <w:r>
         <w:rPr>
@@ -2347,7 +2658,21 @@
           <w:lang w:val="en-US"/>
         </w:rPr>
         <w:tab/>
+      </w:r>
+      <w:r>
+        <w:rPr>
+          <w:rFonts w:cs="Times New Roman"/>
+          <w:highlight w:val="yellow"/>
+          <w:lang w:val="en-US"/>
+        </w:rPr>
         <w:t xml:space="preserve">B. Cắt đứt 1 liên kết phosphat</w:t>
+      </w:r>
+      <w:r>
+        <w:rPr>
+          <w:rFonts w:cs="Times New Roman"/>
+          <w:highlight w:val="yellow"/>
+          <w:lang w:val="en-US"/>
+        </w:rPr>
       </w:r>
       <w:r>
         <w:rPr>
@@ -2395,6 +2720,12 @@
           <w:lang w:val="en-US"/>
         </w:rPr>
       </w:r>
+      <w:r>
+        <w:rPr>
+          <w:rFonts w:cs="Times New Roman"/>
+          <w:lang w:val="en-US"/>
+        </w:rPr>
+      </w:r>
     </w:p>
     <w:p>
       <w:pPr>
@@ -2420,6 +2751,12 @@
         </w:rPr>
         <w:tab/>
         <w:t xml:space="preserve">E. Cộng thêm 3 liên kết phosphat</w:t>
+      </w:r>
+      <w:r>
+        <w:rPr>
+          <w:rFonts w:cs="Times New Roman"/>
+          <w:lang w:val="en-US"/>
+        </w:rPr>
       </w:r>
       <w:r>
         <w:rPr>
@@ -2466,6 +2803,12 @@
           <w:lang w:val="en-US"/>
         </w:rPr>
       </w:r>
+      <w:r>
+        <w:rPr>
+          <w:rFonts w:cs="Times New Roman"/>
+          <w:lang w:val="en-US"/>
+        </w:rPr>
+      </w:r>
     </w:p>
     <w:p>
       <w:pPr>
@@ -2487,6 +2830,7 @@
       <w:r>
         <w:rPr>
           <w:rFonts w:cs="Times New Roman"/>
+          <w:highlight w:val="yellow"/>
           <w:lang w:val="en-US"/>
         </w:rPr>
         <w:tab/>
@@ -2530,6 +2874,12 @@
           <w:lang w:val="en-US"/>
         </w:rPr>
       </w:r>
+      <w:r>
+        <w:rPr>
+          <w:rFonts w:cs="Times New Roman"/>
+          <w:lang w:val="en-US"/>
+        </w:rPr>
+      </w:r>
     </w:p>
     <w:p>
       <w:pPr>
@@ -2575,54 +2925,6 @@
           <w:lang w:val="en-US"/>
         </w:rPr>
       </w:r>
-    </w:p>
-    <w:p>
-      <w:pPr>
-        <w:pStyle w:val="786"/>
-        <w:numPr>
-          <w:ilvl w:val="0"/>
-          <w:numId w:val="44"/>
-        </w:numPr>
-        <w:pBdr/>
-        <w:tabs>
-          <w:tab w:val="left" w:leader="none" w:pos="360"/>
-          <w:tab w:val="left" w:leader="none" w:pos="2160"/>
-          <w:tab w:val="left" w:leader="none" w:pos="3960"/>
-          <w:tab w:val="left" w:leader="none" w:pos="5760"/>
-          <w:tab w:val="left" w:leader="none" w:pos="7560"/>
-        </w:tabs>
-        <w:spacing/>
-        <w:ind/>
-        <w:rPr>
-          <w:rFonts w:cs="Times New Roman"/>
-          <w:lang w:val="en-US"/>
-        </w:rPr>
-      </w:pPr>
-      <w:r>
-        <w:rPr>
-          <w:rFonts w:cs="Times New Roman"/>
-        </w:rPr>
-        <w:t xml:space="preserve">Trong tế bào, [O]  là chấ</w:t>
-      </w:r>
-      <w:r>
-        <w:rPr>
-          <w:rFonts w:cs="Times New Roman"/>
-        </w:rPr>
-        <w:t xml:space="preserve">t </w:t>
-      </w:r>
-      <w:r>
-        <w:rPr>
-          <w:rFonts w:cs="Times New Roman"/>
-          <w:lang w:val="en-US"/>
-        </w:rPr>
-        <w:t xml:space="preserve">khử </w:t>
-      </w:r>
-      <w:r>
-        <w:rPr>
-          <w:rFonts w:cs="Times New Roman"/>
-        </w:rPr>
-        <w:t xml:space="preserve">vạn năng.</w:t>
-      </w:r>
       <w:r>
         <w:rPr>
           <w:rFonts w:cs="Times New Roman"/>
@@ -2632,7 +2934,73 @@
     </w:p>
     <w:p>
       <w:pPr>
-        <w:pStyle w:val="786"/>
+        <w:pStyle w:val="1008"/>
+        <w:numPr>
+          <w:ilvl w:val="0"/>
+          <w:numId w:val="44"/>
+        </w:numPr>
+        <w:pBdr/>
+        <w:tabs>
+          <w:tab w:val="left" w:leader="none" w:pos="360"/>
+          <w:tab w:val="left" w:leader="none" w:pos="2160"/>
+          <w:tab w:val="left" w:leader="none" w:pos="3960"/>
+          <w:tab w:val="left" w:leader="none" w:pos="5760"/>
+          <w:tab w:val="left" w:leader="none" w:pos="7560"/>
+        </w:tabs>
+        <w:spacing/>
+        <w:ind/>
+        <w:rPr>
+          <w:rFonts w:cs="Times New Roman"/>
+          <w:highlight w:val="yellow"/>
+        </w:rPr>
+      </w:pPr>
+      <w:r>
+        <w:rPr>
+          <w:rFonts w:cs="Times New Roman"/>
+          <w:highlight w:val="yellow"/>
+        </w:rPr>
+        <w:t xml:space="preserve">Trong tế bào, [O]  là chấ</w:t>
+      </w:r>
+      <w:r>
+        <w:rPr>
+          <w:rFonts w:cs="Times New Roman"/>
+          <w:highlight w:val="yellow"/>
+        </w:rPr>
+        <w:t xml:space="preserve">t </w:t>
+      </w:r>
+      <w:r>
+        <w:rPr>
+          <w:rFonts w:cs="Times New Roman"/>
+          <w:highlight w:val="yellow"/>
+          <w:lang w:val="en-US"/>
+        </w:rPr>
+        <w:t xml:space="preserve">khử </w:t>
+      </w:r>
+      <w:r>
+        <w:rPr>
+          <w:rFonts w:cs="Times New Roman"/>
+          <w:highlight w:val="yellow"/>
+        </w:rPr>
+        <w:t xml:space="preserve">vạn năng.</w:t>
+      </w:r>
+      <w:r>
+        <w:rPr>
+          <w:rFonts w:cs="Times New Roman"/>
+          <w:highlight w:val="yellow"/>
+          <w:lang w:val="en-US"/>
+        </w:rPr>
+      </w:r>
+      <w:r>
+        <w:rPr>
+          <w:rFonts w:cs="Times New Roman"/>
+          <w:highlight w:val="yellow"/>
+          <w:lang w:val="en-US"/>
+        </w:rPr>
+      </w:r>
+    </w:p>
+    <w:p>
+      <w:pPr>
+        <w:pStyle w:val="1008"/>
         <w:numPr>
           <w:ilvl w:val="0"/>
           <w:numId w:val="44"/>
@@ -2703,10 +3071,16 @@
           <w:lang w:val="en-US"/>
         </w:rPr>
       </w:r>
+      <w:r>
+        <w:rPr>
+          <w:rFonts w:cs="Times New Roman"/>
+          <w:lang w:val="en-US"/>
+        </w:rPr>
+      </w:r>
     </w:p>
     <w:p>
       <w:pPr>
-        <w:pStyle w:val="786"/>
+        <w:pStyle w:val="1008"/>
         <w:numPr>
           <w:ilvl w:val="0"/>
           <w:numId w:val="44"/>
@@ -2759,10 +3133,16 @@
           <w:lang w:val="en-US"/>
         </w:rPr>
       </w:r>
+      <w:r>
+        <w:rPr>
+          <w:rFonts w:cs="Times New Roman"/>
+          <w:lang w:val="en-US"/>
+        </w:rPr>
+      </w:r>
     </w:p>
     <w:p>
       <w:pPr>
-        <w:pStyle w:val="786"/>
+        <w:pStyle w:val="1008"/>
         <w:numPr>
           <w:ilvl w:val="0"/>
           <w:numId w:val="44"/>
@@ -2834,10 +3214,16 @@
           <w:lang w:val="en-US"/>
         </w:rPr>
       </w:r>
+      <w:r>
+        <w:rPr>
+          <w:rFonts w:cs="Times New Roman"/>
+          <w:lang w:val="en-US"/>
+        </w:rPr>
+      </w:r>
     </w:p>
     <w:p>
       <w:pPr>
-        <w:pStyle w:val="786"/>
+        <w:pStyle w:val="1008"/>
         <w:numPr>
           <w:ilvl w:val="0"/>
           <w:numId w:val="44"/>
@@ -2882,6 +3268,12 @@
           <w:lang w:val="en-US"/>
         </w:rPr>
       </w:r>
+      <w:r>
+        <w:rPr>
+          <w:rFonts w:cs="Times New Roman"/>
+          <w:lang w:val="en-US"/>
+        </w:rPr>
+      </w:r>
     </w:p>
     <w:p>
       <w:pPr>
@@ -2903,6 +3295,12 @@
       <w:r>
         <w:rPr>
           <w:rFonts w:cs="Times New Roman"/>
+        </w:rPr>
+      </w:r>
+      <w:r>
+        <w:rPr>
+          <w:rFonts w:cs="Times New Roman"/>
+          <w:lang w:val="en-US"/>
         </w:rPr>
       </w:r>
       <w:r>
@@ -2934,7 +3332,6 @@
         <w:ind/>
         <w:rPr/>
       </w:pPr>
-      <w:r/>
       <w:r>
         <w:separator/>
       </w:r>
@@ -2949,7 +3346,6 @@
         <w:ind/>
         <w:rPr/>
       </w:pPr>
-      <w:r/>
       <w:r>
         <w:continuationSeparator/>
       </w:r>
@@ -2969,7 +3365,6 @@
         <w:ind/>
         <w:rPr/>
       </w:pPr>
-      <w:r/>
       <w:r>
         <w:separator/>
       </w:r>
@@ -2984,7 +3379,6 @@
         <w:ind/>
         <w:rPr/>
       </w:pPr>
-      <w:r/>
       <w:r>
         <w:continuationSeparator/>
       </w:r>
@@ -11348,9 +11742,9 @@
     <w:lsdException w:name="Bibliography" w:uiPriority="37"/>
     <w:lsdException w:name="TOC Heading" w:uiPriority="39" w:qFormat="1"/>
   </w:latentStyles>
-  <w:style w:type="table" w:styleId="12">
+  <w:style w:type="table" w:styleId="819">
     <w:name w:val="Table Grid"/>
-    <w:basedOn w:val="784"/>
+    <w:basedOn w:val="1006"/>
     <w:uiPriority w:val="59"/>
     <w:pPr>
       <w:pBdr/>
@@ -11547,9 +11941,9 @@
       </w:tcPr>
     </w:tblStylePr>
   </w:style>
-  <w:style w:type="table" w:styleId="13">
+  <w:style w:type="table" w:styleId="820">
     <w:name w:val="Table Grid Light"/>
-    <w:basedOn w:val="784"/>
+    <w:basedOn w:val="1006"/>
     <w:uiPriority w:val="59"/>
     <w:pPr>
       <w:pBdr/>
@@ -11746,9 +12140,9 @@
       </w:tcPr>
     </w:tblStylePr>
   </w:style>
-  <w:style w:type="table" w:styleId="14">
+  <w:style w:type="table" w:styleId="821">
     <w:name w:val="Plain Table 1"/>
-    <w:basedOn w:val="784"/>
+    <w:basedOn w:val="1006"/>
     <w:uiPriority w:val="59"/>
     <w:pPr>
       <w:pBdr/>
@@ -11971,9 +12365,9 @@
       </w:tcPr>
     </w:tblStylePr>
   </w:style>
-  <w:style w:type="table" w:styleId="15">
+  <w:style w:type="table" w:styleId="822">
     <w:name w:val="Plain Table 2"/>
-    <w:basedOn w:val="784"/>
+    <w:basedOn w:val="1006"/>
     <w:uiPriority w:val="59"/>
     <w:pPr>
       <w:pBdr/>
@@ -12204,9 +12598,9 @@
       </w:tcPr>
     </w:tblStylePr>
   </w:style>
-  <w:style w:type="table" w:styleId="16">
+  <w:style w:type="table" w:styleId="823">
     <w:name w:val="Plain Table 3"/>
-    <w:basedOn w:val="784"/>
+    <w:basedOn w:val="1006"/>
     <w:uiPriority w:val="99"/>
     <w:pPr>
       <w:pBdr/>
@@ -12434,9 +12828,9 @@
       </w:tcPr>
     </w:tblStylePr>
   </w:style>
-  <w:style w:type="table" w:styleId="17">
+  <w:style w:type="table" w:styleId="824">
     <w:name w:val="Plain Table 4"/>
-    <w:basedOn w:val="784"/>
+    <w:basedOn w:val="1006"/>
     <w:uiPriority w:val="99"/>
     <w:pPr>
       <w:pBdr/>
@@ -12650,9 +13044,9 @@
       </w:tcPr>
     </w:tblStylePr>
   </w:style>
-  <w:style w:type="table" w:styleId="18">
+  <w:style w:type="table" w:styleId="825">
     <w:name w:val="Plain Table 5"/>
-    <w:basedOn w:val="784"/>
+    <w:basedOn w:val="1006"/>
     <w:uiPriority w:val="99"/>
     <w:pPr>
       <w:pBdr/>
@@ -12883,9 +13277,9 @@
       </w:tcPr>
     </w:tblStylePr>
   </w:style>
-  <w:style w:type="table" w:styleId="19">
+  <w:style w:type="table" w:styleId="826">
     <w:name w:val="Grid Table 1 Light"/>
-    <w:basedOn w:val="784"/>
+    <w:basedOn w:val="1006"/>
     <w:uiPriority w:val="99"/>
     <w:pPr>
       <w:pBdr/>
@@ -13106,9 +13500,9 @@
       </w:tcPr>
     </w:tblStylePr>
   </w:style>
-  <w:style w:type="table" w:styleId="20">
+  <w:style w:type="table" w:styleId="827">
     <w:name w:val="Grid Table 1 Light - Accent 1"/>
-    <w:basedOn w:val="784"/>
+    <w:basedOn w:val="1006"/>
     <w:uiPriority w:val="99"/>
     <w:pPr>
       <w:pBdr/>
@@ -13329,9 +13723,9 @@
       </w:tcPr>
     </w:tblStylePr>
   </w:style>
-  <w:style w:type="table" w:styleId="21">
+  <w:style w:type="table" w:styleId="828">
     <w:name w:val="Grid Table 1 Light - Accent 2"/>
-    <w:basedOn w:val="784"/>
+    <w:basedOn w:val="1006"/>
     <w:uiPriority w:val="99"/>
     <w:pPr>
       <w:pBdr/>
@@ -13552,9 +13946,9 @@
       </w:tcPr>
     </w:tblStylePr>
   </w:style>
-  <w:style w:type="table" w:styleId="22">
+  <w:style w:type="table" w:styleId="829">
     <w:name w:val="Grid Table 1 Light - Accent 3"/>
-    <w:basedOn w:val="784"/>
+    <w:basedOn w:val="1006"/>
     <w:uiPriority w:val="99"/>
     <w:pPr>
       <w:pBdr/>
@@ -13775,9 +14169,9 @@
       </w:tcPr>
     </w:tblStylePr>
   </w:style>
-  <w:style w:type="table" w:styleId="23">
+  <w:style w:type="table" w:styleId="830">
     <w:name w:val="Grid Table 1 Light - Accent 4"/>
-    <w:basedOn w:val="784"/>
+    <w:basedOn w:val="1006"/>
     <w:uiPriority w:val="99"/>
     <w:pPr>
       <w:pBdr/>
@@ -13998,9 +14392,9 @@
       </w:tcPr>
     </w:tblStylePr>
   </w:style>
-  <w:style w:type="table" w:styleId="24">
+  <w:style w:type="table" w:styleId="831">
     <w:name w:val="Grid Table 1 Light - Accent 5"/>
-    <w:basedOn w:val="784"/>
+    <w:basedOn w:val="1006"/>
     <w:uiPriority w:val="99"/>
     <w:pPr>
       <w:pBdr/>
@@ -14221,9 +14615,9 @@
       </w:tcPr>
     </w:tblStylePr>
   </w:style>
-  <w:style w:type="table" w:styleId="25">
+  <w:style w:type="table" w:styleId="832">
     <w:name w:val="Grid Table 1 Light - Accent 6"/>
-    <w:basedOn w:val="784"/>
+    <w:basedOn w:val="1006"/>
     <w:uiPriority w:val="99"/>
     <w:pPr>
       <w:pBdr/>
@@ -14444,9 +14838,9 @@
       </w:tcPr>
     </w:tblStylePr>
   </w:style>
-  <w:style w:type="table" w:styleId="26">
+  <w:style w:type="table" w:styleId="833">
     <w:name w:val="Grid Table 2"/>
-    <w:basedOn w:val="784"/>
+    <w:basedOn w:val="1006"/>
     <w:uiPriority w:val="99"/>
     <w:pPr>
       <w:pBdr/>
@@ -14676,9 +15070,9 @@
       </w:tcPr>
     </w:tblStylePr>
   </w:style>
-  <w:style w:type="table" w:styleId="27">
+  <w:style w:type="table" w:styleId="834">
     <w:name w:val="Grid Table 2 - Accent 1"/>
-    <w:basedOn w:val="784"/>
+    <w:basedOn w:val="1006"/>
     <w:uiPriority w:val="99"/>
     <w:pPr>
       <w:pBdr/>
@@ -14908,9 +15302,9 @@
       </w:tcPr>
     </w:tblStylePr>
   </w:style>
-  <w:style w:type="table" w:styleId="28">
+  <w:style w:type="table" w:styleId="835">
     <w:name w:val="Grid Table 2 - Accent 2"/>
-    <w:basedOn w:val="784"/>
+    <w:basedOn w:val="1006"/>
     <w:uiPriority w:val="99"/>
     <w:pPr>
       <w:pBdr/>
@@ -15140,9 +15534,9 @@
       </w:tcPr>
     </w:tblStylePr>
   </w:style>
-  <w:style w:type="table" w:styleId="29">
+  <w:style w:type="table" w:styleId="836">
     <w:name w:val="Grid Table 2 - Accent 3"/>
-    <w:basedOn w:val="784"/>
+    <w:basedOn w:val="1006"/>
     <w:uiPriority w:val="99"/>
     <w:pPr>
       <w:pBdr/>
@@ -15372,9 +15766,9 @@
       </w:tcPr>
     </w:tblStylePr>
   </w:style>
-  <w:style w:type="table" w:styleId="30">
+  <w:style w:type="table" w:styleId="837">
     <w:name w:val="Grid Table 2 - Accent 4"/>
-    <w:basedOn w:val="784"/>
+    <w:basedOn w:val="1006"/>
     <w:uiPriority w:val="99"/>
     <w:pPr>
       <w:pBdr/>
@@ -15604,9 +15998,9 @@
       </w:tcPr>
     </w:tblStylePr>
   </w:style>
-  <w:style w:type="table" w:styleId="31">
+  <w:style w:type="table" w:styleId="838">
     <w:name w:val="Grid Table 2 - Accent 5"/>
-    <w:basedOn w:val="784"/>
+    <w:basedOn w:val="1006"/>
     <w:uiPriority w:val="99"/>
     <w:pPr>
       <w:pBdr/>
@@ -15836,9 +16230,9 @@
       </w:tcPr>
     </w:tblStylePr>
   </w:style>
-  <w:style w:type="table" w:styleId="32">
+  <w:style w:type="table" w:styleId="839">
     <w:name w:val="Grid Table 2 - Accent 6"/>
-    <w:basedOn w:val="784"/>
+    <w:basedOn w:val="1006"/>
     <w:uiPriority w:val="99"/>
     <w:pPr>
       <w:pBdr/>
@@ -16068,9 +16462,9 @@
       </w:tcPr>
     </w:tblStylePr>
   </w:style>
-  <w:style w:type="table" w:styleId="33">
+  <w:style w:type="table" w:styleId="840">
     <w:name w:val="Grid Table 3"/>
-    <w:basedOn w:val="784"/>
+    <w:basedOn w:val="1006"/>
     <w:uiPriority w:val="99"/>
     <w:pPr>
       <w:pBdr/>
@@ -16169,29 +16563,6 @@
         <w:tblBorders/>
       </w:tblPr>
       <w:tcPr>
-        <w:shd w:color="ffffff"/>
-        <w:tcBorders>
-          <w:top w:val="none" w:color="000000" w:sz="4" w:space="0"/>
-          <w:left w:val="none" w:color="000000" w:sz="4" w:space="0"/>
-          <w:bottom w:val="none" w:color="000000" w:sz="4" w:space="0"/>
-          <w:right w:val="none" w:color="000000" w:sz="4" w:space="0"/>
-        </w:tcBorders>
-      </w:tcPr>
-    </w:tblStylePr>
-    <w:tblStylePr w:type="firstRow">
-      <w:rPr>
-        <w:b/>
-        <w:color w:val="404040"/>
-      </w:rPr>
-      <w:pPr>
-        <w:pBdr/>
-        <w:spacing/>
-        <w:ind/>
-      </w:pPr>
-      <w:tblPr>
-        <w:tblBorders/>
-      </w:tblPr>
-      <w:tcPr>
         <w:shd w:val="clear" w:color="ffffff"/>
         <w:tcBorders>
           <w:top w:val="none" w:color="000000" w:sz="4" w:space="0"/>
@@ -16201,30 +16572,7 @@
         </w:tcBorders>
       </w:tcPr>
     </w:tblStylePr>
-    <w:tblStylePr w:type="lastCol">
-      <w:rPr>
-        <w:i/>
-        <w:color w:val="404040"/>
-      </w:rPr>
-      <w:pPr>
-        <w:pBdr/>
-        <w:spacing/>
-        <w:ind/>
-      </w:pPr>
-      <w:tblPr>
-        <w:tblBorders/>
-      </w:tblPr>
-      <w:tcPr>
-        <w:shd w:color="ffffff"/>
-        <w:tcBorders>
-          <w:top w:val="none" w:color="000000" w:sz="4" w:space="0"/>
-          <w:left w:val="none" w:color="000000" w:sz="4" w:space="0"/>
-          <w:bottom w:val="none" w:color="000000" w:sz="4" w:space="0"/>
-          <w:right w:val="none" w:color="000000" w:sz="4" w:space="0"/>
-        </w:tcBorders>
-      </w:tcPr>
-    </w:tblStylePr>
-    <w:tblStylePr w:type="lastRow">
+    <w:tblStylePr w:type="firstRow">
       <w:rPr>
         <w:b/>
         <w:color w:val="404040"/>
@@ -16247,6 +16595,52 @@
         </w:tcBorders>
       </w:tcPr>
     </w:tblStylePr>
+    <w:tblStylePr w:type="lastCol">
+      <w:rPr>
+        <w:i/>
+        <w:color w:val="404040"/>
+      </w:rPr>
+      <w:pPr>
+        <w:pBdr/>
+        <w:spacing/>
+        <w:ind/>
+      </w:pPr>
+      <w:tblPr>
+        <w:tblBorders/>
+      </w:tblPr>
+      <w:tcPr>
+        <w:shd w:val="clear" w:color="ffffff"/>
+        <w:tcBorders>
+          <w:top w:val="none" w:color="000000" w:sz="4" w:space="0"/>
+          <w:left w:val="none" w:color="000000" w:sz="4" w:space="0"/>
+          <w:bottom w:val="none" w:color="000000" w:sz="4" w:space="0"/>
+          <w:right w:val="none" w:color="000000" w:sz="4" w:space="0"/>
+        </w:tcBorders>
+      </w:tcPr>
+    </w:tblStylePr>
+    <w:tblStylePr w:type="lastRow">
+      <w:rPr>
+        <w:b/>
+        <w:color w:val="404040"/>
+      </w:rPr>
+      <w:pPr>
+        <w:pBdr/>
+        <w:spacing/>
+        <w:ind/>
+      </w:pPr>
+      <w:tblPr>
+        <w:tblBorders/>
+      </w:tblPr>
+      <w:tcPr>
+        <w:shd w:val="clear" w:color="ffffff"/>
+        <w:tcBorders>
+          <w:top w:val="none" w:color="000000" w:sz="4" w:space="0"/>
+          <w:left w:val="none" w:color="000000" w:sz="4" w:space="0"/>
+          <w:bottom w:val="none" w:color="000000" w:sz="4" w:space="0"/>
+          <w:right w:val="none" w:color="000000" w:sz="4" w:space="0"/>
+        </w:tcBorders>
+      </w:tcPr>
+    </w:tblStylePr>
     <w:tblStylePr w:type="nwCell">
       <w:pPr>
         <w:pBdr/>
@@ -16313,9 +16707,9 @@
       </w:tcPr>
     </w:tblStylePr>
   </w:style>
-  <w:style w:type="table" w:styleId="34">
+  <w:style w:type="table" w:styleId="841">
     <w:name w:val="Grid Table 3 - Accent 1"/>
-    <w:basedOn w:val="784"/>
+    <w:basedOn w:val="1006"/>
     <w:uiPriority w:val="99"/>
     <w:pPr>
       <w:pBdr/>
@@ -16414,29 +16808,6 @@
         <w:tblBorders/>
       </w:tblPr>
       <w:tcPr>
-        <w:shd w:color="ffffff"/>
-        <w:tcBorders>
-          <w:top w:val="none" w:color="000000" w:sz="4" w:space="0"/>
-          <w:left w:val="none" w:color="000000" w:sz="4" w:space="0"/>
-          <w:bottom w:val="none" w:color="000000" w:sz="4" w:space="0"/>
-          <w:right w:val="none" w:color="000000" w:sz="4" w:space="0"/>
-        </w:tcBorders>
-      </w:tcPr>
-    </w:tblStylePr>
-    <w:tblStylePr w:type="firstRow">
-      <w:rPr>
-        <w:b/>
-        <w:color w:val="404040"/>
-      </w:rPr>
-      <w:pPr>
-        <w:pBdr/>
-        <w:spacing/>
-        <w:ind/>
-      </w:pPr>
-      <w:tblPr>
-        <w:tblBorders/>
-      </w:tblPr>
-      <w:tcPr>
         <w:shd w:val="clear" w:color="ffffff"/>
         <w:tcBorders>
           <w:top w:val="none" w:color="000000" w:sz="4" w:space="0"/>
@@ -16446,30 +16817,7 @@
         </w:tcBorders>
       </w:tcPr>
     </w:tblStylePr>
-    <w:tblStylePr w:type="lastCol">
-      <w:rPr>
-        <w:i/>
-        <w:color w:val="404040"/>
-      </w:rPr>
-      <w:pPr>
-        <w:pBdr/>
-        <w:spacing/>
-        <w:ind/>
-      </w:pPr>
-      <w:tblPr>
-        <w:tblBorders/>
-      </w:tblPr>
-      <w:tcPr>
-        <w:shd w:color="ffffff"/>
-        <w:tcBorders>
-          <w:top w:val="none" w:color="000000" w:sz="4" w:space="0"/>
-          <w:left w:val="none" w:color="000000" w:sz="4" w:space="0"/>
-          <w:bottom w:val="none" w:color="000000" w:sz="4" w:space="0"/>
-          <w:right w:val="none" w:color="000000" w:sz="4" w:space="0"/>
-        </w:tcBorders>
-      </w:tcPr>
-    </w:tblStylePr>
-    <w:tblStylePr w:type="lastRow">
+    <w:tblStylePr w:type="firstRow">
       <w:rPr>
         <w:b/>
         <w:color w:val="404040"/>
@@ -16492,6 +16840,52 @@
         </w:tcBorders>
       </w:tcPr>
     </w:tblStylePr>
+    <w:tblStylePr w:type="lastCol">
+      <w:rPr>
+        <w:i/>
+        <w:color w:val="404040"/>
+      </w:rPr>
+      <w:pPr>
+        <w:pBdr/>
+        <w:spacing/>
+        <w:ind/>
+      </w:pPr>
+      <w:tblPr>
+        <w:tblBorders/>
+      </w:tblPr>
+      <w:tcPr>
+        <w:shd w:val="clear" w:color="ffffff"/>
+        <w:tcBorders>
+          <w:top w:val="none" w:color="000000" w:sz="4" w:space="0"/>
+          <w:left w:val="none" w:color="000000" w:sz="4" w:space="0"/>
+          <w:bottom w:val="none" w:color="000000" w:sz="4" w:space="0"/>
+          <w:right w:val="none" w:color="000000" w:sz="4" w:space="0"/>
+        </w:tcBorders>
+      </w:tcPr>
+    </w:tblStylePr>
+    <w:tblStylePr w:type="lastRow">
+      <w:rPr>
+        <w:b/>
+        <w:color w:val="404040"/>
+      </w:rPr>
+      <w:pPr>
+        <w:pBdr/>
+        <w:spacing/>
+        <w:ind/>
+      </w:pPr>
+      <w:tblPr>
+        <w:tblBorders/>
+      </w:tblPr>
+      <w:tcPr>
+        <w:shd w:val="clear" w:color="ffffff"/>
+        <w:tcBorders>
+          <w:top w:val="none" w:color="000000" w:sz="4" w:space="0"/>
+          <w:left w:val="none" w:color="000000" w:sz="4" w:space="0"/>
+          <w:bottom w:val="none" w:color="000000" w:sz="4" w:space="0"/>
+          <w:right w:val="none" w:color="000000" w:sz="4" w:space="0"/>
+        </w:tcBorders>
+      </w:tcPr>
+    </w:tblStylePr>
     <w:tblStylePr w:type="nwCell">
       <w:pPr>
         <w:pBdr/>
@@ -16558,9 +16952,9 @@
       </w:tcPr>
     </w:tblStylePr>
   </w:style>
-  <w:style w:type="table" w:styleId="35">
+  <w:style w:type="table" w:styleId="842">
     <w:name w:val="Grid Table 3 - Accent 2"/>
-    <w:basedOn w:val="784"/>
+    <w:basedOn w:val="1006"/>
     <w:uiPriority w:val="99"/>
     <w:pPr>
       <w:pBdr/>
@@ -16659,29 +17053,6 @@
         <w:tblBorders/>
       </w:tblPr>
       <w:tcPr>
-        <w:shd w:color="ffffff"/>
-        <w:tcBorders>
-          <w:top w:val="none" w:color="000000" w:sz="4" w:space="0"/>
-          <w:left w:val="none" w:color="000000" w:sz="4" w:space="0"/>
-          <w:bottom w:val="none" w:color="000000" w:sz="4" w:space="0"/>
-          <w:right w:val="none" w:color="000000" w:sz="4" w:space="0"/>
-        </w:tcBorders>
-      </w:tcPr>
-    </w:tblStylePr>
-    <w:tblStylePr w:type="firstRow">
-      <w:rPr>
-        <w:b/>
-        <w:color w:val="404040"/>
-      </w:rPr>
-      <w:pPr>
-        <w:pBdr/>
-        <w:spacing/>
-        <w:ind/>
-      </w:pPr>
-      <w:tblPr>
-        <w:tblBorders/>
-      </w:tblPr>
-      <w:tcPr>
         <w:shd w:val="clear" w:color="ffffff"/>
         <w:tcBorders>
           <w:top w:val="none" w:color="000000" w:sz="4" w:space="0"/>
@@ -16691,30 +17062,7 @@
         </w:tcBorders>
       </w:tcPr>
     </w:tblStylePr>
-    <w:tblStylePr w:type="lastCol">
-      <w:rPr>
-        <w:i/>
-        <w:color w:val="404040"/>
-      </w:rPr>
-      <w:pPr>
-        <w:pBdr/>
-        <w:spacing/>
-        <w:ind/>
-      </w:pPr>
-      <w:tblPr>
-        <w:tblBorders/>
-      </w:tblPr>
-      <w:tcPr>
-        <w:shd w:color="ffffff"/>
-        <w:tcBorders>
-          <w:top w:val="none" w:color="000000" w:sz="4" w:space="0"/>
-          <w:left w:val="none" w:color="000000" w:sz="4" w:space="0"/>
-          <w:bottom w:val="none" w:color="000000" w:sz="4" w:space="0"/>
-          <w:right w:val="none" w:color="000000" w:sz="4" w:space="0"/>
-        </w:tcBorders>
-      </w:tcPr>
-    </w:tblStylePr>
-    <w:tblStylePr w:type="lastRow">
+    <w:tblStylePr w:type="firstRow">
       <w:rPr>
         <w:b/>
         <w:color w:val="404040"/>
@@ -16737,6 +17085,52 @@
         </w:tcBorders>
       </w:tcPr>
     </w:tblStylePr>
+    <w:tblStylePr w:type="lastCol">
+      <w:rPr>
+        <w:i/>
+        <w:color w:val="404040"/>
+      </w:rPr>
+      <w:pPr>
+        <w:pBdr/>
+        <w:spacing/>
+        <w:ind/>
+      </w:pPr>
+      <w:tblPr>
+        <w:tblBorders/>
+      </w:tblPr>
+      <w:tcPr>
+        <w:shd w:val="clear" w:color="ffffff"/>
+        <w:tcBorders>
+          <w:top w:val="none" w:color="000000" w:sz="4" w:space="0"/>
+          <w:left w:val="none" w:color="000000" w:sz="4" w:space="0"/>
+          <w:bottom w:val="none" w:color="000000" w:sz="4" w:space="0"/>
+          <w:right w:val="none" w:color="000000" w:sz="4" w:space="0"/>
+        </w:tcBorders>
+      </w:tcPr>
+    </w:tblStylePr>
+    <w:tblStylePr w:type="lastRow">
+      <w:rPr>
+        <w:b/>
+        <w:color w:val="404040"/>
+      </w:rPr>
+      <w:pPr>
+        <w:pBdr/>
+        <w:spacing/>
+        <w:ind/>
+      </w:pPr>
+      <w:tblPr>
+        <w:tblBorders/>
+      </w:tblPr>
+      <w:tcPr>
+        <w:shd w:val="clear" w:color="ffffff"/>
+        <w:tcBorders>
+          <w:top w:val="none" w:color="000000" w:sz="4" w:space="0"/>
+          <w:left w:val="none" w:color="000000" w:sz="4" w:space="0"/>
+          <w:bottom w:val="none" w:color="000000" w:sz="4" w:space="0"/>
+          <w:right w:val="none" w:color="000000" w:sz="4" w:space="0"/>
+        </w:tcBorders>
+      </w:tcPr>
+    </w:tblStylePr>
     <w:tblStylePr w:type="nwCell">
       <w:pPr>
         <w:pBdr/>
@@ -16803,9 +17197,9 @@
       </w:tcPr>
     </w:tblStylePr>
   </w:style>
-  <w:style w:type="table" w:styleId="36">
+  <w:style w:type="table" w:styleId="843">
     <w:name w:val="Grid Table 3 - Accent 3"/>
-    <w:basedOn w:val="784"/>
+    <w:basedOn w:val="1006"/>
     <w:uiPriority w:val="99"/>
     <w:pPr>
       <w:pBdr/>
@@ -16904,29 +17298,6 @@
         <w:tblBorders/>
       </w:tblPr>
       <w:tcPr>
-        <w:shd w:color="ffffff"/>
-        <w:tcBorders>
-          <w:top w:val="none" w:color="000000" w:sz="4" w:space="0"/>
-          <w:left w:val="none" w:color="000000" w:sz="4" w:space="0"/>
-          <w:bottom w:val="none" w:color="000000" w:sz="4" w:space="0"/>
-          <w:right w:val="none" w:color="000000" w:sz="4" w:space="0"/>
-        </w:tcBorders>
-      </w:tcPr>
-    </w:tblStylePr>
-    <w:tblStylePr w:type="firstRow">
-      <w:rPr>
-        <w:b/>
-        <w:color w:val="404040"/>
-      </w:rPr>
-      <w:pPr>
-        <w:pBdr/>
-        <w:spacing/>
-        <w:ind/>
-      </w:pPr>
-      <w:tblPr>
-        <w:tblBorders/>
-      </w:tblPr>
-      <w:tcPr>
         <w:shd w:val="clear" w:color="ffffff"/>
         <w:tcBorders>
           <w:top w:val="none" w:color="000000" w:sz="4" w:space="0"/>
@@ -16936,30 +17307,7 @@
         </w:tcBorders>
       </w:tcPr>
     </w:tblStylePr>
-    <w:tblStylePr w:type="lastCol">
-      <w:rPr>
-        <w:i/>
-        <w:color w:val="404040"/>
-      </w:rPr>
-      <w:pPr>
-        <w:pBdr/>
-        <w:spacing/>
-        <w:ind/>
-      </w:pPr>
-      <w:tblPr>
-        <w:tblBorders/>
-      </w:tblPr>
-      <w:tcPr>
-        <w:shd w:color="ffffff"/>
-        <w:tcBorders>
-          <w:top w:val="none" w:color="000000" w:sz="4" w:space="0"/>
-          <w:left w:val="none" w:color="000000" w:sz="4" w:space="0"/>
-          <w:bottom w:val="none" w:color="000000" w:sz="4" w:space="0"/>
-          <w:right w:val="none" w:color="000000" w:sz="4" w:space="0"/>
-        </w:tcBorders>
-      </w:tcPr>
-    </w:tblStylePr>
-    <w:tblStylePr w:type="lastRow">
+    <w:tblStylePr w:type="firstRow">
       <w:rPr>
         <w:b/>
         <w:color w:val="404040"/>
@@ -16982,6 +17330,52 @@
         </w:tcBorders>
       </w:tcPr>
     </w:tblStylePr>
+    <w:tblStylePr w:type="lastCol">
+      <w:rPr>
+        <w:i/>
+        <w:color w:val="404040"/>
+      </w:rPr>
+      <w:pPr>
+        <w:pBdr/>
+        <w:spacing/>
+        <w:ind/>
+      </w:pPr>
+      <w:tblPr>
+        <w:tblBorders/>
+      </w:tblPr>
+      <w:tcPr>
+        <w:shd w:val="clear" w:color="ffffff"/>
+        <w:tcBorders>
+          <w:top w:val="none" w:color="000000" w:sz="4" w:space="0"/>
+          <w:left w:val="none" w:color="000000" w:sz="4" w:space="0"/>
+          <w:bottom w:val="none" w:color="000000" w:sz="4" w:space="0"/>
+          <w:right w:val="none" w:color="000000" w:sz="4" w:space="0"/>
+        </w:tcBorders>
+      </w:tcPr>
+    </w:tblStylePr>
+    <w:tblStylePr w:type="lastRow">
+      <w:rPr>
+        <w:b/>
+        <w:color w:val="404040"/>
+      </w:rPr>
+      <w:pPr>
+        <w:pBdr/>
+        <w:spacing/>
+        <w:ind/>
+      </w:pPr>
+      <w:tblPr>
+        <w:tblBorders/>
+      </w:tblPr>
+      <w:tcPr>
+        <w:shd w:val="clear" w:color="ffffff"/>
+        <w:tcBorders>
+          <w:top w:val="none" w:color="000000" w:sz="4" w:space="0"/>
+          <w:left w:val="none" w:color="000000" w:sz="4" w:space="0"/>
+          <w:bottom w:val="none" w:color="000000" w:sz="4" w:space="0"/>
+          <w:right w:val="none" w:color="000000" w:sz="4" w:space="0"/>
+        </w:tcBorders>
+      </w:tcPr>
+    </w:tblStylePr>
     <w:tblStylePr w:type="nwCell">
       <w:pPr>
         <w:pBdr/>
@@ -17048,9 +17442,9 @@
       </w:tcPr>
     </w:tblStylePr>
   </w:style>
-  <w:style w:type="table" w:styleId="37">
+  <w:style w:type="table" w:styleId="844">
     <w:name w:val="Grid Table 3 - Accent 4"/>
-    <w:basedOn w:val="784"/>
+    <w:basedOn w:val="1006"/>
     <w:uiPriority w:val="99"/>
     <w:pPr>
       <w:pBdr/>
@@ -17149,29 +17543,6 @@
         <w:tblBorders/>
       </w:tblPr>
       <w:tcPr>
-        <w:shd w:color="ffffff"/>
-        <w:tcBorders>
-          <w:top w:val="none" w:color="000000" w:sz="4" w:space="0"/>
-          <w:left w:val="none" w:color="000000" w:sz="4" w:space="0"/>
-          <w:bottom w:val="none" w:color="000000" w:sz="4" w:space="0"/>
-          <w:right w:val="none" w:color="000000" w:sz="4" w:space="0"/>
-        </w:tcBorders>
-      </w:tcPr>
-    </w:tblStylePr>
-    <w:tblStylePr w:type="firstRow">
-      <w:rPr>
-        <w:b/>
-        <w:color w:val="404040"/>
-      </w:rPr>
-      <w:pPr>
-        <w:pBdr/>
-        <w:spacing/>
-        <w:ind/>
-      </w:pPr>
-      <w:tblPr>
-        <w:tblBorders/>
-      </w:tblPr>
-      <w:tcPr>
         <w:shd w:val="clear" w:color="ffffff"/>
         <w:tcBorders>
           <w:top w:val="none" w:color="000000" w:sz="4" w:space="0"/>
@@ -17181,30 +17552,7 @@
         </w:tcBorders>
       </w:tcPr>
     </w:tblStylePr>
-    <w:tblStylePr w:type="lastCol">
-      <w:rPr>
-        <w:i/>
-        <w:color w:val="404040"/>
-      </w:rPr>
-      <w:pPr>
-        <w:pBdr/>
-        <w:spacing/>
-        <w:ind/>
-      </w:pPr>
-      <w:tblPr>
-        <w:tblBorders/>
-      </w:tblPr>
-      <w:tcPr>
-        <w:shd w:color="ffffff"/>
-        <w:tcBorders>
-          <w:top w:val="none" w:color="000000" w:sz="4" w:space="0"/>
-          <w:left w:val="none" w:color="000000" w:sz="4" w:space="0"/>
-          <w:bottom w:val="none" w:color="000000" w:sz="4" w:space="0"/>
-          <w:right w:val="none" w:color="000000" w:sz="4" w:space="0"/>
-        </w:tcBorders>
-      </w:tcPr>
-    </w:tblStylePr>
-    <w:tblStylePr w:type="lastRow">
+    <w:tblStylePr w:type="firstRow">
       <w:rPr>
         <w:b/>
         <w:color w:val="404040"/>
@@ -17227,6 +17575,52 @@
         </w:tcBorders>
       </w:tcPr>
     </w:tblStylePr>
+    <w:tblStylePr w:type="lastCol">
+      <w:rPr>
+        <w:i/>
+        <w:color w:val="404040"/>
+      </w:rPr>
+      <w:pPr>
+        <w:pBdr/>
+        <w:spacing/>
+        <w:ind/>
+      </w:pPr>
+      <w:tblPr>
+        <w:tblBorders/>
+      </w:tblPr>
+      <w:tcPr>
+        <w:shd w:val="clear" w:color="ffffff"/>
+        <w:tcBorders>
+          <w:top w:val="none" w:color="000000" w:sz="4" w:space="0"/>
+          <w:left w:val="none" w:color="000000" w:sz="4" w:space="0"/>
+          <w:bottom w:val="none" w:color="000000" w:sz="4" w:space="0"/>
+          <w:right w:val="none" w:color="000000" w:sz="4" w:space="0"/>
+        </w:tcBorders>
+      </w:tcPr>
+    </w:tblStylePr>
+    <w:tblStylePr w:type="lastRow">
+      <w:rPr>
+        <w:b/>
+        <w:color w:val="404040"/>
+      </w:rPr>
+      <w:pPr>
+        <w:pBdr/>
+        <w:spacing/>
+        <w:ind/>
+      </w:pPr>
+      <w:tblPr>
+        <w:tblBorders/>
+      </w:tblPr>
+      <w:tcPr>
+        <w:shd w:val="clear" w:color="ffffff"/>
+        <w:tcBorders>
+          <w:top w:val="none" w:color="000000" w:sz="4" w:space="0"/>
+          <w:left w:val="none" w:color="000000" w:sz="4" w:space="0"/>
+          <w:bottom w:val="none" w:color="000000" w:sz="4" w:space="0"/>
+          <w:right w:val="none" w:color="000000" w:sz="4" w:space="0"/>
+        </w:tcBorders>
+      </w:tcPr>
+    </w:tblStylePr>
     <w:tblStylePr w:type="nwCell">
       <w:pPr>
         <w:pBdr/>
@@ -17293,9 +17687,9 @@
       </w:tcPr>
     </w:tblStylePr>
   </w:style>
-  <w:style w:type="table" w:styleId="38">
+  <w:style w:type="table" w:styleId="845">
     <w:name w:val="Grid Table 3 - Accent 5"/>
-    <w:basedOn w:val="784"/>
+    <w:basedOn w:val="1006"/>
     <w:uiPriority w:val="99"/>
     <w:pPr>
       <w:pBdr/>
@@ -17394,29 +17788,6 @@
         <w:tblBorders/>
       </w:tblPr>
       <w:tcPr>
-        <w:shd w:color="ffffff"/>
-        <w:tcBorders>
-          <w:top w:val="none" w:color="000000" w:sz="4" w:space="0"/>
-          <w:left w:val="none" w:color="000000" w:sz="4" w:space="0"/>
-          <w:bottom w:val="none" w:color="000000" w:sz="4" w:space="0"/>
-          <w:right w:val="none" w:color="000000" w:sz="4" w:space="0"/>
-        </w:tcBorders>
-      </w:tcPr>
-    </w:tblStylePr>
-    <w:tblStylePr w:type="firstRow">
-      <w:rPr>
-        <w:b/>
-        <w:color w:val="404040"/>
-      </w:rPr>
-      <w:pPr>
-        <w:pBdr/>
-        <w:spacing/>
-        <w:ind/>
-      </w:pPr>
-      <w:tblPr>
-        <w:tblBorders/>
-      </w:tblPr>
-      <w:tcPr>
         <w:shd w:val="clear" w:color="ffffff"/>
         <w:tcBorders>
           <w:top w:val="none" w:color="000000" w:sz="4" w:space="0"/>
@@ -17426,30 +17797,7 @@
         </w:tcBorders>
       </w:tcPr>
     </w:tblStylePr>
-    <w:tblStylePr w:type="lastCol">
-      <w:rPr>
-        <w:i/>
-        <w:color w:val="404040"/>
-      </w:rPr>
-      <w:pPr>
-        <w:pBdr/>
-        <w:spacing/>
-        <w:ind/>
-      </w:pPr>
-      <w:tblPr>
-        <w:tblBorders/>
-      </w:tblPr>
-      <w:tcPr>
-        <w:shd w:color="ffffff"/>
-        <w:tcBorders>
-          <w:top w:val="none" w:color="000000" w:sz="4" w:space="0"/>
-          <w:left w:val="none" w:color="000000" w:sz="4" w:space="0"/>
-          <w:bottom w:val="none" w:color="000000" w:sz="4" w:space="0"/>
-          <w:right w:val="none" w:color="000000" w:sz="4" w:space="0"/>
-        </w:tcBorders>
-      </w:tcPr>
-    </w:tblStylePr>
-    <w:tblStylePr w:type="lastRow">
+    <w:tblStylePr w:type="firstRow">
       <w:rPr>
         <w:b/>
         <w:color w:val="404040"/>
@@ -17472,6 +17820,52 @@
         </w:tcBorders>
       </w:tcPr>
     </w:tblStylePr>
+    <w:tblStylePr w:type="lastCol">
+      <w:rPr>
+        <w:i/>
+        <w:color w:val="404040"/>
+      </w:rPr>
+      <w:pPr>
+        <w:pBdr/>
+        <w:spacing/>
+        <w:ind/>
+      </w:pPr>
+      <w:tblPr>
+        <w:tblBorders/>
+      </w:tblPr>
+      <w:tcPr>
+        <w:shd w:val="clear" w:color="ffffff"/>
+        <w:tcBorders>
+          <w:top w:val="none" w:color="000000" w:sz="4" w:space="0"/>
+          <w:left w:val="none" w:color="000000" w:sz="4" w:space="0"/>
+          <w:bottom w:val="none" w:color="000000" w:sz="4" w:space="0"/>
+          <w:right w:val="none" w:color="000000" w:sz="4" w:space="0"/>
+        </w:tcBorders>
+      </w:tcPr>
+    </w:tblStylePr>
+    <w:tblStylePr w:type="lastRow">
+      <w:rPr>
+        <w:b/>
+        <w:color w:val="404040"/>
+      </w:rPr>
+      <w:pPr>
+        <w:pBdr/>
+        <w:spacing/>
+        <w:ind/>
+      </w:pPr>
+      <w:tblPr>
+        <w:tblBorders/>
+      </w:tblPr>
+      <w:tcPr>
+        <w:shd w:val="clear" w:color="ffffff"/>
+        <w:tcBorders>
+          <w:top w:val="none" w:color="000000" w:sz="4" w:space="0"/>
+          <w:left w:val="none" w:color="000000" w:sz="4" w:space="0"/>
+          <w:bottom w:val="none" w:color="000000" w:sz="4" w:space="0"/>
+          <w:right w:val="none" w:color="000000" w:sz="4" w:space="0"/>
+        </w:tcBorders>
+      </w:tcPr>
+    </w:tblStylePr>
     <w:tblStylePr w:type="nwCell">
       <w:pPr>
         <w:pBdr/>
@@ -17538,9 +17932,9 @@
       </w:tcPr>
     </w:tblStylePr>
   </w:style>
-  <w:style w:type="table" w:styleId="39">
+  <w:style w:type="table" w:styleId="846">
     <w:name w:val="Grid Table 3 - Accent 6"/>
-    <w:basedOn w:val="784"/>
+    <w:basedOn w:val="1006"/>
     <w:uiPriority w:val="99"/>
     <w:pPr>
       <w:pBdr/>
@@ -17639,29 +18033,6 @@
         <w:tblBorders/>
       </w:tblPr>
       <w:tcPr>
-        <w:shd w:color="ffffff"/>
-        <w:tcBorders>
-          <w:top w:val="none" w:color="000000" w:sz="4" w:space="0"/>
-          <w:left w:val="none" w:color="000000" w:sz="4" w:space="0"/>
-          <w:bottom w:val="none" w:color="000000" w:sz="4" w:space="0"/>
-          <w:right w:val="none" w:color="000000" w:sz="4" w:space="0"/>
-        </w:tcBorders>
-      </w:tcPr>
-    </w:tblStylePr>
-    <w:tblStylePr w:type="firstRow">
-      <w:rPr>
-        <w:b/>
-        <w:color w:val="404040"/>
-      </w:rPr>
-      <w:pPr>
-        <w:pBdr/>
-        <w:spacing/>
-        <w:ind/>
-      </w:pPr>
-      <w:tblPr>
-        <w:tblBorders/>
-      </w:tblPr>
-      <w:tcPr>
         <w:shd w:val="clear" w:color="ffffff"/>
         <w:tcBorders>
           <w:top w:val="none" w:color="000000" w:sz="4" w:space="0"/>
@@ -17671,30 +18042,7 @@
         </w:tcBorders>
       </w:tcPr>
     </w:tblStylePr>
-    <w:tblStylePr w:type="lastCol">
-      <w:rPr>
-        <w:i/>
-        <w:color w:val="404040"/>
-      </w:rPr>
-      <w:pPr>
-        <w:pBdr/>
-        <w:spacing/>
-        <w:ind/>
-      </w:pPr>
-      <w:tblPr>
-        <w:tblBorders/>
-      </w:tblPr>
-      <w:tcPr>
-        <w:shd w:color="ffffff"/>
-        <w:tcBorders>
-          <w:top w:val="none" w:color="000000" w:sz="4" w:space="0"/>
-          <w:left w:val="none" w:color="000000" w:sz="4" w:space="0"/>
-          <w:bottom w:val="none" w:color="000000" w:sz="4" w:space="0"/>
-          <w:right w:val="none" w:color="000000" w:sz="4" w:space="0"/>
-        </w:tcBorders>
-      </w:tcPr>
-    </w:tblStylePr>
-    <w:tblStylePr w:type="lastRow">
+    <w:tblStylePr w:type="firstRow">
       <w:rPr>
         <w:b/>
         <w:color w:val="404040"/>
@@ -17717,6 +18065,52 @@
         </w:tcBorders>
       </w:tcPr>
     </w:tblStylePr>
+    <w:tblStylePr w:type="lastCol">
+      <w:rPr>
+        <w:i/>
+        <w:color w:val="404040"/>
+      </w:rPr>
+      <w:pPr>
+        <w:pBdr/>
+        <w:spacing/>
+        <w:ind/>
+      </w:pPr>
+      <w:tblPr>
+        <w:tblBorders/>
+      </w:tblPr>
+      <w:tcPr>
+        <w:shd w:val="clear" w:color="ffffff"/>
+        <w:tcBorders>
+          <w:top w:val="none" w:color="000000" w:sz="4" w:space="0"/>
+          <w:left w:val="none" w:color="000000" w:sz="4" w:space="0"/>
+          <w:bottom w:val="none" w:color="000000" w:sz="4" w:space="0"/>
+          <w:right w:val="none" w:color="000000" w:sz="4" w:space="0"/>
+        </w:tcBorders>
+      </w:tcPr>
+    </w:tblStylePr>
+    <w:tblStylePr w:type="lastRow">
+      <w:rPr>
+        <w:b/>
+        <w:color w:val="404040"/>
+      </w:rPr>
+      <w:pPr>
+        <w:pBdr/>
+        <w:spacing/>
+        <w:ind/>
+      </w:pPr>
+      <w:tblPr>
+        <w:tblBorders/>
+      </w:tblPr>
+      <w:tcPr>
+        <w:shd w:val="clear" w:color="ffffff"/>
+        <w:tcBorders>
+          <w:top w:val="none" w:color="000000" w:sz="4" w:space="0"/>
+          <w:left w:val="none" w:color="000000" w:sz="4" w:space="0"/>
+          <w:bottom w:val="none" w:color="000000" w:sz="4" w:space="0"/>
+          <w:right w:val="none" w:color="000000" w:sz="4" w:space="0"/>
+        </w:tcBorders>
+      </w:tcPr>
+    </w:tblStylePr>
     <w:tblStylePr w:type="nwCell">
       <w:pPr>
         <w:pBdr/>
@@ -17783,9 +18177,9 @@
       </w:tcPr>
     </w:tblStylePr>
   </w:style>
-  <w:style w:type="table" w:styleId="40">
+  <w:style w:type="table" w:styleId="847">
     <w:name w:val="Grid Table 4"/>
-    <w:basedOn w:val="784"/>
+    <w:basedOn w:val="1006"/>
     <w:uiPriority w:val="59"/>
     <w:pPr>
       <w:pBdr/>
@@ -18016,9 +18410,9 @@
       </w:tcPr>
     </w:tblStylePr>
   </w:style>
-  <w:style w:type="table" w:styleId="41">
+  <w:style w:type="table" w:styleId="848">
     <w:name w:val="Grid Table 4 - Accent 1"/>
-    <w:basedOn w:val="784"/>
+    <w:basedOn w:val="1006"/>
     <w:uiPriority w:val="59"/>
     <w:pPr>
       <w:pBdr/>
@@ -18249,9 +18643,9 @@
       </w:tcPr>
     </w:tblStylePr>
   </w:style>
-  <w:style w:type="table" w:styleId="42">
+  <w:style w:type="table" w:styleId="849">
     <w:name w:val="Grid Table 4 - Accent 2"/>
-    <w:basedOn w:val="784"/>
+    <w:basedOn w:val="1006"/>
     <w:uiPriority w:val="59"/>
     <w:pPr>
       <w:pBdr/>
@@ -18482,9 +18876,9 @@
       </w:tcPr>
     </w:tblStylePr>
   </w:style>
-  <w:style w:type="table" w:styleId="43">
+  <w:style w:type="table" w:styleId="850">
     <w:name w:val="Grid Table 4 - Accent 3"/>
-    <w:basedOn w:val="784"/>
+    <w:basedOn w:val="1006"/>
     <w:uiPriority w:val="59"/>
     <w:pPr>
       <w:pBdr/>
@@ -18715,9 +19109,9 @@
       </w:tcPr>
     </w:tblStylePr>
   </w:style>
-  <w:style w:type="table" w:styleId="44">
+  <w:style w:type="table" w:styleId="851">
     <w:name w:val="Grid Table 4 - Accent 4"/>
-    <w:basedOn w:val="784"/>
+    <w:basedOn w:val="1006"/>
     <w:uiPriority w:val="59"/>
     <w:pPr>
       <w:pBdr/>
@@ -18948,9 +19342,9 @@
       </w:tcPr>
     </w:tblStylePr>
   </w:style>
-  <w:style w:type="table" w:styleId="45">
+  <w:style w:type="table" w:styleId="852">
     <w:name w:val="Grid Table 4 - Accent 5"/>
-    <w:basedOn w:val="784"/>
+    <w:basedOn w:val="1006"/>
     <w:uiPriority w:val="59"/>
     <w:pPr>
       <w:pBdr/>
@@ -19181,9 +19575,9 @@
       </w:tcPr>
     </w:tblStylePr>
   </w:style>
-  <w:style w:type="table" w:styleId="46">
+  <w:style w:type="table" w:styleId="853">
     <w:name w:val="Grid Table 4 - Accent 6"/>
-    <w:basedOn w:val="784"/>
+    <w:basedOn w:val="1006"/>
     <w:uiPriority w:val="59"/>
     <w:pPr>
       <w:pBdr/>
@@ -19414,9 +19808,9 @@
       </w:tcPr>
     </w:tblStylePr>
   </w:style>
-  <w:style w:type="table" w:styleId="47">
+  <w:style w:type="table" w:styleId="854">
     <w:name w:val="Grid Table 5 Dark"/>
-    <w:basedOn w:val="784"/>
+    <w:basedOn w:val="1006"/>
     <w:uiPriority w:val="99"/>
     <w:pPr>
       <w:pBdr/>
@@ -19642,9 +20036,9 @@
       </w:tcPr>
     </w:tblStylePr>
   </w:style>
-  <w:style w:type="table" w:styleId="48">
+  <w:style w:type="table" w:styleId="855">
     <w:name w:val="Grid Table 5 Dark- Accent 1"/>
-    <w:basedOn w:val="784"/>
+    <w:basedOn w:val="1006"/>
     <w:uiPriority w:val="99"/>
     <w:pPr>
       <w:pBdr/>
@@ -19870,9 +20264,9 @@
       </w:tcPr>
     </w:tblStylePr>
   </w:style>
-  <w:style w:type="table" w:styleId="49">
+  <w:style w:type="table" w:styleId="856">
     <w:name w:val="Grid Table 5 Dark - Accent 2"/>
-    <w:basedOn w:val="784"/>
+    <w:basedOn w:val="1006"/>
     <w:uiPriority w:val="99"/>
     <w:pPr>
       <w:pBdr/>
@@ -20098,9 +20492,9 @@
       </w:tcPr>
     </w:tblStylePr>
   </w:style>
-  <w:style w:type="table" w:styleId="50">
+  <w:style w:type="table" w:styleId="857">
     <w:name w:val="Grid Table 5 Dark - Accent 3"/>
-    <w:basedOn w:val="784"/>
+    <w:basedOn w:val="1006"/>
     <w:uiPriority w:val="99"/>
     <w:pPr>
       <w:pBdr/>
@@ -20326,9 +20720,9 @@
       </w:tcPr>
     </w:tblStylePr>
   </w:style>
-  <w:style w:type="table" w:styleId="51">
+  <w:style w:type="table" w:styleId="858">
     <w:name w:val="Grid Table 5 Dark- Accent 4"/>
-    <w:basedOn w:val="784"/>
+    <w:basedOn w:val="1006"/>
     <w:uiPriority w:val="99"/>
     <w:pPr>
       <w:pBdr/>
@@ -20554,9 +20948,9 @@
       </w:tcPr>
     </w:tblStylePr>
   </w:style>
-  <w:style w:type="table" w:styleId="52">
+  <w:style w:type="table" w:styleId="859">
     <w:name w:val="Grid Table 5 Dark - Accent 5"/>
-    <w:basedOn w:val="784"/>
+    <w:basedOn w:val="1006"/>
     <w:uiPriority w:val="99"/>
     <w:pPr>
       <w:pBdr/>
@@ -20782,9 +21176,9 @@
       </w:tcPr>
     </w:tblStylePr>
   </w:style>
-  <w:style w:type="table" w:styleId="53">
+  <w:style w:type="table" w:styleId="860">
     <w:name w:val="Grid Table 5 Dark - Accent 6"/>
-    <w:basedOn w:val="784"/>
+    <w:basedOn w:val="1006"/>
     <w:uiPriority w:val="99"/>
     <w:pPr>
       <w:pBdr/>
@@ -21010,9 +21404,9 @@
       </w:tcPr>
     </w:tblStylePr>
   </w:style>
-  <w:style w:type="table" w:styleId="54">
+  <w:style w:type="table" w:styleId="861">
     <w:name w:val="Grid Table 6 Colorful"/>
-    <w:basedOn w:val="784"/>
+    <w:basedOn w:val="1006"/>
     <w:uiPriority w:val="99"/>
     <w:pPr>
       <w:pBdr/>
@@ -21240,9 +21634,9 @@
       </w:tcPr>
     </w:tblStylePr>
   </w:style>
-  <w:style w:type="table" w:styleId="55">
+  <w:style w:type="table" w:styleId="862">
     <w:name w:val="Grid Table 6 Colorful - Accent 1"/>
-    <w:basedOn w:val="784"/>
+    <w:basedOn w:val="1006"/>
     <w:uiPriority w:val="99"/>
     <w:pPr>
       <w:pBdr/>
@@ -21470,9 +21864,9 @@
       </w:tcPr>
     </w:tblStylePr>
   </w:style>
-  <w:style w:type="table" w:styleId="56">
+  <w:style w:type="table" w:styleId="863">
     <w:name w:val="Grid Table 6 Colorful - Accent 2"/>
-    <w:basedOn w:val="784"/>
+    <w:basedOn w:val="1006"/>
     <w:uiPriority w:val="99"/>
     <w:pPr>
       <w:pBdr/>
@@ -21700,9 +22094,9 @@
       </w:tcPr>
     </w:tblStylePr>
   </w:style>
-  <w:style w:type="table" w:styleId="57">
+  <w:style w:type="table" w:styleId="864">
     <w:name w:val="Grid Table 6 Colorful - Accent 3"/>
-    <w:basedOn w:val="784"/>
+    <w:basedOn w:val="1006"/>
     <w:uiPriority w:val="99"/>
     <w:pPr>
       <w:pBdr/>
@@ -21930,9 +22324,9 @@
       </w:tcPr>
     </w:tblStylePr>
   </w:style>
-  <w:style w:type="table" w:styleId="58">
+  <w:style w:type="table" w:styleId="865">
     <w:name w:val="Grid Table 6 Colorful - Accent 4"/>
-    <w:basedOn w:val="784"/>
+    <w:basedOn w:val="1006"/>
     <w:uiPriority w:val="99"/>
     <w:pPr>
       <w:pBdr/>
@@ -22160,9 +22554,9 @@
       </w:tcPr>
     </w:tblStylePr>
   </w:style>
-  <w:style w:type="table" w:styleId="59">
+  <w:style w:type="table" w:styleId="866">
     <w:name w:val="Grid Table 6 Colorful - Accent 5"/>
-    <w:basedOn w:val="784"/>
+    <w:basedOn w:val="1006"/>
     <w:uiPriority w:val="99"/>
     <w:pPr>
       <w:pBdr/>
@@ -22390,9 +22784,9 @@
       </w:tcPr>
     </w:tblStylePr>
   </w:style>
-  <w:style w:type="table" w:styleId="60">
+  <w:style w:type="table" w:styleId="867">
     <w:name w:val="Grid Table 6 Colorful - Accent 6"/>
-    <w:basedOn w:val="784"/>
+    <w:basedOn w:val="1006"/>
     <w:uiPriority w:val="99"/>
     <w:pPr>
       <w:pBdr/>
@@ -22620,9 +23014,9 @@
       </w:tcPr>
     </w:tblStylePr>
   </w:style>
-  <w:style w:type="table" w:styleId="61">
+  <w:style w:type="table" w:styleId="868">
     <w:name w:val="Grid Table 7 Colorful"/>
-    <w:basedOn w:val="784"/>
+    <w:basedOn w:val="1006"/>
     <w:uiPriority w:val="99"/>
     <w:pPr>
       <w:pBdr/>
@@ -22724,11 +23118,11 @@
         <w:tblBorders/>
       </w:tblPr>
       <w:tcPr>
-        <w:shd w:color="ffffff"/>
+        <w:shd w:val="clear" w:color="ffffff"/>
         <w:tcBorders>
-          <w:top w:val="none"/>
-          <w:left w:val="none"/>
-          <w:bottom w:val="none"/>
+          <w:top w:val="none" w:color="000000" w:sz="4" w:space="0"/>
+          <w:left w:val="none" w:color="000000" w:sz="4" w:space="0"/>
+          <w:bottom w:val="none" w:color="000000" w:sz="4" w:space="0"/>
           <w:right w:val="single" w:color="000000" w:themeColor="text1" w:themeTint="80" w:sz="4" w:space="0"/>
         </w:tcBorders>
       </w:tcPr>
@@ -22751,10 +23145,10 @@
       <w:tcPr>
         <w:shd w:val="clear" w:color="ffffff" w:themeColor="light1" w:fill="ffffff" w:themeFill="light1"/>
         <w:tcBorders>
-          <w:top w:val="none"/>
-          <w:left w:val="none"/>
+          <w:top w:val="none" w:color="000000" w:sz="4" w:space="0"/>
+          <w:left w:val="none" w:color="000000" w:sz="4" w:space="0"/>
           <w:bottom w:val="single" w:color="000000" w:themeColor="text1" w:themeTint="80" w:sz="4" w:space="0"/>
-          <w:right w:val="none"/>
+          <w:right w:val="none" w:color="000000" w:sz="4" w:space="0"/>
         </w:tcBorders>
       </w:tcPr>
     </w:tblStylePr>
@@ -22774,12 +23168,12 @@
         <w:tblBorders/>
       </w:tblPr>
       <w:tcPr>
-        <w:shd w:color="ffffff"/>
+        <w:shd w:val="clear" w:color="ffffff"/>
         <w:tcBorders>
-          <w:top w:val="none"/>
+          <w:top w:val="none" w:color="000000" w:sz="4" w:space="0"/>
           <w:left w:val="single" w:color="000000" w:themeColor="text1" w:themeTint="80" w:sz="4" w:space="0"/>
-          <w:bottom w:val="none"/>
-          <w:right w:val="none"/>
+          <w:bottom w:val="none" w:color="000000" w:sz="4" w:space="0"/>
+          <w:right w:val="none" w:color="000000" w:sz="4" w:space="0"/>
         </w:tcBorders>
       </w:tcPr>
     </w:tblStylePr>
@@ -22802,9 +23196,9 @@
         <w:shd w:val="clear" w:color="ffffff" w:themeColor="light1" w:fill="ffffff" w:themeFill="light1"/>
         <w:tcBorders>
           <w:top w:val="single" w:color="000000" w:themeColor="text1" w:themeTint="80" w:sz="4" w:space="0"/>
-          <w:left w:val="none"/>
-          <w:bottom w:val="none"/>
-          <w:right w:val="none"/>
+          <w:left w:val="none" w:color="000000" w:sz="4" w:space="0"/>
+          <w:bottom w:val="none" w:color="000000" w:sz="4" w:space="0"/>
+          <w:right w:val="none" w:color="000000" w:sz="4" w:space="0"/>
         </w:tcBorders>
       </w:tcPr>
     </w:tblStylePr>
@@ -22874,9 +23268,9 @@
       </w:tcPr>
     </w:tblStylePr>
   </w:style>
-  <w:style w:type="table" w:styleId="62">
+  <w:style w:type="table" w:styleId="869">
     <w:name w:val="Grid Table 7 Colorful - Accent 1"/>
-    <w:basedOn w:val="784"/>
+    <w:basedOn w:val="1006"/>
     <w:uiPriority w:val="99"/>
     <w:pPr>
       <w:pBdr/>
@@ -22978,11 +23372,11 @@
         <w:tblBorders/>
       </w:tblPr>
       <w:tcPr>
-        <w:shd w:color="ffffff"/>
+        <w:shd w:val="clear" w:color="ffffff"/>
         <w:tcBorders>
-          <w:top w:val="none"/>
-          <w:left w:val="none"/>
-          <w:bottom w:val="none"/>
+          <w:top w:val="none" w:color="000000" w:sz="4" w:space="0"/>
+          <w:left w:val="none" w:color="000000" w:sz="4" w:space="0"/>
+          <w:bottom w:val="none" w:color="000000" w:sz="4" w:space="0"/>
           <w:right w:val="single" w:color="000000" w:themeColor="accent1" w:themeTint="80" w:sz="4" w:space="0"/>
         </w:tcBorders>
       </w:tcPr>
@@ -23005,10 +23399,10 @@
       <w:tcPr>
         <w:shd w:val="clear" w:color="ffffff" w:themeColor="light1" w:fill="ffffff" w:themeFill="light1"/>
         <w:tcBorders>
-          <w:top w:val="none"/>
-          <w:left w:val="none"/>
+          <w:top w:val="none" w:color="000000" w:sz="4" w:space="0"/>
+          <w:left w:val="none" w:color="000000" w:sz="4" w:space="0"/>
           <w:bottom w:val="single" w:color="000000" w:themeColor="accent1" w:themeTint="80" w:sz="4" w:space="0"/>
-          <w:right w:val="none"/>
+          <w:right w:val="none" w:color="000000" w:sz="4" w:space="0"/>
         </w:tcBorders>
       </w:tcPr>
     </w:tblStylePr>
@@ -23028,12 +23422,12 @@
         <w:tblBorders/>
       </w:tblPr>
       <w:tcPr>
-        <w:shd w:color="ffffff"/>
+        <w:shd w:val="clear" w:color="ffffff"/>
         <w:tcBorders>
-          <w:top w:val="none"/>
+          <w:top w:val="none" w:color="000000" w:sz="4" w:space="0"/>
           <w:left w:val="single" w:color="000000" w:themeColor="accent1" w:themeTint="80" w:sz="4" w:space="0"/>
-          <w:bottom w:val="none"/>
-          <w:right w:val="none"/>
+          <w:bottom w:val="none" w:color="000000" w:sz="4" w:space="0"/>
+          <w:right w:val="none" w:color="000000" w:sz="4" w:space="0"/>
         </w:tcBorders>
       </w:tcPr>
     </w:tblStylePr>
@@ -23056,9 +23450,9 @@
         <w:shd w:val="clear" w:color="ffffff" w:themeColor="light1" w:fill="ffffff" w:themeFill="light1"/>
         <w:tcBorders>
           <w:top w:val="single" w:color="000000" w:themeColor="accent1" w:themeTint="80" w:sz="4" w:space="0"/>
-          <w:left w:val="none"/>
-          <w:bottom w:val="none"/>
-          <w:right w:val="none"/>
+          <w:left w:val="none" w:color="000000" w:sz="4" w:space="0"/>
+          <w:bottom w:val="none" w:color="000000" w:sz="4" w:space="0"/>
+          <w:right w:val="none" w:color="000000" w:sz="4" w:space="0"/>
         </w:tcBorders>
       </w:tcPr>
     </w:tblStylePr>
@@ -23128,9 +23522,9 @@
       </w:tcPr>
     </w:tblStylePr>
   </w:style>
-  <w:style w:type="table" w:styleId="63">
+  <w:style w:type="table" w:styleId="870">
     <w:name w:val="Grid Table 7 Colorful - Accent 2"/>
-    <w:basedOn w:val="784"/>
+    <w:basedOn w:val="1006"/>
     <w:uiPriority w:val="99"/>
     <w:pPr>
       <w:pBdr/>
@@ -23232,11 +23626,11 @@
         <w:tblBorders/>
       </w:tblPr>
       <w:tcPr>
-        <w:shd w:color="ffffff"/>
+        <w:shd w:val="clear" w:color="ffffff"/>
         <w:tcBorders>
-          <w:top w:val="none"/>
-          <w:left w:val="none"/>
-          <w:bottom w:val="none"/>
+          <w:top w:val="none" w:color="000000" w:sz="4" w:space="0"/>
+          <w:left w:val="none" w:color="000000" w:sz="4" w:space="0"/>
+          <w:bottom w:val="none" w:color="000000" w:sz="4" w:space="0"/>
           <w:right w:val="single" w:color="000000" w:themeColor="accent2" w:themeTint="97" w:sz="4" w:space="0"/>
         </w:tcBorders>
       </w:tcPr>
@@ -23259,10 +23653,10 @@
       <w:tcPr>
         <w:shd w:val="clear" w:color="ffffff" w:themeColor="light1" w:fill="ffffff" w:themeFill="light1"/>
         <w:tcBorders>
-          <w:top w:val="none"/>
-          <w:left w:val="none"/>
+          <w:top w:val="none" w:color="000000" w:sz="4" w:space="0"/>
+          <w:left w:val="none" w:color="000000" w:sz="4" w:space="0"/>
           <w:bottom w:val="single" w:color="000000" w:themeColor="accent2" w:themeTint="97" w:sz="4" w:space="0"/>
-          <w:right w:val="none"/>
+          <w:right w:val="none" w:color="000000" w:sz="4" w:space="0"/>
         </w:tcBorders>
       </w:tcPr>
     </w:tblStylePr>
@@ -23282,12 +23676,12 @@
         <w:tblBorders/>
       </w:tblPr>
       <w:tcPr>
-        <w:shd w:color="ffffff"/>
+        <w:shd w:val="clear" w:color="ffffff"/>
         <w:tcBorders>
-          <w:top w:val="none"/>
+          <w:top w:val="none" w:color="000000" w:sz="4" w:space="0"/>
           <w:left w:val="single" w:color="000000" w:themeColor="accent2" w:themeTint="97" w:sz="4" w:space="0"/>
-          <w:bottom w:val="none"/>
-          <w:right w:val="none"/>
+          <w:bottom w:val="none" w:color="000000" w:sz="4" w:space="0"/>
+          <w:right w:val="none" w:color="000000" w:sz="4" w:space="0"/>
         </w:tcBorders>
       </w:tcPr>
     </w:tblStylePr>
@@ -23310,9 +23704,9 @@
         <w:shd w:val="clear" w:color="ffffff" w:themeColor="light1" w:fill="ffffff" w:themeFill="light1"/>
         <w:tcBorders>
           <w:top w:val="single" w:color="000000" w:themeColor="accent2" w:themeTint="97" w:sz="4" w:space="0"/>
-          <w:left w:val="none"/>
-          <w:bottom w:val="none"/>
-          <w:right w:val="none"/>
+          <w:left w:val="none" w:color="000000" w:sz="4" w:space="0"/>
+          <w:bottom w:val="none" w:color="000000" w:sz="4" w:space="0"/>
+          <w:right w:val="none" w:color="000000" w:sz="4" w:space="0"/>
         </w:tcBorders>
       </w:tcPr>
     </w:tblStylePr>
@@ -23382,9 +23776,9 @@
       </w:tcPr>
     </w:tblStylePr>
   </w:style>
-  <w:style w:type="table" w:styleId="64">
+  <w:style w:type="table" w:styleId="871">
     <w:name w:val="Grid Table 7 Colorful - Accent 3"/>
-    <w:basedOn w:val="784"/>
+    <w:basedOn w:val="1006"/>
     <w:uiPriority w:val="99"/>
     <w:pPr>
       <w:pBdr/>
@@ -23486,11 +23880,11 @@
         <w:tblBorders/>
       </w:tblPr>
       <w:tcPr>
-        <w:shd w:color="ffffff"/>
+        <w:shd w:val="clear" w:color="ffffff"/>
         <w:tcBorders>
-          <w:top w:val="none"/>
-          <w:left w:val="none"/>
-          <w:bottom w:val="none"/>
+          <w:top w:val="none" w:color="000000" w:sz="4" w:space="0"/>
+          <w:left w:val="none" w:color="000000" w:sz="4" w:space="0"/>
+          <w:bottom w:val="none" w:color="000000" w:sz="4" w:space="0"/>
           <w:right w:val="single" w:color="000000" w:themeColor="accent3" w:themeTint="FE" w:sz="4" w:space="0"/>
         </w:tcBorders>
       </w:tcPr>
@@ -23513,10 +23907,10 @@
       <w:tcPr>
         <w:shd w:val="clear" w:color="ffffff" w:themeColor="light1" w:fill="ffffff" w:themeFill="light1"/>
         <w:tcBorders>
-          <w:top w:val="none"/>
-          <w:left w:val="none"/>
+          <w:top w:val="none" w:color="000000" w:sz="4" w:space="0"/>
+          <w:left w:val="none" w:color="000000" w:sz="4" w:space="0"/>
           <w:bottom w:val="single" w:color="000000" w:themeColor="accent3" w:themeTint="FE" w:sz="4" w:space="0"/>
-          <w:right w:val="none"/>
+          <w:right w:val="none" w:color="000000" w:sz="4" w:space="0"/>
         </w:tcBorders>
       </w:tcPr>
     </w:tblStylePr>
@@ -23536,12 +23930,12 @@
         <w:tblBorders/>
       </w:tblPr>
       <w:tcPr>
-        <w:shd w:color="ffffff"/>
+        <w:shd w:val="clear" w:color="ffffff"/>
         <w:tcBorders>
-          <w:top w:val="none"/>
+          <w:top w:val="none" w:color="000000" w:sz="4" w:space="0"/>
           <w:left w:val="single" w:color="000000" w:themeColor="accent3" w:themeTint="FE" w:sz="4" w:space="0"/>
-          <w:bottom w:val="none"/>
-          <w:right w:val="none"/>
+          <w:bottom w:val="none" w:color="000000" w:sz="4" w:space="0"/>
+          <w:right w:val="none" w:color="000000" w:sz="4" w:space="0"/>
         </w:tcBorders>
       </w:tcPr>
     </w:tblStylePr>
@@ -23564,9 +23958,9 @@
         <w:shd w:val="clear" w:color="ffffff" w:themeColor="light1" w:fill="ffffff" w:themeFill="light1"/>
         <w:tcBorders>
           <w:top w:val="single" w:color="000000" w:themeColor="accent3" w:themeTint="FE" w:sz="4" w:space="0"/>
-          <w:left w:val="none"/>
-          <w:bottom w:val="none"/>
-          <w:right w:val="none"/>
+          <w:left w:val="none" w:color="000000" w:sz="4" w:space="0"/>
+          <w:bottom w:val="none" w:color="000000" w:sz="4" w:space="0"/>
+          <w:right w:val="none" w:color="000000" w:sz="4" w:space="0"/>
         </w:tcBorders>
       </w:tcPr>
     </w:tblStylePr>
@@ -23636,9 +24030,9 @@
       </w:tcPr>
     </w:tblStylePr>
   </w:style>
-  <w:style w:type="table" w:styleId="65">
+  <w:style w:type="table" w:styleId="872">
     <w:name w:val="Grid Table 7 Colorful - Accent 4"/>
-    <w:basedOn w:val="784"/>
+    <w:basedOn w:val="1006"/>
     <w:uiPriority w:val="99"/>
     <w:pPr>
       <w:pBdr/>
@@ -23740,11 +24134,11 @@
         <w:tblBorders/>
       </w:tblPr>
       <w:tcPr>
-        <w:shd w:color="ffffff"/>
+        <w:shd w:val="clear" w:color="ffffff"/>
         <w:tcBorders>
-          <w:top w:val="none"/>
-          <w:left w:val="none"/>
-          <w:bottom w:val="none"/>
+          <w:top w:val="none" w:color="000000" w:sz="4" w:space="0"/>
+          <w:left w:val="none" w:color="000000" w:sz="4" w:space="0"/>
+          <w:bottom w:val="none" w:color="000000" w:sz="4" w:space="0"/>
           <w:right w:val="single" w:color="000000" w:themeColor="accent4" w:themeTint="9A" w:sz="4" w:space="0"/>
         </w:tcBorders>
       </w:tcPr>
@@ -23767,10 +24161,10 @@
       <w:tcPr>
         <w:shd w:val="clear" w:color="ffffff" w:themeColor="light1" w:fill="ffffff" w:themeFill="light1"/>
         <w:tcBorders>
-          <w:top w:val="none"/>
-          <w:left w:val="none"/>
+          <w:top w:val="none" w:color="000000" w:sz="4" w:space="0"/>
+          <w:left w:val="none" w:color="000000" w:sz="4" w:space="0"/>
           <w:bottom w:val="single" w:color="000000" w:themeColor="accent4" w:themeTint="9A" w:sz="4" w:space="0"/>
-          <w:right w:val="none"/>
+          <w:right w:val="none" w:color="000000" w:sz="4" w:space="0"/>
         </w:tcBorders>
       </w:tcPr>
     </w:tblStylePr>
@@ -23790,12 +24184,12 @@
         <w:tblBorders/>
       </w:tblPr>
       <w:tcPr>
-        <w:shd w:color="ffffff"/>
+        <w:shd w:val="clear" w:color="ffffff"/>
         <w:tcBorders>
-          <w:top w:val="none"/>
+          <w:top w:val="none" w:color="000000" w:sz="4" w:space="0"/>
           <w:left w:val="single" w:color="000000" w:themeColor="accent4" w:themeTint="9A" w:sz="4" w:space="0"/>
-          <w:bottom w:val="none"/>
-          <w:right w:val="none"/>
+          <w:bottom w:val="none" w:color="000000" w:sz="4" w:space="0"/>
+          <w:right w:val="none" w:color="000000" w:sz="4" w:space="0"/>
         </w:tcBorders>
       </w:tcPr>
     </w:tblStylePr>
@@ -23818,9 +24212,9 @@
         <w:shd w:val="clear" w:color="ffffff" w:themeColor="light1" w:fill="ffffff" w:themeFill="light1"/>
         <w:tcBorders>
           <w:top w:val="single" w:color="000000" w:themeColor="accent4" w:themeTint="9A" w:sz="4" w:space="0"/>
-          <w:left w:val="none"/>
-          <w:bottom w:val="none"/>
-          <w:right w:val="none"/>
+          <w:left w:val="none" w:color="000000" w:sz="4" w:space="0"/>
+          <w:bottom w:val="none" w:color="000000" w:sz="4" w:space="0"/>
+          <w:right w:val="none" w:color="000000" w:sz="4" w:space="0"/>
         </w:tcBorders>
       </w:tcPr>
     </w:tblStylePr>
@@ -23890,9 +24284,9 @@
       </w:tcPr>
     </w:tblStylePr>
   </w:style>
-  <w:style w:type="table" w:styleId="66">
+  <w:style w:type="table" w:styleId="873">
     <w:name w:val="Grid Table 7 Colorful - Accent 5"/>
-    <w:basedOn w:val="784"/>
+    <w:basedOn w:val="1006"/>
     <w:uiPriority w:val="99"/>
     <w:pPr>
       <w:pBdr/>
@@ -23994,11 +24388,11 @@
         <w:tblBorders/>
       </w:tblPr>
       <w:tcPr>
-        <w:shd w:color="ffffff"/>
+        <w:shd w:val="clear" w:color="ffffff"/>
         <w:tcBorders>
-          <w:top w:val="none"/>
-          <w:left w:val="none"/>
-          <w:bottom w:val="none"/>
+          <w:top w:val="none" w:color="000000" w:sz="4" w:space="0"/>
+          <w:left w:val="none" w:color="000000" w:sz="4" w:space="0"/>
+          <w:bottom w:val="none" w:color="000000" w:sz="4" w:space="0"/>
           <w:right w:val="single" w:color="000000" w:themeColor="accent5" w:themeTint="90" w:sz="4" w:space="0"/>
         </w:tcBorders>
       </w:tcPr>
@@ -24021,10 +24415,10 @@
       <w:tcPr>
         <w:shd w:val="clear" w:color="ffffff" w:themeColor="light1" w:fill="ffffff" w:themeFill="light1"/>
         <w:tcBorders>
-          <w:top w:val="none"/>
-          <w:left w:val="none"/>
+          <w:top w:val="none" w:color="000000" w:sz="4" w:space="0"/>
+          <w:left w:val="none" w:color="000000" w:sz="4" w:space="0"/>
           <w:bottom w:val="single" w:color="000000" w:themeColor="accent5" w:themeTint="90" w:sz="4" w:space="0"/>
-          <w:right w:val="none"/>
+          <w:right w:val="none" w:color="000000" w:sz="4" w:space="0"/>
         </w:tcBorders>
       </w:tcPr>
     </w:tblStylePr>
@@ -24044,12 +24438,12 @@
         <w:tblBorders/>
       </w:tblPr>
       <w:tcPr>
-        <w:shd w:color="ffffff"/>
+        <w:shd w:val="clear" w:color="ffffff"/>
         <w:tcBorders>
-          <w:top w:val="none"/>
+          <w:top w:val="none" w:color="000000" w:sz="4" w:space="0"/>
           <w:left w:val="single" w:color="000000" w:themeColor="accent5" w:themeTint="90" w:sz="4" w:space="0"/>
-          <w:bottom w:val="none"/>
-          <w:right w:val="none"/>
+          <w:bottom w:val="none" w:color="000000" w:sz="4" w:space="0"/>
+          <w:right w:val="none" w:color="000000" w:sz="4" w:space="0"/>
         </w:tcBorders>
       </w:tcPr>
     </w:tblStylePr>
@@ -24072,9 +24466,9 @@
         <w:shd w:val="clear" w:color="ffffff" w:themeColor="light1" w:fill="ffffff" w:themeFill="light1"/>
         <w:tcBorders>
           <w:top w:val="single" w:color="000000" w:themeColor="accent5" w:themeTint="90" w:sz="4" w:space="0"/>
-          <w:left w:val="none"/>
-          <w:bottom w:val="none"/>
-          <w:right w:val="none"/>
+          <w:left w:val="none" w:color="000000" w:sz="4" w:space="0"/>
+          <w:bottom w:val="none" w:color="000000" w:sz="4" w:space="0"/>
+          <w:right w:val="none" w:color="000000" w:sz="4" w:space="0"/>
         </w:tcBorders>
       </w:tcPr>
     </w:tblStylePr>
@@ -24144,9 +24538,9 @@
       </w:tcPr>
     </w:tblStylePr>
   </w:style>
-  <w:style w:type="table" w:styleId="67">
+  <w:style w:type="table" w:styleId="874">
     <w:name w:val="Grid Table 7 Colorful - Accent 6"/>
-    <w:basedOn w:val="784"/>
+    <w:basedOn w:val="1006"/>
     <w:uiPriority w:val="99"/>
     <w:pPr>
       <w:pBdr/>
@@ -24248,11 +24642,11 @@
         <w:tblBorders/>
       </w:tblPr>
       <w:tcPr>
-        <w:shd w:color="ffffff"/>
+        <w:shd w:val="clear" w:color="ffffff"/>
         <w:tcBorders>
-          <w:top w:val="none"/>
-          <w:left w:val="none"/>
-          <w:bottom w:val="none"/>
+          <w:top w:val="none" w:color="000000" w:sz="4" w:space="0"/>
+          <w:left w:val="none" w:color="000000" w:sz="4" w:space="0"/>
+          <w:bottom w:val="none" w:color="000000" w:sz="4" w:space="0"/>
           <w:right w:val="single" w:color="000000" w:themeColor="accent6" w:themeTint="90" w:sz="4" w:space="0"/>
         </w:tcBorders>
       </w:tcPr>
@@ -24275,10 +24669,10 @@
       <w:tcPr>
         <w:shd w:val="clear" w:color="ffffff" w:themeColor="light1" w:fill="ffffff" w:themeFill="light1"/>
         <w:tcBorders>
-          <w:top w:val="none"/>
-          <w:left w:val="none"/>
+          <w:top w:val="none" w:color="000000" w:sz="4" w:space="0"/>
+          <w:left w:val="none" w:color="000000" w:sz="4" w:space="0"/>
           <w:bottom w:val="single" w:color="000000" w:themeColor="accent6" w:themeTint="90" w:sz="4" w:space="0"/>
-          <w:right w:val="none"/>
+          <w:right w:val="none" w:color="000000" w:sz="4" w:space="0"/>
         </w:tcBorders>
       </w:tcPr>
     </w:tblStylePr>
@@ -24298,12 +24692,12 @@
         <w:tblBorders/>
       </w:tblPr>
       <w:tcPr>
-        <w:shd w:color="ffffff"/>
+        <w:shd w:val="clear" w:color="ffffff"/>
         <w:tcBorders>
-          <w:top w:val="none"/>
+          <w:top w:val="none" w:color="000000" w:sz="4" w:space="0"/>
           <w:left w:val="single" w:color="000000" w:themeColor="accent6" w:themeTint="90" w:sz="4" w:space="0"/>
-          <w:bottom w:val="none"/>
-          <w:right w:val="none"/>
+          <w:bottom w:val="none" w:color="000000" w:sz="4" w:space="0"/>
+          <w:right w:val="none" w:color="000000" w:sz="4" w:space="0"/>
         </w:tcBorders>
       </w:tcPr>
     </w:tblStylePr>
@@ -24326,9 +24720,9 @@
         <w:shd w:val="clear" w:color="ffffff" w:themeColor="light1" w:fill="ffffff" w:themeFill="light1"/>
         <w:tcBorders>
           <w:top w:val="single" w:color="000000" w:themeColor="accent6" w:themeTint="90" w:sz="4" w:space="0"/>
-          <w:left w:val="none"/>
-          <w:bottom w:val="none"/>
-          <w:right w:val="none"/>
+          <w:left w:val="none" w:color="000000" w:sz="4" w:space="0"/>
+          <w:bottom w:val="none" w:color="000000" w:sz="4" w:space="0"/>
+          <w:right w:val="none" w:color="000000" w:sz="4" w:space="0"/>
         </w:tcBorders>
       </w:tcPr>
     </w:tblStylePr>
@@ -24398,9 +24792,9 @@
       </w:tcPr>
     </w:tblStylePr>
   </w:style>
-  <w:style w:type="table" w:styleId="68">
+  <w:style w:type="table" w:styleId="875">
     <w:name w:val="List Table 1 Light"/>
-    <w:basedOn w:val="784"/>
+    <w:basedOn w:val="1006"/>
     <w:uiPriority w:val="99"/>
     <w:pPr>
       <w:pBdr/>
@@ -24614,9 +25008,9 @@
       </w:tcPr>
     </w:tblStylePr>
   </w:style>
-  <w:style w:type="table" w:styleId="69">
+  <w:style w:type="table" w:styleId="876">
     <w:name w:val="List Table 1 Light - Accent 1"/>
-    <w:basedOn w:val="784"/>
+    <w:basedOn w:val="1006"/>
     <w:uiPriority w:val="99"/>
     <w:pPr>
       <w:pBdr/>
@@ -24830,9 +25224,9 @@
       </w:tcPr>
     </w:tblStylePr>
   </w:style>
-  <w:style w:type="table" w:styleId="70">
+  <w:style w:type="table" w:styleId="877">
     <w:name w:val="List Table 1 Light - Accent 2"/>
-    <w:basedOn w:val="784"/>
+    <w:basedOn w:val="1006"/>
     <w:uiPriority w:val="99"/>
     <w:pPr>
       <w:pBdr/>
@@ -25046,9 +25440,9 @@
       </w:tcPr>
     </w:tblStylePr>
   </w:style>
-  <w:style w:type="table" w:styleId="71">
+  <w:style w:type="table" w:styleId="878">
     <w:name w:val="List Table 1 Light - Accent 3"/>
-    <w:basedOn w:val="784"/>
+    <w:basedOn w:val="1006"/>
     <w:uiPriority w:val="99"/>
     <w:pPr>
       <w:pBdr/>
@@ -25262,9 +25656,9 @@
       </w:tcPr>
     </w:tblStylePr>
   </w:style>
-  <w:style w:type="table" w:styleId="72">
+  <w:style w:type="table" w:styleId="879">
     <w:name w:val="List Table 1 Light - Accent 4"/>
-    <w:basedOn w:val="784"/>
+    <w:basedOn w:val="1006"/>
     <w:uiPriority w:val="99"/>
     <w:pPr>
       <w:pBdr/>
@@ -25478,9 +25872,9 @@
       </w:tcPr>
     </w:tblStylePr>
   </w:style>
-  <w:style w:type="table" w:styleId="73">
+  <w:style w:type="table" w:styleId="880">
     <w:name w:val="List Table 1 Light - Accent 5"/>
-    <w:basedOn w:val="784"/>
+    <w:basedOn w:val="1006"/>
     <w:uiPriority w:val="99"/>
     <w:pPr>
       <w:pBdr/>
@@ -25694,9 +26088,9 @@
       </w:tcPr>
     </w:tblStylePr>
   </w:style>
-  <w:style w:type="table" w:styleId="74">
+  <w:style w:type="table" w:styleId="881">
     <w:name w:val="List Table 1 Light - Accent 6"/>
-    <w:basedOn w:val="784"/>
+    <w:basedOn w:val="1006"/>
     <w:uiPriority w:val="99"/>
     <w:pPr>
       <w:pBdr/>
@@ -25910,9 +26304,9 @@
       </w:tcPr>
     </w:tblStylePr>
   </w:style>
-  <w:style w:type="table" w:styleId="75">
+  <w:style w:type="table" w:styleId="882">
     <w:name w:val="List Table 2"/>
-    <w:basedOn w:val="784"/>
+    <w:basedOn w:val="1006"/>
     <w:uiPriority w:val="99"/>
     <w:pPr>
       <w:pBdr/>
@@ -26148,9 +26542,9 @@
       </w:tcPr>
     </w:tblStylePr>
   </w:style>
-  <w:style w:type="table" w:styleId="76">
+  <w:style w:type="table" w:styleId="883">
     <w:name w:val="List Table 2 - Accent 1"/>
-    <w:basedOn w:val="784"/>
+    <w:basedOn w:val="1006"/>
     <w:uiPriority w:val="99"/>
     <w:pPr>
       <w:pBdr/>
@@ -26386,9 +26780,9 @@
       </w:tcPr>
     </w:tblStylePr>
   </w:style>
-  <w:style w:type="table" w:styleId="77">
+  <w:style w:type="table" w:styleId="884">
     <w:name w:val="List Table 2 - Accent 2"/>
-    <w:basedOn w:val="784"/>
+    <w:basedOn w:val="1006"/>
     <w:uiPriority w:val="99"/>
     <w:pPr>
       <w:pBdr/>
@@ -26624,9 +27018,9 @@
       </w:tcPr>
     </w:tblStylePr>
   </w:style>
-  <w:style w:type="table" w:styleId="78">
+  <w:style w:type="table" w:styleId="885">
     <w:name w:val="List Table 2 - Accent 3"/>
-    <w:basedOn w:val="784"/>
+    <w:basedOn w:val="1006"/>
     <w:uiPriority w:val="99"/>
     <w:pPr>
       <w:pBdr/>
@@ -26862,9 +27256,9 @@
       </w:tcPr>
     </w:tblStylePr>
   </w:style>
-  <w:style w:type="table" w:styleId="79">
+  <w:style w:type="table" w:styleId="886">
     <w:name w:val="List Table 2 - Accent 4"/>
-    <w:basedOn w:val="784"/>
+    <w:basedOn w:val="1006"/>
     <w:uiPriority w:val="99"/>
     <w:pPr>
       <w:pBdr/>
@@ -27100,9 +27494,9 @@
       </w:tcPr>
     </w:tblStylePr>
   </w:style>
-  <w:style w:type="table" w:styleId="80">
+  <w:style w:type="table" w:styleId="887">
     <w:name w:val="List Table 2 - Accent 5"/>
-    <w:basedOn w:val="784"/>
+    <w:basedOn w:val="1006"/>
     <w:uiPriority w:val="99"/>
     <w:pPr>
       <w:pBdr/>
@@ -27338,9 +27732,9 @@
       </w:tcPr>
     </w:tblStylePr>
   </w:style>
-  <w:style w:type="table" w:styleId="81">
+  <w:style w:type="table" w:styleId="888">
     <w:name w:val="List Table 2 - Accent 6"/>
-    <w:basedOn w:val="784"/>
+    <w:basedOn w:val="1006"/>
     <w:uiPriority w:val="99"/>
     <w:pPr>
       <w:pBdr/>
@@ -27576,9 +27970,9 @@
       </w:tcPr>
     </w:tblStylePr>
   </w:style>
-  <w:style w:type="table" w:styleId="82">
+  <w:style w:type="table" w:styleId="889">
     <w:name w:val="List Table 3"/>
-    <w:basedOn w:val="784"/>
+    <w:basedOn w:val="1006"/>
     <w:uiPriority w:val="99"/>
     <w:pPr>
       <w:pBdr/>
@@ -27804,9 +28198,9 @@
       </w:tcPr>
     </w:tblStylePr>
   </w:style>
-  <w:style w:type="table" w:styleId="83">
+  <w:style w:type="table" w:styleId="890">
     <w:name w:val="List Table 3 - Accent 1"/>
-    <w:basedOn w:val="784"/>
+    <w:basedOn w:val="1006"/>
     <w:uiPriority w:val="99"/>
     <w:pPr>
       <w:pBdr/>
@@ -28032,9 +28426,9 @@
       </w:tcPr>
     </w:tblStylePr>
   </w:style>
-  <w:style w:type="table" w:styleId="84">
+  <w:style w:type="table" w:styleId="891">
     <w:name w:val="List Table 3 - Accent 2"/>
-    <w:basedOn w:val="784"/>
+    <w:basedOn w:val="1006"/>
     <w:uiPriority w:val="99"/>
     <w:pPr>
       <w:pBdr/>
@@ -28260,9 +28654,9 @@
       </w:tcPr>
     </w:tblStylePr>
   </w:style>
-  <w:style w:type="table" w:styleId="85">
+  <w:style w:type="table" w:styleId="892">
     <w:name w:val="List Table 3 - Accent 3"/>
-    <w:basedOn w:val="784"/>
+    <w:basedOn w:val="1006"/>
     <w:uiPriority w:val="99"/>
     <w:pPr>
       <w:pBdr/>
@@ -28488,9 +28882,9 @@
       </w:tcPr>
     </w:tblStylePr>
   </w:style>
-  <w:style w:type="table" w:styleId="86">
+  <w:style w:type="table" w:styleId="893">
     <w:name w:val="List Table 3 - Accent 4"/>
-    <w:basedOn w:val="784"/>
+    <w:basedOn w:val="1006"/>
     <w:uiPriority w:val="99"/>
     <w:pPr>
       <w:pBdr/>
@@ -28716,9 +29110,9 @@
       </w:tcPr>
     </w:tblStylePr>
   </w:style>
-  <w:style w:type="table" w:styleId="87">
+  <w:style w:type="table" w:styleId="894">
     <w:name w:val="List Table 3 - Accent 5"/>
-    <w:basedOn w:val="784"/>
+    <w:basedOn w:val="1006"/>
     <w:uiPriority w:val="99"/>
     <w:pPr>
       <w:pBdr/>
@@ -28944,9 +29338,9 @@
       </w:tcPr>
     </w:tblStylePr>
   </w:style>
-  <w:style w:type="table" w:styleId="88">
+  <w:style w:type="table" w:styleId="895">
     <w:name w:val="List Table 3 - Accent 6"/>
-    <w:basedOn w:val="784"/>
+    <w:basedOn w:val="1006"/>
     <w:uiPriority w:val="99"/>
     <w:pPr>
       <w:pBdr/>
@@ -29172,9 +29566,9 @@
       </w:tcPr>
     </w:tblStylePr>
   </w:style>
-  <w:style w:type="table" w:styleId="89">
+  <w:style w:type="table" w:styleId="896">
     <w:name w:val="List Table 4"/>
-    <w:basedOn w:val="784"/>
+    <w:basedOn w:val="1006"/>
     <w:uiPriority w:val="99"/>
     <w:pPr>
       <w:pBdr/>
@@ -29397,9 +29791,9 @@
       </w:tcPr>
     </w:tblStylePr>
   </w:style>
-  <w:style w:type="table" w:styleId="90">
+  <w:style w:type="table" w:styleId="897">
     <w:name w:val="List Table 4 - Accent 1"/>
-    <w:basedOn w:val="784"/>
+    <w:basedOn w:val="1006"/>
     <w:uiPriority w:val="99"/>
     <w:pPr>
       <w:pBdr/>
@@ -29622,9 +30016,9 @@
       </w:tcPr>
     </w:tblStylePr>
   </w:style>
-  <w:style w:type="table" w:styleId="91">
+  <w:style w:type="table" w:styleId="898">
     <w:name w:val="List Table 4 - Accent 2"/>
-    <w:basedOn w:val="784"/>
+    <w:basedOn w:val="1006"/>
     <w:uiPriority w:val="99"/>
     <w:pPr>
       <w:pBdr/>
@@ -29847,9 +30241,9 @@
       </w:tcPr>
     </w:tblStylePr>
   </w:style>
-  <w:style w:type="table" w:styleId="92">
+  <w:style w:type="table" w:styleId="899">
     <w:name w:val="List Table 4 - Accent 3"/>
-    <w:basedOn w:val="784"/>
+    <w:basedOn w:val="1006"/>
     <w:uiPriority w:val="99"/>
     <w:pPr>
       <w:pBdr/>
@@ -30072,9 +30466,9 @@
       </w:tcPr>
     </w:tblStylePr>
   </w:style>
-  <w:style w:type="table" w:styleId="93">
+  <w:style w:type="table" w:styleId="900">
     <w:name w:val="List Table 4 - Accent 4"/>
-    <w:basedOn w:val="784"/>
+    <w:basedOn w:val="1006"/>
     <w:uiPriority w:val="99"/>
     <w:pPr>
       <w:pBdr/>
@@ -30297,9 +30691,9 @@
       </w:tcPr>
     </w:tblStylePr>
   </w:style>
-  <w:style w:type="table" w:styleId="94">
+  <w:style w:type="table" w:styleId="901">
     <w:name w:val="List Table 4 - Accent 5"/>
-    <w:basedOn w:val="784"/>
+    <w:basedOn w:val="1006"/>
     <w:uiPriority w:val="99"/>
     <w:pPr>
       <w:pBdr/>
@@ -30522,9 +30916,9 @@
       </w:tcPr>
     </w:tblStylePr>
   </w:style>
-  <w:style w:type="table" w:styleId="95">
+  <w:style w:type="table" w:styleId="902">
     <w:name w:val="List Table 4 - Accent 6"/>
-    <w:basedOn w:val="784"/>
+    <w:basedOn w:val="1006"/>
     <w:uiPriority w:val="99"/>
     <w:pPr>
       <w:pBdr/>
@@ -30747,9 +31141,9 @@
       </w:tcPr>
     </w:tblStylePr>
   </w:style>
-  <w:style w:type="table" w:styleId="96">
+  <w:style w:type="table" w:styleId="903">
     <w:name w:val="List Table 5 Dark"/>
-    <w:basedOn w:val="784"/>
+    <w:basedOn w:val="1006"/>
     <w:uiPriority w:val="99"/>
     <w:pPr>
       <w:pBdr/>
@@ -30989,9 +31383,9 @@
       </w:tcPr>
     </w:tblStylePr>
   </w:style>
-  <w:style w:type="table" w:styleId="97">
+  <w:style w:type="table" w:styleId="904">
     <w:name w:val="List Table 5 Dark - Accent 1"/>
-    <w:basedOn w:val="784"/>
+    <w:basedOn w:val="1006"/>
     <w:uiPriority w:val="99"/>
     <w:pPr>
       <w:pBdr/>
@@ -31231,9 +31625,9 @@
       </w:tcPr>
     </w:tblStylePr>
   </w:style>
-  <w:style w:type="table" w:styleId="98">
+  <w:style w:type="table" w:styleId="905">
     <w:name w:val="List Table 5 Dark - Accent 2"/>
-    <w:basedOn w:val="784"/>
+    <w:basedOn w:val="1006"/>
     <w:uiPriority w:val="99"/>
     <w:pPr>
       <w:pBdr/>
@@ -31473,9 +31867,9 @@
       </w:tcPr>
     </w:tblStylePr>
   </w:style>
-  <w:style w:type="table" w:styleId="99">
+  <w:style w:type="table" w:styleId="906">
     <w:name w:val="List Table 5 Dark - Accent 3"/>
-    <w:basedOn w:val="784"/>
+    <w:basedOn w:val="1006"/>
     <w:uiPriority w:val="99"/>
     <w:pPr>
       <w:pBdr/>
@@ -31715,9 +32109,9 @@
       </w:tcPr>
     </w:tblStylePr>
   </w:style>
-  <w:style w:type="table" w:styleId="100">
+  <w:style w:type="table" w:styleId="907">
     <w:name w:val="List Table 5 Dark - Accent 4"/>
-    <w:basedOn w:val="784"/>
+    <w:basedOn w:val="1006"/>
     <w:uiPriority w:val="99"/>
     <w:pPr>
       <w:pBdr/>
@@ -31957,9 +32351,9 @@
       </w:tcPr>
     </w:tblStylePr>
   </w:style>
-  <w:style w:type="table" w:styleId="101">
+  <w:style w:type="table" w:styleId="908">
     <w:name w:val="List Table 5 Dark - Accent 5"/>
-    <w:basedOn w:val="784"/>
+    <w:basedOn w:val="1006"/>
     <w:uiPriority w:val="99"/>
     <w:pPr>
       <w:pBdr/>
@@ -32199,9 +32593,9 @@
       </w:tcPr>
     </w:tblStylePr>
   </w:style>
-  <w:style w:type="table" w:styleId="102">
+  <w:style w:type="table" w:styleId="909">
     <w:name w:val="List Table 5 Dark - Accent 6"/>
-    <w:basedOn w:val="784"/>
+    <w:basedOn w:val="1006"/>
     <w:uiPriority w:val="99"/>
     <w:pPr>
       <w:pBdr/>
@@ -32441,9 +32835,9 @@
       </w:tcPr>
     </w:tblStylePr>
   </w:style>
-  <w:style w:type="table" w:styleId="103">
+  <w:style w:type="table" w:styleId="910">
     <w:name w:val="List Table 6 Colorful"/>
-    <w:basedOn w:val="784"/>
+    <w:basedOn w:val="1006"/>
     <w:uiPriority w:val="99"/>
     <w:pPr>
       <w:pBdr/>
@@ -32664,9 +33058,9 @@
       </w:tcPr>
     </w:tblStylePr>
   </w:style>
-  <w:style w:type="table" w:styleId="104">
+  <w:style w:type="table" w:styleId="911">
     <w:name w:val="List Table 6 Colorful - Accent 1"/>
-    <w:basedOn w:val="784"/>
+    <w:basedOn w:val="1006"/>
     <w:uiPriority w:val="99"/>
     <w:pPr>
       <w:pBdr/>
@@ -32887,9 +33281,9 @@
       </w:tcPr>
     </w:tblStylePr>
   </w:style>
-  <w:style w:type="table" w:styleId="105">
+  <w:style w:type="table" w:styleId="912">
     <w:name w:val="List Table 6 Colorful - Accent 2"/>
-    <w:basedOn w:val="784"/>
+    <w:basedOn w:val="1006"/>
     <w:uiPriority w:val="99"/>
     <w:pPr>
       <w:pBdr/>
@@ -33110,9 +33504,9 @@
       </w:tcPr>
     </w:tblStylePr>
   </w:style>
-  <w:style w:type="table" w:styleId="106">
+  <w:style w:type="table" w:styleId="913">
     <w:name w:val="List Table 6 Colorful - Accent 3"/>
-    <w:basedOn w:val="784"/>
+    <w:basedOn w:val="1006"/>
     <w:uiPriority w:val="99"/>
     <w:pPr>
       <w:pBdr/>
@@ -33333,9 +33727,9 @@
       </w:tcPr>
     </w:tblStylePr>
   </w:style>
-  <w:style w:type="table" w:styleId="107">
+  <w:style w:type="table" w:styleId="914">
     <w:name w:val="List Table 6 Colorful - Accent 4"/>
-    <w:basedOn w:val="784"/>
+    <w:basedOn w:val="1006"/>
     <w:uiPriority w:val="99"/>
     <w:pPr>
       <w:pBdr/>
@@ -33556,9 +33950,9 @@
       </w:tcPr>
     </w:tblStylePr>
   </w:style>
-  <w:style w:type="table" w:styleId="108">
+  <w:style w:type="table" w:styleId="915">
     <w:name w:val="List Table 6 Colorful - Accent 5"/>
-    <w:basedOn w:val="784"/>
+    <w:basedOn w:val="1006"/>
     <w:uiPriority w:val="99"/>
     <w:pPr>
       <w:pBdr/>
@@ -33779,9 +34173,9 @@
       </w:tcPr>
     </w:tblStylePr>
   </w:style>
-  <w:style w:type="table" w:styleId="109">
+  <w:style w:type="table" w:styleId="916">
     <w:name w:val="List Table 6 Colorful - Accent 6"/>
-    <w:basedOn w:val="784"/>
+    <w:basedOn w:val="1006"/>
     <w:uiPriority w:val="99"/>
     <w:pPr>
       <w:pBdr/>
@@ -34002,9 +34396,9 @@
       </w:tcPr>
     </w:tblStylePr>
   </w:style>
-  <w:style w:type="table" w:styleId="110">
+  <w:style w:type="table" w:styleId="917">
     <w:name w:val="List Table 7 Colorful"/>
-    <w:basedOn w:val="784"/>
+    <w:basedOn w:val="1006"/>
     <w:uiPriority w:val="99"/>
     <w:pPr>
       <w:pBdr/>
@@ -34103,11 +34497,11 @@
         <w:tblBorders/>
       </w:tblPr>
       <w:tcPr>
-        <w:shd w:color="ffffff"/>
+        <w:shd w:val="clear" w:color="ffffff"/>
         <w:tcBorders>
-          <w:top w:val="none"/>
-          <w:left w:val="none"/>
-          <w:bottom w:val="none"/>
+          <w:top w:val="none" w:color="000000" w:sz="4" w:space="0"/>
+          <w:left w:val="none" w:color="000000" w:sz="4" w:space="0"/>
+          <w:bottom w:val="none" w:color="000000" w:sz="4" w:space="0"/>
           <w:right w:val="single" w:color="000000" w:themeColor="text1" w:themeTint="80" w:sz="4" w:space="0"/>
         </w:tcBorders>
       </w:tcPr>
@@ -34130,10 +34524,10 @@
       <w:tcPr>
         <w:shd w:val="clear" w:color="ffffff" w:themeColor="light1" w:fill="ffffff" w:themeFill="light1"/>
         <w:tcBorders>
-          <w:top w:val="none"/>
-          <w:left w:val="none"/>
+          <w:top w:val="none" w:color="000000" w:sz="4" w:space="0"/>
+          <w:left w:val="none" w:color="000000" w:sz="4" w:space="0"/>
           <w:bottom w:val="single" w:color="000000" w:themeColor="text1" w:themeTint="80" w:sz="4" w:space="0"/>
-          <w:right w:val="none"/>
+          <w:right w:val="none" w:color="000000" w:sz="4" w:space="0"/>
         </w:tcBorders>
       </w:tcPr>
     </w:tblStylePr>
@@ -34153,12 +34547,12 @@
         <w:tblBorders/>
       </w:tblPr>
       <w:tcPr>
-        <w:shd w:color="ffffff"/>
+        <w:shd w:val="clear" w:color="ffffff"/>
         <w:tcBorders>
-          <w:top w:val="none"/>
+          <w:top w:val="none" w:color="000000" w:sz="4" w:space="0"/>
           <w:left w:val="single" w:color="000000" w:themeColor="text1" w:themeTint="80" w:sz="4" w:space="0"/>
-          <w:bottom w:val="none"/>
-          <w:right w:val="none"/>
+          <w:bottom w:val="none" w:color="000000" w:sz="4" w:space="0"/>
+          <w:right w:val="none" w:color="000000" w:sz="4" w:space="0"/>
         </w:tcBorders>
       </w:tcPr>
     </w:tblStylePr>
@@ -34181,9 +34575,9 @@
         <w:shd w:val="clear" w:color="ffffff" w:themeColor="light1" w:fill="ffffff" w:themeFill="light1"/>
         <w:tcBorders>
           <w:top w:val="single" w:color="000000" w:themeColor="text1" w:themeTint="80" w:sz="4" w:space="0"/>
-          <w:left w:val="none"/>
-          <w:bottom w:val="none"/>
-          <w:right w:val="none"/>
+          <w:left w:val="none" w:color="000000" w:sz="4" w:space="0"/>
+          <w:bottom w:val="none" w:color="000000" w:sz="4" w:space="0"/>
+          <w:right w:val="none" w:color="000000" w:sz="4" w:space="0"/>
         </w:tcBorders>
       </w:tcPr>
     </w:tblStylePr>
@@ -34258,9 +34652,9 @@
       </w:tcPr>
     </w:tblStylePr>
   </w:style>
-  <w:style w:type="table" w:styleId="111">
+  <w:style w:type="table" w:styleId="918">
     <w:name w:val="List Table 7 Colorful - Accent 1"/>
-    <w:basedOn w:val="784"/>
+    <w:basedOn w:val="1006"/>
     <w:uiPriority w:val="99"/>
     <w:pPr>
       <w:pBdr/>
@@ -34359,11 +34753,11 @@
         <w:tblBorders/>
       </w:tblPr>
       <w:tcPr>
-        <w:shd w:color="ffffff"/>
+        <w:shd w:val="clear" w:color="ffffff"/>
         <w:tcBorders>
-          <w:top w:val="none"/>
-          <w:left w:val="none"/>
-          <w:bottom w:val="none"/>
+          <w:top w:val="none" w:color="000000" w:sz="4" w:space="0"/>
+          <w:left w:val="none" w:color="000000" w:sz="4" w:space="0"/>
+          <w:bottom w:val="none" w:color="000000" w:sz="4" w:space="0"/>
           <w:right w:val="single" w:color="000000" w:themeColor="accent1" w:sz="4" w:space="0"/>
         </w:tcBorders>
       </w:tcPr>
@@ -34386,10 +34780,10 @@
       <w:tcPr>
         <w:shd w:val="clear" w:color="ffffff" w:themeColor="light1" w:fill="ffffff" w:themeFill="light1"/>
         <w:tcBorders>
-          <w:top w:val="none"/>
-          <w:left w:val="none"/>
+          <w:top w:val="none" w:color="000000" w:sz="4" w:space="0"/>
+          <w:left w:val="none" w:color="000000" w:sz="4" w:space="0"/>
           <w:bottom w:val="single" w:color="000000" w:themeColor="accent1" w:sz="4" w:space="0"/>
-          <w:right w:val="none"/>
+          <w:right w:val="none" w:color="000000" w:sz="4" w:space="0"/>
         </w:tcBorders>
       </w:tcPr>
     </w:tblStylePr>
@@ -34409,12 +34803,12 @@
         <w:tblBorders/>
       </w:tblPr>
       <w:tcPr>
-        <w:shd w:color="ffffff"/>
+        <w:shd w:val="clear" w:color="ffffff"/>
         <w:tcBorders>
-          <w:top w:val="none"/>
+          <w:top w:val="none" w:color="000000" w:sz="4" w:space="0"/>
           <w:left w:val="single" w:color="000000" w:themeColor="accent1" w:sz="4" w:space="0"/>
-          <w:bottom w:val="none"/>
-          <w:right w:val="none"/>
+          <w:bottom w:val="none" w:color="000000" w:sz="4" w:space="0"/>
+          <w:right w:val="none" w:color="000000" w:sz="4" w:space="0"/>
         </w:tcBorders>
       </w:tcPr>
     </w:tblStylePr>
@@ -34437,9 +34831,9 @@
         <w:shd w:val="clear" w:color="ffffff" w:themeColor="light1" w:fill="ffffff" w:themeFill="light1"/>
         <w:tcBorders>
           <w:top w:val="single" w:color="000000" w:themeColor="accent1" w:sz="4" w:space="0"/>
-          <w:left w:val="none"/>
-          <w:bottom w:val="none"/>
-          <w:right w:val="none"/>
+          <w:left w:val="none" w:color="000000" w:sz="4" w:space="0"/>
+          <w:bottom w:val="none" w:color="000000" w:sz="4" w:space="0"/>
+          <w:right w:val="none" w:color="000000" w:sz="4" w:space="0"/>
         </w:tcBorders>
       </w:tcPr>
     </w:tblStylePr>
@@ -34514,9 +34908,9 @@
       </w:tcPr>
     </w:tblStylePr>
   </w:style>
-  <w:style w:type="table" w:styleId="112">
+  <w:style w:type="table" w:styleId="919">
     <w:name w:val="List Table 7 Colorful - Accent 2"/>
-    <w:basedOn w:val="784"/>
+    <w:basedOn w:val="1006"/>
     <w:uiPriority w:val="99"/>
     <w:pPr>
       <w:pBdr/>
@@ -34615,11 +35009,11 @@
         <w:tblBorders/>
       </w:tblPr>
       <w:tcPr>
-        <w:shd w:color="ffffff"/>
+        <w:shd w:val="clear" w:color="ffffff"/>
         <w:tcBorders>
-          <w:top w:val="none"/>
-          <w:left w:val="none"/>
-          <w:bottom w:val="none"/>
+          <w:top w:val="none" w:color="000000" w:sz="4" w:space="0"/>
+          <w:left w:val="none" w:color="000000" w:sz="4" w:space="0"/>
+          <w:bottom w:val="none" w:color="000000" w:sz="4" w:space="0"/>
           <w:right w:val="single" w:color="000000" w:themeColor="accent2" w:themeTint="97" w:sz="4" w:space="0"/>
         </w:tcBorders>
       </w:tcPr>
@@ -34642,10 +35036,10 @@
       <w:tcPr>
         <w:shd w:val="clear" w:color="ffffff" w:themeColor="light1" w:fill="ffffff" w:themeFill="light1"/>
         <w:tcBorders>
-          <w:top w:val="none"/>
-          <w:left w:val="none"/>
+          <w:top w:val="none" w:color="000000" w:sz="4" w:space="0"/>
+          <w:left w:val="none" w:color="000000" w:sz="4" w:space="0"/>
           <w:bottom w:val="single" w:color="000000" w:themeColor="accent2" w:themeTint="97" w:sz="4" w:space="0"/>
-          <w:right w:val="none"/>
+          <w:right w:val="none" w:color="000000" w:sz="4" w:space="0"/>
         </w:tcBorders>
       </w:tcPr>
     </w:tblStylePr>
@@ -34665,12 +35059,12 @@
         <w:tblBorders/>
       </w:tblPr>
       <w:tcPr>
-        <w:shd w:color="ffffff"/>
+        <w:shd w:val="clear" w:color="ffffff"/>
         <w:tcBorders>
-          <w:top w:val="none"/>
+          <w:top w:val="none" w:color="000000" w:sz="4" w:space="0"/>
           <w:left w:val="single" w:color="000000" w:themeColor="accent2" w:themeTint="97" w:sz="4" w:space="0"/>
-          <w:bottom w:val="none"/>
-          <w:right w:val="none"/>
+          <w:bottom w:val="none" w:color="000000" w:sz="4" w:space="0"/>
+          <w:right w:val="none" w:color="000000" w:sz="4" w:space="0"/>
         </w:tcBorders>
       </w:tcPr>
     </w:tblStylePr>
@@ -34693,9 +35087,9 @@
         <w:shd w:val="clear" w:color="ffffff" w:themeColor="light1" w:fill="ffffff" w:themeFill="light1"/>
         <w:tcBorders>
           <w:top w:val="single" w:color="000000" w:themeColor="accent2" w:themeTint="97" w:sz="4" w:space="0"/>
-          <w:left w:val="none"/>
-          <w:bottom w:val="none"/>
-          <w:right w:val="none"/>
+          <w:left w:val="none" w:color="000000" w:sz="4" w:space="0"/>
+          <w:bottom w:val="none" w:color="000000" w:sz="4" w:space="0"/>
+          <w:right w:val="none" w:color="000000" w:sz="4" w:space="0"/>
         </w:tcBorders>
       </w:tcPr>
     </w:tblStylePr>
@@ -34770,9 +35164,9 @@
       </w:tcPr>
     </w:tblStylePr>
   </w:style>
-  <w:style w:type="table" w:styleId="113">
+  <w:style w:type="table" w:styleId="920">
     <w:name w:val="List Table 7 Colorful - Accent 3"/>
-    <w:basedOn w:val="784"/>
+    <w:basedOn w:val="1006"/>
     <w:uiPriority w:val="99"/>
     <w:pPr>
       <w:pBdr/>
@@ -34871,11 +35265,11 @@
         <w:tblBorders/>
       </w:tblPr>
       <w:tcPr>
-        <w:shd w:color="ffffff"/>
+        <w:shd w:val="clear" w:color="ffffff"/>
         <w:tcBorders>
-          <w:top w:val="none"/>
-          <w:left w:val="none"/>
-          <w:bottom w:val="none"/>
+          <w:top w:val="none" w:color="000000" w:sz="4" w:space="0"/>
+          <w:left w:val="none" w:color="000000" w:sz="4" w:space="0"/>
+          <w:bottom w:val="none" w:color="000000" w:sz="4" w:space="0"/>
           <w:right w:val="single" w:color="000000" w:themeColor="accent3" w:themeTint="98" w:sz="4" w:space="0"/>
         </w:tcBorders>
       </w:tcPr>
@@ -34898,10 +35292,10 @@
       <w:tcPr>
         <w:shd w:val="clear" w:color="ffffff" w:themeColor="light1" w:fill="ffffff" w:themeFill="light1"/>
         <w:tcBorders>
-          <w:top w:val="none"/>
-          <w:left w:val="none"/>
+          <w:top w:val="none" w:color="000000" w:sz="4" w:space="0"/>
+          <w:left w:val="none" w:color="000000" w:sz="4" w:space="0"/>
           <w:bottom w:val="single" w:color="000000" w:themeColor="accent3" w:themeTint="98" w:sz="4" w:space="0"/>
-          <w:right w:val="none"/>
+          <w:right w:val="none" w:color="000000" w:sz="4" w:space="0"/>
         </w:tcBorders>
       </w:tcPr>
     </w:tblStylePr>
@@ -34921,12 +35315,12 @@
         <w:tblBorders/>
       </w:tblPr>
       <w:tcPr>
-        <w:shd w:color="ffffff"/>
+        <w:shd w:val="clear" w:color="ffffff"/>
         <w:tcBorders>
-          <w:top w:val="none"/>
+          <w:top w:val="none" w:color="000000" w:sz="4" w:space="0"/>
           <w:left w:val="single" w:color="000000" w:themeColor="accent3" w:themeTint="98" w:sz="4" w:space="0"/>
-          <w:bottom w:val="none"/>
-          <w:right w:val="none"/>
+          <w:bottom w:val="none" w:color="000000" w:sz="4" w:space="0"/>
+          <w:right w:val="none" w:color="000000" w:sz="4" w:space="0"/>
         </w:tcBorders>
       </w:tcPr>
     </w:tblStylePr>
@@ -34949,9 +35343,9 @@
         <w:shd w:val="clear" w:color="ffffff" w:themeColor="light1" w:fill="ffffff" w:themeFill="light1"/>
         <w:tcBorders>
           <w:top w:val="single" w:color="000000" w:themeColor="accent3" w:themeTint="98" w:sz="4" w:space="0"/>
-          <w:left w:val="none"/>
-          <w:bottom w:val="none"/>
-          <w:right w:val="none"/>
+          <w:left w:val="none" w:color="000000" w:sz="4" w:space="0"/>
+          <w:bottom w:val="none" w:color="000000" w:sz="4" w:space="0"/>
+          <w:right w:val="none" w:color="000000" w:sz="4" w:space="0"/>
         </w:tcBorders>
       </w:tcPr>
     </w:tblStylePr>
@@ -35026,9 +35420,9 @@
       </w:tcPr>
     </w:tblStylePr>
   </w:style>
-  <w:style w:type="table" w:styleId="114">
+  <w:style w:type="table" w:styleId="921">
     <w:name w:val="List Table 7 Colorful - Accent 4"/>
-    <w:basedOn w:val="784"/>
+    <w:basedOn w:val="1006"/>
     <w:uiPriority w:val="99"/>
     <w:pPr>
       <w:pBdr/>
@@ -35127,11 +35521,11 @@
         <w:tblBorders/>
       </w:tblPr>
       <w:tcPr>
-        <w:shd w:color="ffffff"/>
+        <w:shd w:val="clear" w:color="ffffff"/>
         <w:tcBorders>
-          <w:top w:val="none"/>
-          <w:left w:val="none"/>
-          <w:bottom w:val="none"/>
+          <w:top w:val="none" w:color="000000" w:sz="4" w:space="0"/>
+          <w:left w:val="none" w:color="000000" w:sz="4" w:space="0"/>
+          <w:bottom w:val="none" w:color="000000" w:sz="4" w:space="0"/>
           <w:right w:val="single" w:color="000000" w:themeColor="accent4" w:themeTint="9A" w:sz="4" w:space="0"/>
         </w:tcBorders>
       </w:tcPr>
@@ -35154,10 +35548,10 @@
       <w:tcPr>
         <w:shd w:val="clear" w:color="ffffff" w:themeColor="light1" w:fill="ffffff" w:themeFill="light1"/>
         <w:tcBorders>
-          <w:top w:val="none"/>
-          <w:left w:val="none"/>
+          <w:top w:val="none" w:color="000000" w:sz="4" w:space="0"/>
+          <w:left w:val="none" w:color="000000" w:sz="4" w:space="0"/>
           <w:bottom w:val="single" w:color="000000" w:themeColor="accent4" w:themeTint="9A" w:sz="4" w:space="0"/>
-          <w:right w:val="none"/>
+          <w:right w:val="none" w:color="000000" w:sz="4" w:space="0"/>
         </w:tcBorders>
       </w:tcPr>
     </w:tblStylePr>
@@ -35177,12 +35571,12 @@
         <w:tblBorders/>
       </w:tblPr>
       <w:tcPr>
-        <w:shd w:color="ffffff"/>
+        <w:shd w:val="clear" w:color="ffffff"/>
         <w:tcBorders>
-          <w:top w:val="none"/>
+          <w:top w:val="none" w:color="000000" w:sz="4" w:space="0"/>
           <w:left w:val="single" w:color="000000" w:themeColor="accent4" w:themeTint="9A" w:sz="4" w:space="0"/>
-          <w:bottom w:val="none"/>
-          <w:right w:val="none"/>
+          <w:bottom w:val="none" w:color="000000" w:sz="4" w:space="0"/>
+          <w:right w:val="none" w:color="000000" w:sz="4" w:space="0"/>
         </w:tcBorders>
       </w:tcPr>
     </w:tblStylePr>
@@ -35205,9 +35599,9 @@
         <w:shd w:val="clear" w:color="ffffff" w:themeColor="light1" w:fill="ffffff" w:themeFill="light1"/>
         <w:tcBorders>
           <w:top w:val="single" w:color="000000" w:themeColor="accent4" w:themeTint="9A" w:sz="4" w:space="0"/>
-          <w:left w:val="none"/>
-          <w:bottom w:val="none"/>
-          <w:right w:val="none"/>
+          <w:left w:val="none" w:color="000000" w:sz="4" w:space="0"/>
+          <w:bottom w:val="none" w:color="000000" w:sz="4" w:space="0"/>
+          <w:right w:val="none" w:color="000000" w:sz="4" w:space="0"/>
         </w:tcBorders>
       </w:tcPr>
     </w:tblStylePr>
@@ -35282,9 +35676,9 @@
       </w:tcPr>
     </w:tblStylePr>
   </w:style>
-  <w:style w:type="table" w:styleId="115">
+  <w:style w:type="table" w:styleId="922">
     <w:name w:val="List Table 7 Colorful - Accent 5"/>
-    <w:basedOn w:val="784"/>
+    <w:basedOn w:val="1006"/>
     <w:uiPriority w:val="99"/>
     <w:pPr>
       <w:pBdr/>
@@ -35383,11 +35777,11 @@
         <w:tblBorders/>
       </w:tblPr>
       <w:tcPr>
-        <w:shd w:color="ffffff"/>
+        <w:shd w:val="clear" w:color="ffffff"/>
         <w:tcBorders>
-          <w:top w:val="none"/>
-          <w:left w:val="none"/>
-          <w:bottom w:val="none"/>
+          <w:top w:val="none" w:color="000000" w:sz="4" w:space="0"/>
+          <w:left w:val="none" w:color="000000" w:sz="4" w:space="0"/>
+          <w:bottom w:val="none" w:color="000000" w:sz="4" w:space="0"/>
           <w:right w:val="single" w:color="000000" w:themeColor="accent5" w:themeTint="9A" w:sz="4" w:space="0"/>
         </w:tcBorders>
       </w:tcPr>
@@ -35410,10 +35804,10 @@
       <w:tcPr>
         <w:shd w:val="clear" w:color="ffffff" w:themeColor="light1" w:fill="ffffff" w:themeFill="light1"/>
         <w:tcBorders>
-          <w:top w:val="none"/>
-          <w:left w:val="none"/>
+          <w:top w:val="none" w:color="000000" w:sz="4" w:space="0"/>
+          <w:left w:val="none" w:color="000000" w:sz="4" w:space="0"/>
           <w:bottom w:val="single" w:color="000000" w:themeColor="accent5" w:themeTint="9A" w:sz="4" w:space="0"/>
-          <w:right w:val="none"/>
+          <w:right w:val="none" w:color="000000" w:sz="4" w:space="0"/>
         </w:tcBorders>
       </w:tcPr>
     </w:tblStylePr>
@@ -35433,12 +35827,12 @@
         <w:tblBorders/>
       </w:tblPr>
       <w:tcPr>
-        <w:shd w:color="ffffff"/>
+        <w:shd w:val="clear" w:color="ffffff"/>
         <w:tcBorders>
-          <w:top w:val="none"/>
+          <w:top w:val="none" w:color="000000" w:sz="4" w:space="0"/>
           <w:left w:val="single" w:color="000000" w:themeColor="accent5" w:themeTint="9A" w:sz="4" w:space="0"/>
-          <w:bottom w:val="none"/>
-          <w:right w:val="none"/>
+          <w:bottom w:val="none" w:color="000000" w:sz="4" w:space="0"/>
+          <w:right w:val="none" w:color="000000" w:sz="4" w:space="0"/>
         </w:tcBorders>
       </w:tcPr>
     </w:tblStylePr>
@@ -35461,9 +35855,9 @@
         <w:shd w:val="clear" w:color="ffffff" w:themeColor="light1" w:fill="ffffff" w:themeFill="light1"/>
         <w:tcBorders>
           <w:top w:val="single" w:color="000000" w:themeColor="accent5" w:themeTint="9A" w:sz="4" w:space="0"/>
-          <w:left w:val="none"/>
-          <w:bottom w:val="none"/>
-          <w:right w:val="none"/>
+          <w:left w:val="none" w:color="000000" w:sz="4" w:space="0"/>
+          <w:bottom w:val="none" w:color="000000" w:sz="4" w:space="0"/>
+          <w:right w:val="none" w:color="000000" w:sz="4" w:space="0"/>
         </w:tcBorders>
       </w:tcPr>
     </w:tblStylePr>
@@ -35538,9 +35932,9 @@
       </w:tcPr>
     </w:tblStylePr>
   </w:style>
-  <w:style w:type="table" w:styleId="116">
+  <w:style w:type="table" w:styleId="923">
     <w:name w:val="List Table 7 Colorful - Accent 6"/>
-    <w:basedOn w:val="784"/>
+    <w:basedOn w:val="1006"/>
     <w:uiPriority w:val="99"/>
     <w:pPr>
       <w:pBdr/>
@@ -35639,11 +36033,11 @@
         <w:tblBorders/>
       </w:tblPr>
       <w:tcPr>
-        <w:shd w:color="ffffff"/>
+        <w:shd w:val="clear" w:color="ffffff"/>
         <w:tcBorders>
-          <w:top w:val="none"/>
-          <w:left w:val="none"/>
-          <w:bottom w:val="none"/>
+          <w:top w:val="none" w:color="000000" w:sz="4" w:space="0"/>
+          <w:left w:val="none" w:color="000000" w:sz="4" w:space="0"/>
+          <w:bottom w:val="none" w:color="000000" w:sz="4" w:space="0"/>
           <w:right w:val="single" w:color="000000" w:themeColor="accent6" w:themeTint="98" w:sz="4" w:space="0"/>
         </w:tcBorders>
       </w:tcPr>
@@ -35666,10 +36060,10 @@
       <w:tcPr>
         <w:shd w:val="clear" w:color="ffffff" w:themeColor="light1" w:fill="ffffff" w:themeFill="light1"/>
         <w:tcBorders>
-          <w:top w:val="none"/>
-          <w:left w:val="none"/>
+          <w:top w:val="none" w:color="000000" w:sz="4" w:space="0"/>
+          <w:left w:val="none" w:color="000000" w:sz="4" w:space="0"/>
           <w:bottom w:val="single" w:color="000000" w:themeColor="accent6" w:themeTint="98" w:sz="4" w:space="0"/>
-          <w:right w:val="none"/>
+          <w:right w:val="none" w:color="000000" w:sz="4" w:space="0"/>
         </w:tcBorders>
       </w:tcPr>
     </w:tblStylePr>
@@ -35689,12 +36083,12 @@
         <w:tblBorders/>
       </w:tblPr>
       <w:tcPr>
-        <w:shd w:color="ffffff"/>
+        <w:shd w:val="clear" w:color="ffffff"/>
         <w:tcBorders>
-          <w:top w:val="none"/>
+          <w:top w:val="none" w:color="000000" w:sz="4" w:space="0"/>
           <w:left w:val="single" w:color="000000" w:themeColor="accent6" w:themeTint="98" w:sz="4" w:space="0"/>
-          <w:bottom w:val="none"/>
-          <w:right w:val="none"/>
+          <w:bottom w:val="none" w:color="000000" w:sz="4" w:space="0"/>
+          <w:right w:val="none" w:color="000000" w:sz="4" w:space="0"/>
         </w:tcBorders>
       </w:tcPr>
     </w:tblStylePr>
@@ -35717,9 +36111,9 @@
         <w:shd w:val="clear" w:color="ffffff" w:themeColor="light1" w:fill="ffffff" w:themeFill="light1"/>
         <w:tcBorders>
           <w:top w:val="single" w:color="000000" w:themeColor="accent6" w:themeTint="98" w:sz="4" w:space="0"/>
-          <w:left w:val="none"/>
-          <w:bottom w:val="none"/>
-          <w:right w:val="none"/>
+          <w:left w:val="none" w:color="000000" w:sz="4" w:space="0"/>
+          <w:bottom w:val="none" w:color="000000" w:sz="4" w:space="0"/>
+          <w:right w:val="none" w:color="000000" w:sz="4" w:space="0"/>
         </w:tcBorders>
       </w:tcPr>
     </w:tblStylePr>
@@ -35794,9 +36188,9 @@
       </w:tcPr>
     </w:tblStylePr>
   </w:style>
-  <w:style w:type="table" w:styleId="117">
+  <w:style w:type="table" w:styleId="924">
     <w:name w:val="Lined - Accent"/>
-    <w:basedOn w:val="784"/>
+    <w:basedOn w:val="1006"/>
     <w:uiPriority w:val="99"/>
     <w:pPr>
       <w:pBdr/>
@@ -36031,9 +36425,9 @@
       </w:tcPr>
     </w:tblStylePr>
   </w:style>
-  <w:style w:type="table" w:styleId="118">
+  <w:style w:type="table" w:styleId="925">
     <w:name w:val="Lined - Accent 1"/>
-    <w:basedOn w:val="784"/>
+    <w:basedOn w:val="1006"/>
     <w:uiPriority w:val="99"/>
     <w:pPr>
       <w:pBdr/>
@@ -36268,9 +36662,9 @@
       </w:tcPr>
     </w:tblStylePr>
   </w:style>
-  <w:style w:type="table" w:styleId="119">
+  <w:style w:type="table" w:styleId="926">
     <w:name w:val="Lined - Accent 2"/>
-    <w:basedOn w:val="784"/>
+    <w:basedOn w:val="1006"/>
     <w:uiPriority w:val="99"/>
     <w:pPr>
       <w:pBdr/>
@@ -36505,9 +36899,9 @@
       </w:tcPr>
     </w:tblStylePr>
   </w:style>
-  <w:style w:type="table" w:styleId="120">
+  <w:style w:type="table" w:styleId="927">
     <w:name w:val="Lined - Accent 3"/>
-    <w:basedOn w:val="784"/>
+    <w:basedOn w:val="1006"/>
     <w:uiPriority w:val="99"/>
     <w:pPr>
       <w:pBdr/>
@@ -36742,9 +37136,9 @@
       </w:tcPr>
     </w:tblStylePr>
   </w:style>
-  <w:style w:type="table" w:styleId="121">
+  <w:style w:type="table" w:styleId="928">
     <w:name w:val="Lined - Accent 4"/>
-    <w:basedOn w:val="784"/>
+    <w:basedOn w:val="1006"/>
     <w:uiPriority w:val="99"/>
     <w:pPr>
       <w:pBdr/>
@@ -36979,9 +37373,9 @@
       </w:tcPr>
     </w:tblStylePr>
   </w:style>
-  <w:style w:type="table" w:styleId="122">
+  <w:style w:type="table" w:styleId="929">
     <w:name w:val="Lined - Accent 5"/>
-    <w:basedOn w:val="784"/>
+    <w:basedOn w:val="1006"/>
     <w:uiPriority w:val="99"/>
     <w:pPr>
       <w:pBdr/>
@@ -37216,9 +37610,9 @@
       </w:tcPr>
     </w:tblStylePr>
   </w:style>
-  <w:style w:type="table" w:styleId="123">
+  <w:style w:type="table" w:styleId="930">
     <w:name w:val="Lined - Accent 6"/>
-    <w:basedOn w:val="784"/>
+    <w:basedOn w:val="1006"/>
     <w:uiPriority w:val="99"/>
     <w:pPr>
       <w:pBdr/>
@@ -37453,9 +37847,9 @@
       </w:tcPr>
     </w:tblStylePr>
   </w:style>
-  <w:style w:type="table" w:styleId="124">
+  <w:style w:type="table" w:styleId="931">
     <w:name w:val="Bordered &amp; Lined - Accent"/>
-    <w:basedOn w:val="784"/>
+    <w:basedOn w:val="1006"/>
     <w:uiPriority w:val="99"/>
     <w:pPr>
       <w:pBdr/>
@@ -37697,9 +38091,9 @@
       </w:tcPr>
     </w:tblStylePr>
   </w:style>
-  <w:style w:type="table" w:styleId="125">
+  <w:style w:type="table" w:styleId="932">
     <w:name w:val="Bordered &amp; Lined - Accent 1"/>
-    <w:basedOn w:val="784"/>
+    <w:basedOn w:val="1006"/>
     <w:uiPriority w:val="99"/>
     <w:pPr>
       <w:pBdr/>
@@ -37941,9 +38335,9 @@
       </w:tcPr>
     </w:tblStylePr>
   </w:style>
-  <w:style w:type="table" w:styleId="126">
+  <w:style w:type="table" w:styleId="933">
     <w:name w:val="Bordered &amp; Lined - Accent 2"/>
-    <w:basedOn w:val="784"/>
+    <w:basedOn w:val="1006"/>
     <w:uiPriority w:val="99"/>
     <w:pPr>
       <w:pBdr/>
@@ -38185,9 +38579,9 @@
       </w:tcPr>
     </w:tblStylePr>
   </w:style>
-  <w:style w:type="table" w:styleId="127">
+  <w:style w:type="table" w:styleId="934">
     <w:name w:val="Bordered &amp; Lined - Accent 3"/>
-    <w:basedOn w:val="784"/>
+    <w:basedOn w:val="1006"/>
     <w:uiPriority w:val="99"/>
     <w:pPr>
       <w:pBdr/>
@@ -38429,9 +38823,9 @@
       </w:tcPr>
     </w:tblStylePr>
   </w:style>
-  <w:style w:type="table" w:styleId="128">
+  <w:style w:type="table" w:styleId="935">
     <w:name w:val="Bordered &amp; Lined - Accent 4"/>
-    <w:basedOn w:val="784"/>
+    <w:basedOn w:val="1006"/>
     <w:uiPriority w:val="99"/>
     <w:pPr>
       <w:pBdr/>
@@ -38673,9 +39067,9 @@
       </w:tcPr>
     </w:tblStylePr>
   </w:style>
-  <w:style w:type="table" w:styleId="129">
+  <w:style w:type="table" w:styleId="936">
     <w:name w:val="Bordered &amp; Lined - Accent 5"/>
-    <w:basedOn w:val="784"/>
+    <w:basedOn w:val="1006"/>
     <w:uiPriority w:val="99"/>
     <w:pPr>
       <w:pBdr/>
@@ -38917,9 +39311,9 @@
       </w:tcPr>
     </w:tblStylePr>
   </w:style>
-  <w:style w:type="table" w:styleId="130">
+  <w:style w:type="table" w:styleId="937">
     <w:name w:val="Bordered &amp; Lined - Accent 6"/>
-    <w:basedOn w:val="784"/>
+    <w:basedOn w:val="1006"/>
     <w:uiPriority w:val="99"/>
     <w:pPr>
       <w:pBdr/>
@@ -39161,9 +39555,9 @@
       </w:tcPr>
     </w:tblStylePr>
   </w:style>
-  <w:style w:type="table" w:styleId="131">
+  <w:style w:type="table" w:styleId="938">
     <w:name w:val="Bordered"/>
-    <w:basedOn w:val="784"/>
+    <w:basedOn w:val="1006"/>
     <w:uiPriority w:val="99"/>
     <w:pPr>
       <w:pBdr/>
@@ -39392,9 +39786,9 @@
       </w:tcPr>
     </w:tblStylePr>
   </w:style>
-  <w:style w:type="table" w:styleId="132">
+  <w:style w:type="table" w:styleId="939">
     <w:name w:val="Bordered - Accent 1"/>
-    <w:basedOn w:val="784"/>
+    <w:basedOn w:val="1006"/>
     <w:uiPriority w:val="99"/>
     <w:pPr>
       <w:pBdr/>
@@ -39623,9 +40017,9 @@
       </w:tcPr>
     </w:tblStylePr>
   </w:style>
-  <w:style w:type="table" w:styleId="133">
+  <w:style w:type="table" w:styleId="940">
     <w:name w:val="Bordered - Accent 2"/>
-    <w:basedOn w:val="784"/>
+    <w:basedOn w:val="1006"/>
     <w:uiPriority w:val="99"/>
     <w:pPr>
       <w:pBdr/>
@@ -39854,9 +40248,9 @@
       </w:tcPr>
     </w:tblStylePr>
   </w:style>
-  <w:style w:type="table" w:styleId="134">
+  <w:style w:type="table" w:styleId="941">
     <w:name w:val="Bordered - Accent 3"/>
-    <w:basedOn w:val="784"/>
+    <w:basedOn w:val="1006"/>
     <w:uiPriority w:val="99"/>
     <w:pPr>
       <w:pBdr/>
@@ -40085,9 +40479,9 @@
       </w:tcPr>
     </w:tblStylePr>
   </w:style>
-  <w:style w:type="table" w:styleId="135">
+  <w:style w:type="table" w:styleId="942">
     <w:name w:val="Bordered - Accent 4"/>
-    <w:basedOn w:val="784"/>
+    <w:basedOn w:val="1006"/>
     <w:uiPriority w:val="99"/>
     <w:pPr>
       <w:pBdr/>
@@ -40316,9 +40710,9 @@
       </w:tcPr>
     </w:tblStylePr>
   </w:style>
-  <w:style w:type="table" w:styleId="136">
+  <w:style w:type="table" w:styleId="943">
     <w:name w:val="Bordered - Accent 5"/>
-    <w:basedOn w:val="784"/>
+    <w:basedOn w:val="1006"/>
     <w:uiPriority w:val="99"/>
     <w:pPr>
       <w:pBdr/>
@@ -40547,9 +40941,9 @@
       </w:tcPr>
     </w:tblStylePr>
   </w:style>
-  <w:style w:type="table" w:styleId="137">
+  <w:style w:type="table" w:styleId="944">
     <w:name w:val="Bordered - Accent 6"/>
-    <w:basedOn w:val="784"/>
+    <w:basedOn w:val="1006"/>
     <w:uiPriority w:val="99"/>
     <w:pPr>
       <w:pBdr/>
@@ -40778,11 +41172,11 @@
       </w:tcPr>
     </w:tblStylePr>
   </w:style>
-  <w:style w:type="paragraph" w:styleId="139">
+  <w:style w:type="paragraph" w:styleId="945">
     <w:name w:val="Heading 1"/>
-    <w:basedOn w:val="782"/>
-    <w:next w:val="782"/>
-    <w:link w:val="150"/>
+    <w:basedOn w:val="1004"/>
+    <w:next w:val="1004"/>
+    <w:link w:val="954"/>
     <w:uiPriority w:val="9"/>
     <w:qFormat/>
     <w:pPr>
@@ -40800,11 +41194,11 @@
       <w:szCs w:val="40"/>
     </w:rPr>
   </w:style>
-  <w:style w:type="paragraph" w:styleId="140">
+  <w:style w:type="paragraph" w:styleId="946">
     <w:name w:val="Heading 2"/>
-    <w:basedOn w:val="782"/>
-    <w:next w:val="782"/>
-    <w:link w:val="151"/>
+    <w:basedOn w:val="1004"/>
+    <w:next w:val="1004"/>
+    <w:link w:val="955"/>
     <w:uiPriority w:val="9"/>
     <w:unhideWhenUsed/>
     <w:qFormat/>
@@ -40823,11 +41217,11 @@
       <w:szCs w:val="32"/>
     </w:rPr>
   </w:style>
-  <w:style w:type="paragraph" w:styleId="141">
+  <w:style w:type="paragraph" w:styleId="947">
     <w:name w:val="Heading 3"/>
-    <w:basedOn w:val="782"/>
-    <w:next w:val="782"/>
-    <w:link w:val="152"/>
+    <w:basedOn w:val="1004"/>
+    <w:next w:val="1004"/>
+    <w:link w:val="956"/>
     <w:uiPriority w:val="9"/>
     <w:unhideWhenUsed/>
     <w:qFormat/>
@@ -40846,11 +41240,11 @@
       <w:szCs w:val="28"/>
     </w:rPr>
   </w:style>
-  <w:style w:type="paragraph" w:styleId="142">
+  <w:style w:type="paragraph" w:styleId="948">
     <w:name w:val="Heading 4"/>
-    <w:basedOn w:val="782"/>
-    <w:next w:val="782"/>
-    <w:link w:val="153"/>
+    <w:basedOn w:val="1004"/>
+    <w:next w:val="1004"/>
+    <w:link w:val="957"/>
     <w:uiPriority w:val="9"/>
     <w:unhideWhenUsed/>
     <w:qFormat/>
@@ -40869,11 +41263,11 @@
       <w:color w:val="0f4761" w:themeColor="accent1" w:themeShade="BF"/>
     </w:rPr>
   </w:style>
-  <w:style w:type="paragraph" w:styleId="143">
+  <w:style w:type="paragraph" w:styleId="949">
     <w:name w:val="Heading 5"/>
-    <w:basedOn w:val="782"/>
-    <w:next w:val="782"/>
-    <w:link w:val="154"/>
+    <w:basedOn w:val="1004"/>
+    <w:next w:val="1004"/>
+    <w:link w:val="958"/>
     <w:uiPriority w:val="9"/>
     <w:unhideWhenUsed/>
     <w:qFormat/>
@@ -40890,11 +41284,11 @@
       <w:color w:val="0f4761" w:themeColor="accent1" w:themeShade="BF"/>
     </w:rPr>
   </w:style>
-  <w:style w:type="paragraph" w:styleId="144">
+  <w:style w:type="paragraph" w:styleId="950">
     <w:name w:val="Heading 6"/>
-    <w:basedOn w:val="782"/>
-    <w:next w:val="782"/>
-    <w:link w:val="155"/>
+    <w:basedOn w:val="1004"/>
+    <w:next w:val="1004"/>
+    <w:link w:val="959"/>
     <w:uiPriority w:val="9"/>
     <w:unhideWhenUsed/>
     <w:qFormat/>
@@ -40913,11 +41307,11 @@
       <w:color w:val="595959" w:themeColor="text1" w:themeTint="A6"/>
     </w:rPr>
   </w:style>
-  <w:style w:type="paragraph" w:styleId="145">
+  <w:style w:type="paragraph" w:styleId="951">
     <w:name w:val="Heading 7"/>
-    <w:basedOn w:val="782"/>
-    <w:next w:val="782"/>
-    <w:link w:val="156"/>
+    <w:basedOn w:val="1004"/>
+    <w:next w:val="1004"/>
+    <w:link w:val="960"/>
     <w:uiPriority w:val="9"/>
     <w:unhideWhenUsed/>
     <w:qFormat/>
@@ -40934,11 +41328,11 @@
       <w:color w:val="595959" w:themeColor="text1" w:themeTint="A6"/>
     </w:rPr>
   </w:style>
-  <w:style w:type="paragraph" w:styleId="146">
+  <w:style w:type="paragraph" w:styleId="952">
     <w:name w:val="Heading 8"/>
-    <w:basedOn w:val="782"/>
-    <w:next w:val="782"/>
-    <w:link w:val="157"/>
+    <w:basedOn w:val="1004"/>
+    <w:next w:val="1004"/>
+    <w:link w:val="961"/>
     <w:uiPriority w:val="9"/>
     <w:unhideWhenUsed/>
     <w:qFormat/>
@@ -40957,11 +41351,11 @@
       <w:color w:val="272727" w:themeColor="text1" w:themeTint="D8"/>
     </w:rPr>
   </w:style>
-  <w:style w:type="paragraph" w:styleId="147">
+  <w:style w:type="paragraph" w:styleId="953">
     <w:name w:val="Heading 9"/>
-    <w:basedOn w:val="782"/>
-    <w:next w:val="782"/>
-    <w:link w:val="158"/>
+    <w:basedOn w:val="1004"/>
+    <w:next w:val="1004"/>
+    <w:link w:val="962"/>
     <w:uiPriority w:val="9"/>
     <w:unhideWhenUsed/>
     <w:qFormat/>
@@ -40980,10 +41374,10 @@
       <w:color w:val="272727" w:themeColor="text1" w:themeTint="D8"/>
     </w:rPr>
   </w:style>
-  <w:style w:type="character" w:styleId="150">
+  <w:style w:type="character" w:styleId="954">
     <w:name w:val="Heading 1 Char"/>
-    <w:basedOn w:val="783"/>
-    <w:link w:val="139"/>
+    <w:basedOn w:val="1005"/>
+    <w:link w:val="945"/>
     <w:uiPriority w:val="9"/>
     <w:pPr>
       <w:pBdr/>
@@ -40997,10 +41391,10 @@
       <w:szCs w:val="40"/>
     </w:rPr>
   </w:style>
-  <w:style w:type="character" w:styleId="151">
+  <w:style w:type="character" w:styleId="955">
     <w:name w:val="Heading 2 Char"/>
-    <w:basedOn w:val="783"/>
-    <w:link w:val="140"/>
+    <w:basedOn w:val="1005"/>
+    <w:link w:val="946"/>
     <w:uiPriority w:val="9"/>
     <w:pPr>
       <w:pBdr/>
@@ -41014,10 +41408,10 @@
       <w:szCs w:val="32"/>
     </w:rPr>
   </w:style>
-  <w:style w:type="character" w:styleId="152">
+  <w:style w:type="character" w:styleId="956">
     <w:name w:val="Heading 3 Char"/>
-    <w:basedOn w:val="783"/>
-    <w:link w:val="141"/>
+    <w:basedOn w:val="1005"/>
+    <w:link w:val="947"/>
     <w:uiPriority w:val="9"/>
     <w:pPr>
       <w:pBdr/>
@@ -41031,10 +41425,10 @@
       <w:szCs w:val="28"/>
     </w:rPr>
   </w:style>
-  <w:style w:type="character" w:styleId="153">
+  <w:style w:type="character" w:styleId="957">
     <w:name w:val="Heading 4 Char"/>
-    <w:basedOn w:val="783"/>
-    <w:link w:val="142"/>
+    <w:basedOn w:val="1005"/>
+    <w:link w:val="948"/>
     <w:uiPriority w:val="9"/>
     <w:pPr>
       <w:pBdr/>
@@ -41048,10 +41442,10 @@
       <w:color w:val="0f4761" w:themeColor="accent1" w:themeShade="BF"/>
     </w:rPr>
   </w:style>
-  <w:style w:type="character" w:styleId="154">
+  <w:style w:type="character" w:styleId="958">
     <w:name w:val="Heading 5 Char"/>
-    <w:basedOn w:val="783"/>
-    <w:link w:val="143"/>
+    <w:basedOn w:val="1005"/>
+    <w:link w:val="949"/>
     <w:uiPriority w:val="9"/>
     <w:pPr>
       <w:pBdr/>
@@ -41063,10 +41457,10 @@
       <w:color w:val="0f4761" w:themeColor="accent1" w:themeShade="BF"/>
     </w:rPr>
   </w:style>
-  <w:style w:type="character" w:styleId="155">
+  <w:style w:type="character" w:styleId="959">
     <w:name w:val="Heading 6 Char"/>
-    <w:basedOn w:val="783"/>
-    <w:link w:val="144"/>
+    <w:basedOn w:val="1005"/>
+    <w:link w:val="950"/>
     <w:uiPriority w:val="9"/>
     <w:pPr>
       <w:pBdr/>
@@ -41080,10 +41474,10 @@
       <w:color w:val="595959" w:themeColor="text1" w:themeTint="A6"/>
     </w:rPr>
   </w:style>
-  <w:style w:type="character" w:styleId="156">
+  <w:style w:type="character" w:styleId="960">
     <w:name w:val="Heading 7 Char"/>
-    <w:basedOn w:val="783"/>
-    <w:link w:val="145"/>
+    <w:basedOn w:val="1005"/>
+    <w:link w:val="951"/>
     <w:uiPriority w:val="9"/>
     <w:pPr>
       <w:pBdr/>
@@ -41095,10 +41489,10 @@
       <w:color w:val="595959" w:themeColor="text1" w:themeTint="A6"/>
     </w:rPr>
   </w:style>
-  <w:style w:type="character" w:styleId="157">
+  <w:style w:type="character" w:styleId="961">
     <w:name w:val="Heading 8 Char"/>
-    <w:basedOn w:val="783"/>
-    <w:link w:val="146"/>
+    <w:basedOn w:val="1005"/>
+    <w:link w:val="952"/>
     <w:uiPriority w:val="9"/>
     <w:pPr>
       <w:pBdr/>
@@ -41112,10 +41506,10 @@
       <w:color w:val="272727" w:themeColor="text1" w:themeTint="D8"/>
     </w:rPr>
   </w:style>
-  <w:style w:type="character" w:styleId="158">
+  <w:style w:type="character" w:styleId="962">
     <w:name w:val="Heading 9 Char"/>
-    <w:basedOn w:val="783"/>
-    <w:link w:val="147"/>
+    <w:basedOn w:val="1005"/>
+    <w:link w:val="953"/>
     <w:uiPriority w:val="9"/>
     <w:pPr>
       <w:pBdr/>
@@ -41129,11 +41523,11 @@
       <w:color w:val="272727" w:themeColor="text1" w:themeTint="D8"/>
     </w:rPr>
   </w:style>
-  <w:style w:type="paragraph" w:styleId="159">
+  <w:style w:type="paragraph" w:styleId="963">
     <w:name w:val="Title"/>
-    <w:basedOn w:val="782"/>
-    <w:next w:val="782"/>
-    <w:link w:val="160"/>
+    <w:basedOn w:val="1004"/>
+    <w:next w:val="1004"/>
+    <w:link w:val="964"/>
     <w:uiPriority w:val="10"/>
     <w:qFormat/>
     <w:pPr>
@@ -41149,10 +41543,10 @@
       <w:szCs w:val="56"/>
     </w:rPr>
   </w:style>
-  <w:style w:type="character" w:styleId="160">
+  <w:style w:type="character" w:styleId="964">
     <w:name w:val="Title Char"/>
-    <w:basedOn w:val="783"/>
-    <w:link w:val="159"/>
+    <w:basedOn w:val="1005"/>
+    <w:link w:val="963"/>
     <w:uiPriority w:val="10"/>
     <w:pPr>
       <w:pBdr/>
@@ -41166,11 +41560,11 @@
       <w:szCs w:val="56"/>
     </w:rPr>
   </w:style>
-  <w:style w:type="paragraph" w:styleId="161">
+  <w:style w:type="paragraph" w:styleId="965">
     <w:name w:val="Subtitle"/>
-    <w:basedOn w:val="782"/>
-    <w:next w:val="782"/>
-    <w:link w:val="162"/>
+    <w:basedOn w:val="1004"/>
+    <w:next w:val="1004"/>
+    <w:link w:val="966"/>
     <w:uiPriority w:val="11"/>
     <w:qFormat/>
     <w:pPr>
@@ -41188,10 +41582,10 @@
       <w:szCs w:val="28"/>
     </w:rPr>
   </w:style>
-  <w:style w:type="character" w:styleId="162">
+  <w:style w:type="character" w:styleId="966">
     <w:name w:val="Subtitle Char"/>
-    <w:basedOn w:val="783"/>
-    <w:link w:val="161"/>
+    <w:basedOn w:val="1005"/>
+    <w:link w:val="965"/>
     <w:uiPriority w:val="11"/>
     <w:pPr>
       <w:pBdr/>
@@ -41205,11 +41599,11 @@
       <w:szCs w:val="28"/>
     </w:rPr>
   </w:style>
-  <w:style w:type="paragraph" w:styleId="163">
+  <w:style w:type="paragraph" w:styleId="967">
     <w:name w:val="Quote"/>
-    <w:basedOn w:val="782"/>
-    <w:next w:val="782"/>
-    <w:link w:val="164"/>
+    <w:basedOn w:val="1004"/>
+    <w:next w:val="1004"/>
+    <w:link w:val="968"/>
     <w:uiPriority w:val="29"/>
     <w:qFormat/>
     <w:pPr>
@@ -41224,10 +41618,10 @@
       <w:color w:val="404040" w:themeColor="text1" w:themeTint="BF"/>
     </w:rPr>
   </w:style>
-  <w:style w:type="character" w:styleId="164">
+  <w:style w:type="character" w:styleId="968">
     <w:name w:val="Quote Char"/>
-    <w:basedOn w:val="783"/>
-    <w:link w:val="163"/>
+    <w:basedOn w:val="1005"/>
+    <w:link w:val="967"/>
     <w:uiPriority w:val="29"/>
     <w:pPr>
       <w:pBdr/>
@@ -41240,9 +41634,9 @@
       <w:color w:val="404040" w:themeColor="text1" w:themeTint="BF"/>
     </w:rPr>
   </w:style>
-  <w:style w:type="character" w:styleId="166">
+  <w:style w:type="character" w:styleId="969">
     <w:name w:val="Intense Emphasis"/>
-    <w:basedOn w:val="783"/>
+    <w:basedOn w:val="1005"/>
     <w:uiPriority w:val="21"/>
     <w:qFormat/>
     <w:pPr>
@@ -41256,11 +41650,11 @@
       <w:color w:val="0f4761" w:themeColor="accent1" w:themeShade="BF"/>
     </w:rPr>
   </w:style>
-  <w:style w:type="paragraph" w:styleId="167">
+  <w:style w:type="paragraph" w:styleId="970">
     <w:name w:val="Intense Quote"/>
-    <w:basedOn w:val="782"/>
-    <w:next w:val="782"/>
-    <w:link w:val="168"/>
+    <w:basedOn w:val="1004"/>
+    <w:next w:val="1004"/>
+    <w:link w:val="971"/>
     <w:uiPriority w:val="30"/>
     <w:qFormat/>
     <w:pPr>
@@ -41278,10 +41672,10 @@
       <w:color w:val="0f4761" w:themeColor="accent1" w:themeShade="BF"/>
     </w:rPr>
   </w:style>
-  <w:style w:type="character" w:styleId="168">
+  <w:style w:type="character" w:styleId="971">
     <w:name w:val="Intense Quote Char"/>
-    <w:basedOn w:val="783"/>
-    <w:link w:val="167"/>
+    <w:basedOn w:val="1005"/>
+    <w:link w:val="970"/>
     <w:uiPriority w:val="30"/>
     <w:pPr>
       <w:pBdr/>
@@ -41294,9 +41688,9 @@
       <w:color w:val="0f4761" w:themeColor="accent1" w:themeShade="BF"/>
     </w:rPr>
   </w:style>
-  <w:style w:type="character" w:styleId="169">
+  <w:style w:type="character" w:styleId="972">
     <w:name w:val="Intense Reference"/>
-    <w:basedOn w:val="783"/>
+    <w:basedOn w:val="1005"/>
     <w:uiPriority w:val="32"/>
     <w:qFormat/>
     <w:pPr>
@@ -41312,9 +41706,9 @@
       <w:spacing w:val="5"/>
     </w:rPr>
   </w:style>
-  <w:style w:type="paragraph" w:styleId="170">
+  <w:style w:type="paragraph" w:styleId="973">
     <w:name w:val="No Spacing"/>
-    <w:basedOn w:val="782"/>
+    <w:basedOn w:val="1004"/>
     <w:uiPriority w:val="1"/>
     <w:qFormat/>
     <w:pPr>
@@ -41323,9 +41717,9 @@
       <w:ind/>
     </w:pPr>
   </w:style>
-  <w:style w:type="character" w:styleId="171">
+  <w:style w:type="character" w:styleId="974">
     <w:name w:val="Subtle Emphasis"/>
-    <w:basedOn w:val="783"/>
+    <w:basedOn w:val="1005"/>
     <w:uiPriority w:val="19"/>
     <w:qFormat/>
     <w:pPr>
@@ -41339,9 +41733,9 @@
       <w:color w:val="404040" w:themeColor="text1" w:themeTint="BF"/>
     </w:rPr>
   </w:style>
-  <w:style w:type="character" w:styleId="172">
+  <w:style w:type="character" w:styleId="975">
     <w:name w:val="Emphasis"/>
-    <w:basedOn w:val="783"/>
+    <w:basedOn w:val="1005"/>
     <w:uiPriority w:val="20"/>
     <w:qFormat/>
     <w:pPr>
@@ -41354,9 +41748,9 @@
       <w:iCs/>
     </w:rPr>
   </w:style>
-  <w:style w:type="character" w:styleId="173">
+  <w:style w:type="character" w:styleId="976">
     <w:name w:val="Strong"/>
-    <w:basedOn w:val="783"/>
+    <w:basedOn w:val="1005"/>
     <w:uiPriority w:val="22"/>
     <w:qFormat/>
     <w:pPr>
@@ -41369,9 +41763,9 @@
       <w:bCs/>
     </w:rPr>
   </w:style>
-  <w:style w:type="character" w:styleId="174">
+  <w:style w:type="character" w:styleId="977">
     <w:name w:val="Subtle Reference"/>
-    <w:basedOn w:val="783"/>
+    <w:basedOn w:val="1005"/>
     <w:uiPriority w:val="31"/>
     <w:qFormat/>
     <w:pPr>
@@ -41384,9 +41778,9 @@
       <w:color w:val="5a5a5a" w:themeColor="text1" w:themeTint="A5"/>
     </w:rPr>
   </w:style>
-  <w:style w:type="character" w:styleId="175">
+  <w:style w:type="character" w:styleId="978">
     <w:name w:val="Book Title"/>
-    <w:basedOn w:val="783"/>
+    <w:basedOn w:val="1005"/>
     <w:uiPriority w:val="33"/>
     <w:qFormat/>
     <w:pPr>
@@ -41402,10 +41796,10 @@
       <w:spacing w:val="5"/>
     </w:rPr>
   </w:style>
-  <w:style w:type="paragraph" w:styleId="176">
+  <w:style w:type="paragraph" w:styleId="979">
     <w:name w:val="Header"/>
-    <w:basedOn w:val="782"/>
-    <w:link w:val="177"/>
+    <w:basedOn w:val="1004"/>
+    <w:link w:val="980"/>
     <w:uiPriority w:val="99"/>
     <w:unhideWhenUsed/>
     <w:pPr>
@@ -41418,10 +41812,10 @@
       <w:ind/>
     </w:pPr>
   </w:style>
-  <w:style w:type="character" w:styleId="177">
+  <w:style w:type="character" w:styleId="980">
     <w:name w:val="Header Char"/>
-    <w:basedOn w:val="783"/>
-    <w:link w:val="176"/>
+    <w:basedOn w:val="1005"/>
+    <w:link w:val="979"/>
     <w:uiPriority w:val="99"/>
     <w:pPr>
       <w:pBdr/>
@@ -41429,10 +41823,10 @@
       <w:ind/>
     </w:pPr>
   </w:style>
-  <w:style w:type="paragraph" w:styleId="178">
+  <w:style w:type="paragraph" w:styleId="981">
     <w:name w:val="Footer"/>
-    <w:basedOn w:val="782"/>
-    <w:link w:val="179"/>
+    <w:basedOn w:val="1004"/>
+    <w:link w:val="982"/>
     <w:uiPriority w:val="99"/>
     <w:unhideWhenUsed/>
     <w:pPr>
@@ -41445,10 +41839,10 @@
       <w:ind/>
     </w:pPr>
   </w:style>
-  <w:style w:type="character" w:styleId="179">
+  <w:style w:type="character" w:styleId="982">
     <w:name w:val="Footer Char"/>
-    <w:basedOn w:val="783"/>
-    <w:link w:val="178"/>
+    <w:basedOn w:val="1005"/>
+    <w:link w:val="981"/>
     <w:uiPriority w:val="99"/>
     <w:pPr>
       <w:pBdr/>
@@ -41456,10 +41850,10 @@
       <w:ind/>
     </w:pPr>
   </w:style>
-  <w:style w:type="paragraph" w:styleId="180">
+  <w:style w:type="paragraph" w:styleId="983">
     <w:name w:val="Caption"/>
-    <w:basedOn w:val="782"/>
-    <w:next w:val="782"/>
+    <w:basedOn w:val="1004"/>
+    <w:next w:val="1004"/>
     <w:uiPriority w:val="35"/>
     <w:unhideWhenUsed/>
     <w:qFormat/>
@@ -41476,10 +41870,10 @@
       <w:szCs w:val="18"/>
     </w:rPr>
   </w:style>
-  <w:style w:type="paragraph" w:styleId="181">
+  <w:style w:type="paragraph" w:styleId="984">
     <w:name w:val="footnote text"/>
-    <w:basedOn w:val="782"/>
-    <w:link w:val="182"/>
+    <w:basedOn w:val="1004"/>
+    <w:link w:val="985"/>
     <w:uiPriority w:val="99"/>
     <w:semiHidden/>
     <w:unhideWhenUsed/>
@@ -41493,10 +41887,10 @@
       <w:szCs w:val="20"/>
     </w:rPr>
   </w:style>
-  <w:style w:type="character" w:styleId="182">
+  <w:style w:type="character" w:styleId="985">
     <w:name w:val="Footnote Text Char"/>
-    <w:basedOn w:val="783"/>
-    <w:link w:val="181"/>
+    <w:basedOn w:val="1005"/>
+    <w:link w:val="984"/>
     <w:uiPriority w:val="99"/>
     <w:semiHidden/>
     <w:pPr>
@@ -41509,9 +41903,9 @@
       <w:szCs w:val="20"/>
     </w:rPr>
   </w:style>
-  <w:style w:type="character" w:styleId="183">
+  <w:style w:type="character" w:styleId="986">
     <w:name w:val="footnote reference"/>
-    <w:basedOn w:val="783"/>
+    <w:basedOn w:val="1005"/>
     <w:uiPriority w:val="99"/>
     <w:semiHidden/>
     <w:unhideWhenUsed/>
@@ -41524,10 +41918,10 @@
       <w:vertAlign w:val="superscript"/>
     </w:rPr>
   </w:style>
-  <w:style w:type="paragraph" w:styleId="184">
+  <w:style w:type="paragraph" w:styleId="987">
     <w:name w:val="endnote text"/>
-    <w:basedOn w:val="782"/>
-    <w:link w:val="185"/>
+    <w:basedOn w:val="1004"/>
+    <w:link w:val="988"/>
     <w:uiPriority w:val="99"/>
     <w:semiHidden/>
     <w:unhideWhenUsed/>
@@ -41541,10 +41935,10 @@
       <w:szCs w:val="20"/>
     </w:rPr>
   </w:style>
-  <w:style w:type="character" w:styleId="185">
+  <w:style w:type="character" w:styleId="988">
     <w:name w:val="Endnote Text Char"/>
-    <w:basedOn w:val="783"/>
-    <w:link w:val="184"/>
+    <w:basedOn w:val="1005"/>
+    <w:link w:val="987"/>
     <w:uiPriority w:val="99"/>
     <w:semiHidden/>
     <w:pPr>
@@ -41557,9 +41951,9 @@
       <w:szCs w:val="20"/>
     </w:rPr>
   </w:style>
-  <w:style w:type="character" w:styleId="186">
+  <w:style w:type="character" w:styleId="989">
     <w:name w:val="endnote reference"/>
-    <w:basedOn w:val="783"/>
+    <w:basedOn w:val="1005"/>
     <w:uiPriority w:val="99"/>
     <w:semiHidden/>
     <w:unhideWhenUsed/>
@@ -41572,9 +41966,9 @@
       <w:vertAlign w:val="superscript"/>
     </w:rPr>
   </w:style>
-  <w:style w:type="character" w:styleId="187">
+  <w:style w:type="character" w:styleId="990">
     <w:name w:val="Hyperlink"/>
-    <w:basedOn w:val="783"/>
+    <w:basedOn w:val="1005"/>
     <w:uiPriority w:val="99"/>
     <w:unhideWhenUsed/>
     <w:pPr>
@@ -41587,9 +41981,9 @@
       <w:u w:val="single"/>
     </w:rPr>
   </w:style>
-  <w:style w:type="character" w:styleId="188">
+  <w:style w:type="character" w:styleId="991">
     <w:name w:val="FollowedHyperlink"/>
-    <w:basedOn w:val="783"/>
+    <w:basedOn w:val="1005"/>
     <w:uiPriority w:val="99"/>
     <w:semiHidden/>
     <w:unhideWhenUsed/>
@@ -41603,10 +41997,10 @@
       <w:u w:val="single"/>
     </w:rPr>
   </w:style>
-  <w:style w:type="paragraph" w:styleId="189">
+  <w:style w:type="paragraph" w:styleId="992">
     <w:name w:val="toc 1"/>
-    <w:basedOn w:val="782"/>
-    <w:next w:val="782"/>
+    <w:basedOn w:val="1004"/>
+    <w:next w:val="1004"/>
     <w:uiPriority w:val="39"/>
     <w:unhideWhenUsed/>
     <w:pPr>
@@ -41615,10 +42009,10 @@
       <w:ind/>
     </w:pPr>
   </w:style>
-  <w:style w:type="paragraph" w:styleId="190">
+  <w:style w:type="paragraph" w:styleId="993">
     <w:name w:val="toc 2"/>
-    <w:basedOn w:val="782"/>
-    <w:next w:val="782"/>
+    <w:basedOn w:val="1004"/>
+    <w:next w:val="1004"/>
     <w:uiPriority w:val="39"/>
     <w:unhideWhenUsed/>
     <w:pPr>
@@ -41627,10 +42021,10 @@
       <w:ind w:left="220"/>
     </w:pPr>
   </w:style>
-  <w:style w:type="paragraph" w:styleId="191">
+  <w:style w:type="paragraph" w:styleId="994">
     <w:name w:val="toc 3"/>
-    <w:basedOn w:val="782"/>
-    <w:next w:val="782"/>
+    <w:basedOn w:val="1004"/>
+    <w:next w:val="1004"/>
     <w:uiPriority w:val="39"/>
     <w:unhideWhenUsed/>
     <w:pPr>
@@ -41639,10 +42033,10 @@
       <w:ind w:left="440"/>
     </w:pPr>
   </w:style>
-  <w:style w:type="paragraph" w:styleId="192">
+  <w:style w:type="paragraph" w:styleId="995">
     <w:name w:val="toc 4"/>
-    <w:basedOn w:val="782"/>
-    <w:next w:val="782"/>
+    <w:basedOn w:val="1004"/>
+    <w:next w:val="1004"/>
     <w:uiPriority w:val="39"/>
     <w:unhideWhenUsed/>
     <w:pPr>
@@ -41651,10 +42045,10 @@
       <w:ind w:left="660"/>
     </w:pPr>
   </w:style>
-  <w:style w:type="paragraph" w:styleId="193">
+  <w:style w:type="paragraph" w:styleId="996">
     <w:name w:val="toc 5"/>
-    <w:basedOn w:val="782"/>
-    <w:next w:val="782"/>
+    <w:basedOn w:val="1004"/>
+    <w:next w:val="1004"/>
     <w:uiPriority w:val="39"/>
     <w:unhideWhenUsed/>
     <w:pPr>
@@ -41663,10 +42057,10 @@
       <w:ind w:left="880"/>
     </w:pPr>
   </w:style>
-  <w:style w:type="paragraph" w:styleId="194">
+  <w:style w:type="paragraph" w:styleId="997">
     <w:name w:val="toc 6"/>
-    <w:basedOn w:val="782"/>
-    <w:next w:val="782"/>
+    <w:basedOn w:val="1004"/>
+    <w:next w:val="1004"/>
     <w:uiPriority w:val="39"/>
     <w:unhideWhenUsed/>
     <w:pPr>
@@ -41675,10 +42069,10 @@
       <w:ind w:left="1100"/>
     </w:pPr>
   </w:style>
-  <w:style w:type="paragraph" w:styleId="195">
+  <w:style w:type="paragraph" w:styleId="998">
     <w:name w:val="toc 7"/>
-    <w:basedOn w:val="782"/>
-    <w:next w:val="782"/>
+    <w:basedOn w:val="1004"/>
+    <w:next w:val="1004"/>
     <w:uiPriority w:val="39"/>
     <w:unhideWhenUsed/>
     <w:pPr>
@@ -41687,10 +42081,10 @@
       <w:ind w:left="1320"/>
     </w:pPr>
   </w:style>
-  <w:style w:type="paragraph" w:styleId="196">
+  <w:style w:type="paragraph" w:styleId="999">
     <w:name w:val="toc 8"/>
-    <w:basedOn w:val="782"/>
-    <w:next w:val="782"/>
+    <w:basedOn w:val="1004"/>
+    <w:next w:val="1004"/>
     <w:uiPriority w:val="39"/>
     <w:unhideWhenUsed/>
     <w:pPr>
@@ -41699,10 +42093,10 @@
       <w:ind w:left="1540"/>
     </w:pPr>
   </w:style>
-  <w:style w:type="paragraph" w:styleId="197">
+  <w:style w:type="paragraph" w:styleId="1000">
     <w:name w:val="toc 9"/>
-    <w:basedOn w:val="782"/>
-    <w:next w:val="782"/>
+    <w:basedOn w:val="1004"/>
+    <w:next w:val="1004"/>
     <w:uiPriority w:val="39"/>
     <w:unhideWhenUsed/>
     <w:pPr>
@@ -41711,9 +42105,9 @@
       <w:ind w:left="1760"/>
     </w:pPr>
   </w:style>
-  <w:style w:type="character" w:styleId="198">
+  <w:style w:type="character" w:styleId="1001">
     <w:name w:val="Placeholder Text"/>
-    <w:basedOn w:val="783"/>
+    <w:basedOn w:val="1005"/>
     <w:uiPriority w:val="99"/>
     <w:semiHidden/>
     <w:pPr>
@@ -41725,7 +42119,7 @@
       <w:color w:val="666666"/>
     </w:rPr>
   </w:style>
-  <w:style w:type="paragraph" w:styleId="208">
+  <w:style w:type="paragraph" w:styleId="1002">
     <w:name w:val="TOC Heading"/>
     <w:uiPriority w:val="39"/>
     <w:unhideWhenUsed/>
@@ -41735,10 +42129,10 @@
       <w:ind/>
     </w:pPr>
   </w:style>
-  <w:style w:type="paragraph" w:styleId="209">
+  <w:style w:type="paragraph" w:styleId="1003">
     <w:name w:val="table of figures"/>
-    <w:basedOn w:val="782"/>
-    <w:next w:val="782"/>
+    <w:basedOn w:val="1004"/>
+    <w:next w:val="1004"/>
     <w:uiPriority w:val="99"/>
     <w:unhideWhenUsed/>
     <w:pPr>
@@ -41747,7 +42141,7 @@
       <w:ind/>
     </w:pPr>
   </w:style>
-  <w:style w:type="paragraph" w:styleId="782" w:default="1">
+  <w:style w:type="paragraph" w:styleId="1004" w:default="1">
     <w:name w:val="Normal"/>
     <w:qFormat/>
     <w:pPr>
@@ -41763,7 +42157,7 @@
       <w:lang w:val="vi-VN"/>
     </w:rPr>
   </w:style>
-  <w:style w:type="character" w:styleId="783" w:default="1">
+  <w:style w:type="character" w:styleId="1005" w:default="1">
     <w:name w:val="Default Paragraph Font"/>
     <w:uiPriority w:val="1"/>
     <w:semiHidden/>
@@ -41774,7 +42168,7 @@
       <w:ind/>
     </w:pPr>
   </w:style>
-  <w:style w:type="table" w:styleId="784" w:default="1">
+  <w:style w:type="table" w:styleId="1006" w:default="1">
     <w:name w:val="Normal Table"/>
     <w:uiPriority w:val="99"/>
     <w:semiHidden/>
@@ -41967,7 +42361,7 @@
       </w:tcPr>
     </w:tblStylePr>
   </w:style>
-  <w:style w:type="numbering" w:styleId="785" w:default="1">
+  <w:style w:type="numbering" w:styleId="1007" w:default="1">
     <w:name w:val="No List"/>
     <w:uiPriority w:val="99"/>
     <w:semiHidden/>
@@ -41978,9 +42372,9 @@
       <w:ind/>
     </w:pPr>
   </w:style>
-  <w:style w:type="paragraph" w:styleId="786">
+  <w:style w:type="paragraph" w:styleId="1008">
     <w:name w:val="List Paragraph"/>
-    <w:basedOn w:val="782"/>
+    <w:basedOn w:val="1004"/>
     <w:uiPriority w:val="34"/>
     <w:qFormat/>
     <w:pPr>
@@ -41990,9 +42384,9 @@
       <w:contextualSpacing w:val="true"/>
     </w:pPr>
   </w:style>
-  <w:style w:type="paragraph" w:styleId="787">
+  <w:style w:type="paragraph" w:styleId="1009">
     <w:name w:val="Normal (Web)"/>
-    <w:basedOn w:val="782"/>
+    <w:basedOn w:val="1004"/>
     <w:uiPriority w:val="99"/>
     <w:semiHidden/>
     <w:unhideWhenUsed/>
